--- a/doc/R-P_OO-SnehanGnanassorian.docx
+++ b/doc/R-P_OO-SnehanGnanassorian.docx
@@ -1,6 +1,6 @@
 
 <file path=word/document.xml><?xml version="1.0" encoding="utf-8"?>
-<w:document xmlns:wpc="http://schemas.microsoft.com/office/word/2010/wordprocessingCanvas" xmlns:cx="http://schemas.microsoft.com/office/drawing/2014/chartex" xmlns:cx1="http://schemas.microsoft.com/office/drawing/2015/9/8/chartex" xmlns:cx2="http://schemas.microsoft.com/office/drawing/2015/10/21/chartex" xmlns:cx3="http://schemas.microsoft.com/office/drawing/2016/5/9/chartex" xmlns:cx4="http://schemas.microsoft.com/office/drawing/2016/5/10/chartex" xmlns:cx5="http://schemas.microsoft.com/office/drawing/2016/5/11/chartex" xmlns:cx6="http://schemas.microsoft.com/office/drawing/2016/5/12/chartex" xmlns:cx7="http://schemas.microsoft.com/office/drawing/2016/5/13/chartex" xmlns:cx8="http://schemas.microsoft.com/office/drawing/2016/5/14/chartex" xmlns:mc="http://schemas.openxmlformats.org/markup-compatibility/2006" xmlns:aink="http://schemas.microsoft.com/office/drawing/2016/ink" xmlns:am3d="http://schemas.microsoft.com/office/drawing/2017/model3d" xmlns:o="urn:schemas-microsoft-com:office:office" xmlns:oel="http://schemas.microsoft.com/office/2019/extlst" xmlns:r="http://schemas.openxmlformats.org/officeDocument/2006/relationships" xmlns:m="http://schemas.openxmlformats.org/officeDocument/2006/math" xmlns:v="urn:schemas-microsoft-com:vml" xmlns:wp14="http://schemas.microsoft.com/office/word/2010/wordprocessingDrawing" xmlns:wp="http://schemas.openxmlformats.org/drawingml/2006/wordprocessingDrawing" xmlns:w10="urn:schemas-microsoft-com:office:word" xmlns:w="http://schemas.openxmlformats.org/wordprocessingml/2006/main" xmlns:w14="http://schemas.microsoft.com/office/word/2010/wordml" xmlns:w15="http://schemas.microsoft.com/office/word/2012/wordml" xmlns:w16cex="http://schemas.microsoft.com/office/word/2018/wordml/cex" xmlns:w16cid="http://schemas.microsoft.com/office/word/2016/wordml/cid" xmlns:w16="http://schemas.microsoft.com/office/word/2018/wordml" xmlns:w16du="http://schemas.microsoft.com/office/word/2023/wordml/word16du" xmlns:w16sdtdh="http://schemas.microsoft.com/office/word/2020/wordml/sdtdatahash" xmlns:w16sdtfl="http://schemas.microsoft.com/office/word/2024/wordml/sdtformatlock" xmlns:w16se="http://schemas.microsoft.com/office/word/2015/wordml/symex" xmlns:wpg="http://schemas.microsoft.com/office/word/2010/wordprocessingGroup" xmlns:wpi="http://schemas.microsoft.com/office/word/2010/wordprocessingInk" xmlns:wne="http://schemas.microsoft.com/office/word/2006/wordml" xmlns:wps="http://schemas.microsoft.com/office/word/2010/wordprocessingShape" mc:Ignorable="w14 w15 w16se w16cid w16 w16cex w16sdtdh w16sdtfl w16du wp14">
+<w:document xmlns:wpc="http://schemas.microsoft.com/office/word/2010/wordprocessingCanvas" xmlns:cx="http://schemas.microsoft.com/office/drawing/2014/chartex" xmlns:cx1="http://schemas.microsoft.com/office/drawing/2015/9/8/chartex" xmlns:cx2="http://schemas.microsoft.com/office/drawing/2015/10/21/chartex" xmlns:cx3="http://schemas.microsoft.com/office/drawing/2016/5/9/chartex" xmlns:cx4="http://schemas.microsoft.com/office/drawing/2016/5/10/chartex" xmlns:cx5="http://schemas.microsoft.com/office/drawing/2016/5/11/chartex" xmlns:cx6="http://schemas.microsoft.com/office/drawing/2016/5/12/chartex" xmlns:cx7="http://schemas.microsoft.com/office/drawing/2016/5/13/chartex" xmlns:cx8="http://schemas.microsoft.com/office/drawing/2016/5/14/chartex" xmlns:mc="http://schemas.openxmlformats.org/markup-compatibility/2006" xmlns:aink="http://schemas.microsoft.com/office/drawing/2016/ink" xmlns:am3d="http://schemas.microsoft.com/office/drawing/2017/model3d" xmlns:o="urn:schemas-microsoft-com:office:office" xmlns:oel="http://schemas.microsoft.com/office/2019/extlst" xmlns:r="http://schemas.openxmlformats.org/officeDocument/2006/relationships" xmlns:m="http://schemas.openxmlformats.org/officeDocument/2006/math" xmlns:v="urn:schemas-microsoft-com:vml" xmlns:wp14="http://schemas.microsoft.com/office/word/2010/wordprocessingDrawing" xmlns:wp="http://schemas.openxmlformats.org/drawingml/2006/wordprocessingDrawing" xmlns:w10="urn:schemas-microsoft-com:office:word" xmlns:w="http://schemas.openxmlformats.org/wordprocessingml/2006/main" xmlns:w14="http://schemas.microsoft.com/office/word/2010/wordml" xmlns:w15="http://schemas.microsoft.com/office/word/2012/wordml" xmlns:w16cex="http://schemas.microsoft.com/office/word/2018/wordml/cex" xmlns:w16cid="http://schemas.microsoft.com/office/word/2016/wordml/cid" xmlns:w16="http://schemas.microsoft.com/office/word/2018/wordml" xmlns:w16sdtdh="http://schemas.microsoft.com/office/word/2020/wordml/sdtdatahash" xmlns:w16se="http://schemas.microsoft.com/office/word/2015/wordml/symex" xmlns:wpg="http://schemas.microsoft.com/office/word/2010/wordprocessingGroup" xmlns:wpi="http://schemas.microsoft.com/office/word/2010/wordprocessingInk" xmlns:wne="http://schemas.microsoft.com/office/word/2006/wordml" xmlns:wps="http://schemas.microsoft.com/office/word/2010/wordprocessingShape" mc:Ignorable="w14 w15 w16se w16cid w16 w16cex w16sdtdh wp14">
   <w:body>
     <w:p>
       <w:pPr>
@@ -64,10 +64,10 @@
           <w:noProof/>
         </w:rPr>
         <w:drawing>
-          <wp:inline distT="0" distB="0" distL="0" distR="0" wp14:anchorId="291B7014" wp14:editId="75B721F7">
-            <wp:extent cx="5234863" cy="3267075"/>
-            <wp:effectExtent l="228600" t="228600" r="233045" b="219075"/>
-            <wp:docPr id="1991096383" name="Image 1" descr="La guerra de los shoot 'em up - Humanidad vs Aliens - Replay Columna"/>
+          <wp:inline distT="0" distB="0" distL="0" distR="0" wp14:anchorId="52A93539" wp14:editId="7C7C2B2A">
+            <wp:extent cx="5731510" cy="3227070"/>
+            <wp:effectExtent l="228600" t="228600" r="231140" b="220980"/>
+            <wp:docPr id="1728768845" name="Image 1" descr="Vampire Survivors is going to be adapted into an animated series - IG News"/>
             <wp:cNvGraphicFramePr>
               <a:graphicFrameLocks xmlns:a="http://schemas.openxmlformats.org/drawingml/2006/main" noChangeAspect="1"/>
             </wp:cNvGraphicFramePr>
@@ -75,13 +75,13 @@
               <a:graphicData uri="http://schemas.openxmlformats.org/drawingml/2006/picture">
                 <pic:pic xmlns:pic="http://schemas.openxmlformats.org/drawingml/2006/picture">
                   <pic:nvPicPr>
-                    <pic:cNvPr id="0" name="Picture 1" descr="La guerra de los shoot 'em up - Humanidad vs Aliens - Replay Columna"/>
+                    <pic:cNvPr id="0" name="Picture 1" descr="Vampire Survivors is going to be adapted into an animated series - IG News"/>
                     <pic:cNvPicPr>
                       <a:picLocks noChangeAspect="1" noChangeArrowheads="1"/>
                     </pic:cNvPicPr>
                   </pic:nvPicPr>
                   <pic:blipFill>
-                    <a:blip r:embed="rId4">
+                    <a:blip r:embed="rId6">
                       <a:extLst>
                         <a:ext uri="{28A0092B-C50C-407E-A947-70E740481C1C}">
                           <a14:useLocalDpi xmlns:a14="http://schemas.microsoft.com/office/drawing/2010/main" val="0"/>
@@ -96,7 +96,7 @@
                   <pic:spPr bwMode="auto">
                     <a:xfrm>
                       <a:off x="0" y="0"/>
-                      <a:ext cx="5285736" cy="3298825"/>
+                      <a:ext cx="5731510" cy="3227070"/>
                     </a:xfrm>
                     <a:prstGeom prst="rect">
                       <a:avLst/>
@@ -207,7 +207,7 @@
     </w:p>
     <w:p>
       <w:pPr>
-        <w:pStyle w:val="Heading1"/>
+        <w:pStyle w:val="Titre1"/>
         <w:rPr>
           <w:lang w:val="fr-CH"/>
         </w:rPr>
@@ -245,15 +245,30 @@
           <w:lang w:val="fr-CH"/>
         </w:rPr>
       </w:pPr>
-      <w:r>
-        <w:rPr>
-          <w:lang w:val="fr-CH"/>
-        </w:rPr>
-        <w:t>Planning</w:t>
-      </w:r>
-    </w:p>
-    <w:p>
-      <w:pPr>
+    </w:p>
+    <w:p>
+      <w:pPr>
+        <w:pStyle w:val="Titre1"/>
+        <w:rPr>
+          <w:lang w:val="fr-CH"/>
+        </w:rPr>
+      </w:pPr>
+      <w:r>
+        <w:rPr>
+          <w:lang w:val="fr-CH"/>
+        </w:rPr>
+        <w:t>Plannin</w:t>
+      </w:r>
+      <w:r>
+        <w:rPr>
+          <w:lang w:val="fr-CH"/>
+        </w:rPr>
+        <w:t>fication</w:t>
+      </w:r>
+    </w:p>
+    <w:p>
+      <w:pPr>
+        <w:pStyle w:val="Titre2"/>
         <w:rPr>
           <w:lang w:val="fr-CH"/>
         </w:rPr>
@@ -273,26 +288,38 @@
       </w:pPr>
       <w:r>
         <w:rPr>
-          <w:lang w:val="fr-CH"/>
-        </w:rPr>
-        <w:t>User story : En tant que joueur, je veux contrôler mon personnage pour esquiver et me déplacer librement.</w:t>
-      </w:r>
-    </w:p>
-    <w:p>
-      <w:pPr>
-        <w:rPr>
-          <w:lang w:val="fr-CH"/>
-        </w:rPr>
-      </w:pPr>
-    </w:p>
-    <w:p>
-      <w:pPr>
-        <w:rPr>
-          <w:lang w:val="fr-CH"/>
-        </w:rPr>
-      </w:pPr>
-      <w:r>
-        <w:rPr>
+          <w:b/>
+          <w:bCs/>
+          <w:lang w:val="fr-CH"/>
+        </w:rPr>
+        <w:t>User story :</w:t>
+      </w:r>
+      <w:r>
+        <w:rPr>
+          <w:lang w:val="fr-CH"/>
+        </w:rPr>
+        <w:t xml:space="preserve"> En tant que joueur, je veux contrôler mon personnage pour esquiver et me déplacer librement.</w:t>
+      </w:r>
+    </w:p>
+    <w:p>
+      <w:pPr>
+        <w:rPr>
+          <w:lang w:val="fr-CH"/>
+        </w:rPr>
+      </w:pPr>
+    </w:p>
+    <w:p>
+      <w:pPr>
+        <w:rPr>
+          <w:b/>
+          <w:bCs/>
+          <w:lang w:val="fr-CH"/>
+        </w:rPr>
+      </w:pPr>
+      <w:r>
+        <w:rPr>
+          <w:b/>
+          <w:bCs/>
           <w:lang w:val="fr-CH"/>
         </w:rPr>
         <w:t>Tâches :</w:t>
@@ -300,13 +327,11 @@
     </w:p>
     <w:p>
       <w:pPr>
-        <w:rPr>
-          <w:lang w:val="fr-CH"/>
-        </w:rPr>
-      </w:pPr>
-    </w:p>
-    <w:p>
-      <w:pPr>
+        <w:pStyle w:val="Paragraphedeliste"/>
+        <w:numPr>
+          <w:ilvl w:val="0"/>
+          <w:numId w:val="1"/>
+        </w:numPr>
         <w:rPr>
           <w:lang w:val="fr-CH"/>
         </w:rPr>
@@ -320,13 +345,11 @@
     </w:p>
     <w:p>
       <w:pPr>
-        <w:rPr>
-          <w:lang w:val="fr-CH"/>
-        </w:rPr>
-      </w:pPr>
-    </w:p>
-    <w:p>
-      <w:pPr>
+        <w:pStyle w:val="Paragraphedeliste"/>
+        <w:numPr>
+          <w:ilvl w:val="0"/>
+          <w:numId w:val="1"/>
+        </w:numPr>
         <w:rPr>
           <w:lang w:val="fr-CH"/>
         </w:rPr>
@@ -340,13 +363,11 @@
     </w:p>
     <w:p>
       <w:pPr>
-        <w:rPr>
-          <w:lang w:val="fr-CH"/>
-        </w:rPr>
-      </w:pPr>
-    </w:p>
-    <w:p>
-      <w:pPr>
+        <w:pStyle w:val="Paragraphedeliste"/>
+        <w:numPr>
+          <w:ilvl w:val="0"/>
+          <w:numId w:val="1"/>
+        </w:numPr>
         <w:rPr>
           <w:lang w:val="fr-CH"/>
         </w:rPr>
@@ -367,6 +388,7 @@
     </w:p>
     <w:p>
       <w:pPr>
+        <w:pStyle w:val="Titre2"/>
         <w:rPr>
           <w:lang w:val="fr-CH"/>
         </w:rPr>
@@ -386,9 +408,17 @@
       </w:pPr>
       <w:r>
         <w:rPr>
-          <w:lang w:val="fr-CH"/>
-        </w:rPr>
-        <w:t>User story : En tant que joueur, je veux améliorer mes compétences et armes pour survivre plus longtemps.</w:t>
+          <w:b/>
+          <w:bCs/>
+          <w:lang w:val="fr-CH"/>
+        </w:rPr>
+        <w:t>User story :</w:t>
+      </w:r>
+      <w:r>
+        <w:rPr>
+          <w:lang w:val="fr-CH"/>
+        </w:rPr>
+        <w:t xml:space="preserve"> En tant que joueur, je veux affronter des ennemis faibles mais nombreux.</w:t>
       </w:r>
     </w:p>
     <w:p>
@@ -413,13 +443,131 @@
     </w:p>
     <w:p>
       <w:pPr>
-        <w:rPr>
-          <w:lang w:val="fr-CH"/>
-        </w:rPr>
-      </w:pPr>
-    </w:p>
-    <w:p>
-      <w:pPr>
+        <w:pStyle w:val="Paragraphedeliste"/>
+        <w:numPr>
+          <w:ilvl w:val="0"/>
+          <w:numId w:val="2"/>
+        </w:numPr>
+        <w:rPr>
+          <w:lang w:val="fr-CH"/>
+        </w:rPr>
+      </w:pPr>
+      <w:r>
+        <w:rPr>
+          <w:lang w:val="fr-CH"/>
+        </w:rPr>
+        <w:t>Créer 1 à 2 types d’ennemis simples (IA basique : suivre le joueur, attaquer au contact).</w:t>
+      </w:r>
+    </w:p>
+    <w:p>
+      <w:pPr>
+        <w:pStyle w:val="Paragraphedeliste"/>
+        <w:numPr>
+          <w:ilvl w:val="0"/>
+          <w:numId w:val="2"/>
+        </w:numPr>
+        <w:rPr>
+          <w:lang w:val="fr-CH"/>
+        </w:rPr>
+      </w:pPr>
+      <w:r>
+        <w:rPr>
+          <w:lang w:val="fr-CH"/>
+        </w:rPr>
+        <w:t>Mettre en place un système de spawn progressif.</w:t>
+      </w:r>
+    </w:p>
+    <w:p>
+      <w:pPr>
+        <w:pStyle w:val="Paragraphedeliste"/>
+        <w:numPr>
+          <w:ilvl w:val="0"/>
+          <w:numId w:val="2"/>
+        </w:numPr>
+        <w:rPr>
+          <w:lang w:val="fr-CH"/>
+        </w:rPr>
+      </w:pPr>
+      <w:r>
+        <w:rPr>
+          <w:lang w:val="fr-CH"/>
+        </w:rPr>
+        <w:t>Ajuster la difficulté au fil du temps.</w:t>
+      </w:r>
+    </w:p>
+    <w:p>
+      <w:pPr>
+        <w:rPr>
+          <w:lang w:val="fr-CH"/>
+        </w:rPr>
+      </w:pPr>
+    </w:p>
+    <w:p>
+      <w:pPr>
+        <w:pStyle w:val="Titre2"/>
+        <w:rPr>
+          <w:lang w:val="fr-CH"/>
+        </w:rPr>
+      </w:pPr>
+      <w:r>
+        <w:rPr>
+          <w:lang w:val="fr-CH"/>
+        </w:rPr>
+        <w:t>Semaine 3</w:t>
+      </w:r>
+    </w:p>
+    <w:p>
+      <w:pPr>
+        <w:rPr>
+          <w:lang w:val="fr-CH"/>
+        </w:rPr>
+      </w:pPr>
+      <w:r>
+        <w:rPr>
+          <w:b/>
+          <w:bCs/>
+          <w:lang w:val="fr-CH"/>
+        </w:rPr>
+        <w:t>User story :</w:t>
+      </w:r>
+      <w:r>
+        <w:rPr>
+          <w:lang w:val="fr-CH"/>
+        </w:rPr>
+        <w:t xml:space="preserve"> En tant que joueur, je veux améliorer mes compétences et armes pour survivre plus longtemps.</w:t>
+      </w:r>
+    </w:p>
+    <w:p>
+      <w:pPr>
+        <w:rPr>
+          <w:lang w:val="fr-CH"/>
+        </w:rPr>
+      </w:pPr>
+    </w:p>
+    <w:p>
+      <w:pPr>
+        <w:rPr>
+          <w:b/>
+          <w:bCs/>
+          <w:lang w:val="fr-CH"/>
+        </w:rPr>
+      </w:pPr>
+      <w:r>
+        <w:rPr>
+          <w:b/>
+          <w:bCs/>
+          <w:lang w:val="fr-CH"/>
+        </w:rPr>
+        <w:t>Tâches :</w:t>
+      </w:r>
+    </w:p>
+    <w:p>
+      <w:pPr>
+        <w:pStyle w:val="Paragraphedeliste"/>
+        <w:numPr>
+          <w:ilvl w:val="0"/>
+          <w:numId w:val="3"/>
+        </w:numPr>
         <w:rPr>
           <w:lang w:val="fr-CH"/>
         </w:rPr>
@@ -433,33 +581,30 @@
     </w:p>
     <w:p>
       <w:pPr>
-        <w:rPr>
-          <w:lang w:val="fr-CH"/>
-        </w:rPr>
-      </w:pPr>
-    </w:p>
-    <w:p>
-      <w:pPr>
-        <w:rPr>
-          <w:lang w:val="fr-CH"/>
-        </w:rPr>
-      </w:pPr>
-      <w:r>
-        <w:rPr>
-          <w:lang w:val="fr-CH"/>
-        </w:rPr>
+        <w:pStyle w:val="Paragraphedeliste"/>
+        <w:numPr>
+          <w:ilvl w:val="0"/>
+          <w:numId w:val="3"/>
+        </w:numPr>
+        <w:rPr>
+          <w:lang w:val="fr-CH"/>
+        </w:rPr>
+      </w:pPr>
+      <w:r>
+        <w:rPr>
+          <w:lang w:val="fr-CH"/>
+        </w:rPr>
+        <w:lastRenderedPageBreak/>
         <w:t>Ajouter un menu d’améliorations (choix d’upgrades).</w:t>
       </w:r>
     </w:p>
     <w:p>
       <w:pPr>
-        <w:rPr>
-          <w:lang w:val="fr-CH"/>
-        </w:rPr>
-      </w:pPr>
-    </w:p>
-    <w:p>
-      <w:pPr>
+        <w:pStyle w:val="Paragraphedeliste"/>
+        <w:numPr>
+          <w:ilvl w:val="0"/>
+          <w:numId w:val="3"/>
+        </w:numPr>
         <w:rPr>
           <w:lang w:val="fr-CH"/>
         </w:rPr>
@@ -480,45 +625,58 @@
     </w:p>
     <w:p>
       <w:pPr>
-        <w:rPr>
-          <w:lang w:val="fr-CH"/>
-        </w:rPr>
-      </w:pPr>
-      <w:r>
-        <w:rPr>
-          <w:lang w:val="fr-CH"/>
-        </w:rPr>
-        <w:t>Semaine 3</w:t>
-      </w:r>
-    </w:p>
-    <w:p>
-      <w:pPr>
-        <w:rPr>
-          <w:lang w:val="fr-CH"/>
-        </w:rPr>
-      </w:pPr>
-      <w:r>
-        <w:rPr>
-          <w:lang w:val="fr-CH"/>
-        </w:rPr>
-        <w:t>User story : En tant que joueur, je veux affronter des ennemis faibles mais nombreux.</w:t>
-      </w:r>
-    </w:p>
-    <w:p>
-      <w:pPr>
-        <w:rPr>
-          <w:lang w:val="fr-CH"/>
-        </w:rPr>
-      </w:pPr>
-    </w:p>
-    <w:p>
-      <w:pPr>
-        <w:rPr>
-          <w:lang w:val="fr-CH"/>
-        </w:rPr>
-      </w:pPr>
-      <w:r>
-        <w:rPr>
+        <w:pStyle w:val="Titre2"/>
+        <w:rPr>
+          <w:lang w:val="fr-CH"/>
+        </w:rPr>
+      </w:pPr>
+      <w:r>
+        <w:rPr>
+          <w:lang w:val="fr-CH"/>
+        </w:rPr>
+        <w:t>Semaine 4</w:t>
+      </w:r>
+    </w:p>
+    <w:p>
+      <w:pPr>
+        <w:rPr>
+          <w:lang w:val="fr-CH"/>
+        </w:rPr>
+      </w:pPr>
+      <w:r>
+        <w:rPr>
+          <w:b/>
+          <w:bCs/>
+          <w:lang w:val="fr-CH"/>
+        </w:rPr>
+        <w:t>User story :</w:t>
+      </w:r>
+      <w:r>
+        <w:rPr>
+          <w:lang w:val="fr-CH"/>
+        </w:rPr>
+        <w:t xml:space="preserve"> En tant que joueur, je veux combattre des ennemis plus puissants pour ajouter du challenge.</w:t>
+      </w:r>
+    </w:p>
+    <w:p>
+      <w:pPr>
+        <w:rPr>
+          <w:lang w:val="fr-CH"/>
+        </w:rPr>
+      </w:pPr>
+    </w:p>
+    <w:p>
+      <w:pPr>
+        <w:rPr>
+          <w:b/>
+          <w:bCs/>
+          <w:lang w:val="fr-CH"/>
+        </w:rPr>
+      </w:pPr>
+      <w:r>
+        <w:rPr>
+          <w:b/>
+          <w:bCs/>
           <w:lang w:val="fr-CH"/>
         </w:rPr>
         <w:t>Tâches :</w:t>
@@ -526,112 +684,119 @@
     </w:p>
     <w:p>
       <w:pPr>
-        <w:rPr>
-          <w:lang w:val="fr-CH"/>
-        </w:rPr>
-      </w:pPr>
-    </w:p>
-    <w:p>
-      <w:pPr>
-        <w:rPr>
-          <w:lang w:val="fr-CH"/>
-        </w:rPr>
-      </w:pPr>
-      <w:r>
-        <w:rPr>
-          <w:lang w:val="fr-CH"/>
-        </w:rPr>
-        <w:t>Créer 1 à 2 types d’ennemis simples (IA basique : suivre le joueur, attaquer au contact).</w:t>
-      </w:r>
-    </w:p>
-    <w:p>
-      <w:pPr>
-        <w:rPr>
-          <w:lang w:val="fr-CH"/>
-        </w:rPr>
-      </w:pPr>
-    </w:p>
-    <w:p>
-      <w:pPr>
-        <w:rPr>
-          <w:lang w:val="fr-CH"/>
-        </w:rPr>
-      </w:pPr>
-      <w:r>
-        <w:rPr>
-          <w:lang w:val="fr-CH"/>
-        </w:rPr>
-        <w:t>Mettre en place un système de spawn progressif.</w:t>
-      </w:r>
-    </w:p>
-    <w:p>
-      <w:pPr>
-        <w:rPr>
-          <w:lang w:val="fr-CH"/>
-        </w:rPr>
-      </w:pPr>
-    </w:p>
-    <w:p>
-      <w:pPr>
-        <w:rPr>
-          <w:lang w:val="fr-CH"/>
-        </w:rPr>
-      </w:pPr>
-      <w:r>
-        <w:rPr>
-          <w:lang w:val="fr-CH"/>
-        </w:rPr>
-        <w:t>Ajuster la difficulté au fil du temps.</w:t>
-      </w:r>
-    </w:p>
-    <w:p>
-      <w:pPr>
-        <w:rPr>
-          <w:lang w:val="fr-CH"/>
-        </w:rPr>
-      </w:pPr>
-    </w:p>
-    <w:p>
-      <w:pPr>
-        <w:rPr>
-          <w:lang w:val="fr-CH"/>
-        </w:rPr>
-      </w:pPr>
-      <w:r>
-        <w:rPr>
-          <w:lang w:val="fr-CH"/>
-        </w:rPr>
-        <w:t>Semaine 4</w:t>
-      </w:r>
-    </w:p>
-    <w:p>
-      <w:pPr>
-        <w:rPr>
-          <w:lang w:val="fr-CH"/>
-        </w:rPr>
-      </w:pPr>
-      <w:r>
-        <w:rPr>
-          <w:lang w:val="fr-CH"/>
-        </w:rPr>
-        <w:t>User story : En tant que joueur, je veux combattre des ennemis plus puissants pour ajouter du challenge.</w:t>
-      </w:r>
-    </w:p>
-    <w:p>
-      <w:pPr>
-        <w:rPr>
-          <w:lang w:val="fr-CH"/>
-        </w:rPr>
-      </w:pPr>
-    </w:p>
-    <w:p>
-      <w:pPr>
-        <w:rPr>
-          <w:lang w:val="fr-CH"/>
-        </w:rPr>
-      </w:pPr>
-      <w:r>
-        <w:rPr>
+        <w:pStyle w:val="Paragraphedeliste"/>
+        <w:numPr>
+          <w:ilvl w:val="0"/>
+          <w:numId w:val="4"/>
+        </w:numPr>
+        <w:rPr>
+          <w:lang w:val="fr-CH"/>
+        </w:rPr>
+      </w:pPr>
+      <w:r>
+        <w:rPr>
+          <w:lang w:val="fr-CH"/>
+        </w:rPr>
+        <w:t>Implémenter un mini-boss avec attaques spéciales.</w:t>
+      </w:r>
+    </w:p>
+    <w:p>
+      <w:pPr>
+        <w:pStyle w:val="Paragraphedeliste"/>
+        <w:numPr>
+          <w:ilvl w:val="0"/>
+          <w:numId w:val="4"/>
+        </w:numPr>
+        <w:rPr>
+          <w:lang w:val="fr-CH"/>
+        </w:rPr>
+      </w:pPr>
+      <w:r>
+        <w:rPr>
+          <w:lang w:val="fr-CH"/>
+        </w:rPr>
+        <w:t>Créer un boss avec plusieurs phases.</w:t>
+      </w:r>
+    </w:p>
+    <w:p>
+      <w:pPr>
+        <w:pStyle w:val="Paragraphedeliste"/>
+        <w:numPr>
+          <w:ilvl w:val="0"/>
+          <w:numId w:val="4"/>
+        </w:numPr>
+        <w:rPr>
+          <w:lang w:val="fr-CH"/>
+        </w:rPr>
+      </w:pPr>
+      <w:r>
+        <w:rPr>
+          <w:lang w:val="fr-CH"/>
+        </w:rPr>
+        <w:t>Tests de balance entre boss et progression du joueur.</w:t>
+      </w:r>
+    </w:p>
+    <w:p>
+      <w:pPr>
+        <w:rPr>
+          <w:lang w:val="fr-CH"/>
+        </w:rPr>
+      </w:pPr>
+    </w:p>
+    <w:p>
+      <w:pPr>
+        <w:pStyle w:val="Titre2"/>
+        <w:rPr>
+          <w:lang w:val="fr-CH"/>
+        </w:rPr>
+      </w:pPr>
+      <w:r>
+        <w:rPr>
+          <w:lang w:val="fr-CH"/>
+        </w:rPr>
+        <w:t>Semaine 5</w:t>
+      </w:r>
+    </w:p>
+    <w:p>
+      <w:pPr>
+        <w:rPr>
+          <w:lang w:val="fr-CH"/>
+        </w:rPr>
+      </w:pPr>
+      <w:r>
+        <w:rPr>
+          <w:b/>
+          <w:bCs/>
+          <w:lang w:val="fr-CH"/>
+        </w:rPr>
+        <w:t>User story :</w:t>
+      </w:r>
+      <w:r>
+        <w:rPr>
+          <w:lang w:val="fr-CH"/>
+        </w:rPr>
+        <w:t xml:space="preserve"> En tant que joueur, je veux trouver du loot et ouvrir des coffres pour obtenir des récompenses.</w:t>
+      </w:r>
+    </w:p>
+    <w:p>
+      <w:pPr>
+        <w:rPr>
+          <w:lang w:val="fr-CH"/>
+        </w:rPr>
+      </w:pPr>
+    </w:p>
+    <w:p>
+      <w:pPr>
+        <w:rPr>
+          <w:b/>
+          <w:bCs/>
+          <w:lang w:val="fr-CH"/>
+        </w:rPr>
+      </w:pPr>
+      <w:r>
+        <w:rPr>
+          <w:b/>
+          <w:bCs/>
           <w:lang w:val="fr-CH"/>
         </w:rPr>
         <w:t>Tâches :</w:t>
@@ -639,119 +804,11 @@
     </w:p>
     <w:p>
       <w:pPr>
-        <w:rPr>
-          <w:lang w:val="fr-CH"/>
-        </w:rPr>
-      </w:pPr>
-    </w:p>
-    <w:p>
-      <w:pPr>
-        <w:rPr>
-          <w:lang w:val="fr-CH"/>
-        </w:rPr>
-      </w:pPr>
-      <w:r>
-        <w:rPr>
-          <w:lang w:val="fr-CH"/>
-        </w:rPr>
-        <w:t>Implémenter un mini-boss avec attaques spéciales.</w:t>
-      </w:r>
-    </w:p>
-    <w:p>
-      <w:pPr>
-        <w:rPr>
-          <w:lang w:val="fr-CH"/>
-        </w:rPr>
-      </w:pPr>
-    </w:p>
-    <w:p>
-      <w:pPr>
-        <w:rPr>
-          <w:lang w:val="fr-CH"/>
-        </w:rPr>
-      </w:pPr>
-      <w:r>
-        <w:rPr>
-          <w:lang w:val="fr-CH"/>
-        </w:rPr>
-        <w:t>Créer un boss avec plusieurs phases.</w:t>
-      </w:r>
-    </w:p>
-    <w:p>
-      <w:pPr>
-        <w:rPr>
-          <w:lang w:val="fr-CH"/>
-        </w:rPr>
-      </w:pPr>
-    </w:p>
-    <w:p>
-      <w:pPr>
-        <w:rPr>
-          <w:lang w:val="fr-CH"/>
-        </w:rPr>
-      </w:pPr>
-      <w:r>
-        <w:rPr>
-          <w:lang w:val="fr-CH"/>
-        </w:rPr>
-        <w:t>Tests de balance entre boss et progression du joueur.</w:t>
-      </w:r>
-    </w:p>
-    <w:p>
-      <w:pPr>
-        <w:rPr>
-          <w:lang w:val="fr-CH"/>
-        </w:rPr>
-      </w:pPr>
-      <w:r>
-        <w:rPr>
-          <w:lang w:val="fr-CH"/>
-        </w:rPr>
-        <w:t>Semaine 5</w:t>
-      </w:r>
-    </w:p>
-    <w:p>
-      <w:pPr>
-        <w:rPr>
-          <w:lang w:val="fr-CH"/>
-        </w:rPr>
-      </w:pPr>
-      <w:r>
-        <w:rPr>
-          <w:lang w:val="fr-CH"/>
-        </w:rPr>
-        <w:t>User story : En tant que joueur, je veux trouver du loot et ouvrir des coffres pour obtenir des récompenses.</w:t>
-      </w:r>
-    </w:p>
-    <w:p>
-      <w:pPr>
-        <w:rPr>
-          <w:lang w:val="fr-CH"/>
-        </w:rPr>
-      </w:pPr>
-    </w:p>
-    <w:p>
-      <w:pPr>
-        <w:rPr>
-          <w:lang w:val="fr-CH"/>
-        </w:rPr>
-      </w:pPr>
-      <w:r>
-        <w:rPr>
-          <w:lang w:val="fr-CH"/>
-        </w:rPr>
-        <w:t>Tâches :</w:t>
-      </w:r>
-    </w:p>
-    <w:p>
-      <w:pPr>
-        <w:rPr>
-          <w:lang w:val="fr-CH"/>
-        </w:rPr>
-      </w:pPr>
-    </w:p>
-    <w:p>
-      <w:pPr>
+        <w:pStyle w:val="Paragraphedeliste"/>
+        <w:numPr>
+          <w:ilvl w:val="0"/>
+          <w:numId w:val="5"/>
+        </w:numPr>
         <w:rPr>
           <w:lang w:val="fr-CH"/>
         </w:rPr>
@@ -765,13 +822,11 @@
     </w:p>
     <w:p>
       <w:pPr>
-        <w:rPr>
-          <w:lang w:val="fr-CH"/>
-        </w:rPr>
-      </w:pPr>
-    </w:p>
-    <w:p>
-      <w:pPr>
+        <w:pStyle w:val="Paragraphedeliste"/>
+        <w:numPr>
+          <w:ilvl w:val="0"/>
+          <w:numId w:val="5"/>
+        </w:numPr>
         <w:rPr>
           <w:lang w:val="fr-CH"/>
         </w:rPr>
@@ -785,13 +840,11 @@
     </w:p>
     <w:p>
       <w:pPr>
-        <w:rPr>
-          <w:lang w:val="fr-CH"/>
-        </w:rPr>
-      </w:pPr>
-    </w:p>
-    <w:p>
-      <w:pPr>
+        <w:pStyle w:val="Paragraphedeliste"/>
+        <w:numPr>
+          <w:ilvl w:val="0"/>
+          <w:numId w:val="5"/>
+        </w:numPr>
         <w:rPr>
           <w:lang w:val="fr-CH"/>
         </w:rPr>
@@ -802,6 +855,528 @@
         </w:rPr>
         <w:t>Intégrer le loot au système de progression.</w:t>
       </w:r>
+    </w:p>
+    <w:p>
+      <w:pPr>
+        <w:rPr>
+          <w:lang w:val="fr-CH"/>
+        </w:rPr>
+      </w:pPr>
+    </w:p>
+    <w:p>
+      <w:pPr>
+        <w:pStyle w:val="Titre1"/>
+        <w:rPr>
+          <w:lang w:val="fr-CH"/>
+        </w:rPr>
+      </w:pPr>
+      <w:r>
+        <w:rPr>
+          <w:lang w:val="fr-CH"/>
+        </w:rPr>
+        <w:t>Analyse fonctionnelle</w:t>
+      </w:r>
+    </w:p>
+    <w:p>
+      <w:pPr>
+        <w:pStyle w:val="Titre2"/>
+        <w:rPr>
+          <w:lang w:val="fr-CH"/>
+        </w:rPr>
+      </w:pPr>
+      <w:r>
+        <w:rPr>
+          <w:lang w:val="fr-CH"/>
+        </w:rPr>
+        <w:t>Le joueur</w:t>
+      </w:r>
+    </w:p>
+    <w:p>
+      <w:pPr>
+        <w:rPr>
+          <w:lang w:val="fr-CH"/>
+        </w:rPr>
+      </w:pPr>
+      <w:r>
+        <w:rPr>
+          <w:lang w:val="fr-CH"/>
+        </w:rPr>
+        <w:t>Le personnage que l’on contrôle. Il peut se déplacer dans les 4 directions principales avec les touches WASD et les 4 diagonales avec l’utilisation de 2 touches en simultané. Il possède aussi une barre de vie et a la capacité de manier plusieurs armes en même temps.</w:t>
+      </w:r>
+    </w:p>
+    <w:p>
+      <w:pPr>
+        <w:jc w:val="center"/>
+        <w:rPr>
+          <w:lang w:val="fr-CH"/>
+        </w:rPr>
+      </w:pPr>
+      <w:r>
+        <w:rPr>
+          <w:lang w:val="fr-CH"/>
+        </w:rPr>
+        <w:lastRenderedPageBreak/>
+        <w:drawing>
+          <wp:inline distT="0" distB="0" distL="0" distR="0" wp14:anchorId="1E046647" wp14:editId="2674B12D">
+            <wp:extent cx="4901846" cy="3486150"/>
+            <wp:effectExtent l="19050" t="19050" r="13335" b="19050"/>
+            <wp:docPr id="290226370" name="Image 1"/>
+            <wp:cNvGraphicFramePr>
+              <a:graphicFrameLocks xmlns:a="http://schemas.openxmlformats.org/drawingml/2006/main" noChangeAspect="1"/>
+            </wp:cNvGraphicFramePr>
+            <a:graphic xmlns:a="http://schemas.openxmlformats.org/drawingml/2006/main">
+              <a:graphicData uri="http://schemas.openxmlformats.org/drawingml/2006/picture">
+                <pic:pic xmlns:pic="http://schemas.openxmlformats.org/drawingml/2006/picture">
+                  <pic:nvPicPr>
+                    <pic:cNvPr id="290226370" name=""/>
+                    <pic:cNvPicPr/>
+                  </pic:nvPicPr>
+                  <pic:blipFill>
+                    <a:blip r:embed="rId7" cstate="print">
+                      <a:extLst>
+                        <a:ext uri="{28A0092B-C50C-407E-A947-70E740481C1C}">
+                          <a14:useLocalDpi xmlns:a14="http://schemas.microsoft.com/office/drawing/2010/main" val="0"/>
+                        </a:ext>
+                      </a:extLst>
+                    </a:blip>
+                    <a:stretch>
+                      <a:fillRect/>
+                    </a:stretch>
+                  </pic:blipFill>
+                  <pic:spPr>
+                    <a:xfrm>
+                      <a:off x="0" y="0"/>
+                      <a:ext cx="4958386" cy="3526361"/>
+                    </a:xfrm>
+                    <a:prstGeom prst="rect">
+                      <a:avLst/>
+                    </a:prstGeom>
+                    <a:ln>
+                      <a:solidFill>
+                        <a:schemeClr val="tx1">
+                          <a:lumMod val="95000"/>
+                          <a:lumOff val="5000"/>
+                        </a:schemeClr>
+                      </a:solidFill>
+                    </a:ln>
+                  </pic:spPr>
+                </pic:pic>
+              </a:graphicData>
+            </a:graphic>
+          </wp:inline>
+        </w:drawing>
+      </w:r>
+    </w:p>
+    <w:p>
+      <w:pPr>
+        <w:pStyle w:val="Titre2"/>
+        <w:rPr>
+          <w:lang w:val="fr-CH"/>
+        </w:rPr>
+      </w:pPr>
+      <w:r>
+        <w:rPr>
+          <w:lang w:val="fr-CH"/>
+        </w:rPr>
+        <w:t xml:space="preserve">Les </w:t>
+      </w:r>
+      <w:r>
+        <w:rPr>
+          <w:lang w:val="fr-CH"/>
+        </w:rPr>
+        <w:t>m</w:t>
+      </w:r>
+      <w:r>
+        <w:rPr>
+          <w:lang w:val="fr-CH"/>
+        </w:rPr>
+        <w:t>obs</w:t>
+      </w:r>
+    </w:p>
+    <w:p>
+      <w:pPr>
+        <w:rPr>
+          <w:lang w:val="fr-CH"/>
+        </w:rPr>
+      </w:pPr>
+      <w:r>
+        <w:rPr>
+          <w:lang w:val="fr-CH"/>
+        </w:rPr>
+        <w:t>Les ennemis</w:t>
+      </w:r>
+      <w:r>
+        <w:rPr>
+          <w:lang w:val="fr-CH"/>
+        </w:rPr>
+        <w:t xml:space="preserve"> mineurs apparaissent des 4 coins de la map et ont un comportement différent en fonction de leurs rôles. Certaines suivent le joueur et d’autres non tandis que certains ont la capacité et d’autres non. Leurs points de vie et leurs vitesses sont différents aussi.</w:t>
+      </w:r>
+    </w:p>
+    <w:p>
+      <w:pPr>
+        <w:jc w:val="center"/>
+        <w:rPr>
+          <w:lang w:val="fr-CH"/>
+        </w:rPr>
+      </w:pPr>
+      <w:r>
+        <w:rPr>
+          <w:lang w:val="fr-CH"/>
+        </w:rPr>
+        <w:drawing>
+          <wp:inline distT="0" distB="0" distL="0" distR="0" wp14:anchorId="628654D1" wp14:editId="2F3F0C00">
+            <wp:extent cx="4981575" cy="3542184"/>
+            <wp:effectExtent l="19050" t="19050" r="9525" b="20320"/>
+            <wp:docPr id="1557127990" name="Image 1"/>
+            <wp:cNvGraphicFramePr>
+              <a:graphicFrameLocks xmlns:a="http://schemas.openxmlformats.org/drawingml/2006/main" noChangeAspect="1"/>
+            </wp:cNvGraphicFramePr>
+            <a:graphic xmlns:a="http://schemas.openxmlformats.org/drawingml/2006/main">
+              <a:graphicData uri="http://schemas.openxmlformats.org/drawingml/2006/picture">
+                <pic:pic xmlns:pic="http://schemas.openxmlformats.org/drawingml/2006/picture">
+                  <pic:nvPicPr>
+                    <pic:cNvPr id="1557127990" name=""/>
+                    <pic:cNvPicPr/>
+                  </pic:nvPicPr>
+                  <pic:blipFill>
+                    <a:blip r:embed="rId8"/>
+                    <a:stretch>
+                      <a:fillRect/>
+                    </a:stretch>
+                  </pic:blipFill>
+                  <pic:spPr>
+                    <a:xfrm>
+                      <a:off x="0" y="0"/>
+                      <a:ext cx="4991468" cy="3549218"/>
+                    </a:xfrm>
+                    <a:prstGeom prst="rect">
+                      <a:avLst/>
+                    </a:prstGeom>
+                    <a:ln>
+                      <a:solidFill>
+                        <a:schemeClr val="tx1"/>
+                      </a:solidFill>
+                    </a:ln>
+                  </pic:spPr>
+                </pic:pic>
+              </a:graphicData>
+            </a:graphic>
+          </wp:inline>
+        </w:drawing>
+      </w:r>
+    </w:p>
+    <w:p>
+      <w:pPr>
+        <w:pStyle w:val="Titre2"/>
+        <w:rPr>
+          <w:lang w:val="fr-CH"/>
+        </w:rPr>
+      </w:pPr>
+      <w:r>
+        <w:rPr>
+          <w:lang w:val="fr-CH"/>
+        </w:rPr>
+        <w:lastRenderedPageBreak/>
+        <w:t>Armes</w:t>
+      </w:r>
+    </w:p>
+    <w:p>
+      <w:pPr>
+        <w:rPr>
+          <w:lang w:val="fr-CH"/>
+        </w:rPr>
+      </w:pPr>
+      <w:r>
+        <w:rPr>
+          <w:lang w:val="fr-CH"/>
+        </w:rPr>
+        <w:t xml:space="preserve">Il y aura plusieurs armes avec chacune des projectiles </w:t>
+      </w:r>
+      <w:r>
+        <w:rPr>
+          <w:lang w:val="fr-CH"/>
+        </w:rPr>
+        <w:t xml:space="preserve">et des </w:t>
+      </w:r>
+      <w:r>
+        <w:rPr>
+          <w:lang w:val="fr-CH"/>
+        </w:rPr>
+        <w:t>paternes</w:t>
+      </w:r>
+      <w:r>
+        <w:rPr>
+          <w:lang w:val="fr-CH"/>
+        </w:rPr>
+        <w:t xml:space="preserve"> </w:t>
+      </w:r>
+      <w:r>
+        <w:rPr>
+          <w:lang w:val="fr-CH"/>
+        </w:rPr>
+        <w:t>différents qui ont pourront être équipés simultanément par le joueur</w:t>
+      </w:r>
+      <w:r>
+        <w:rPr>
+          <w:lang w:val="fr-CH"/>
+        </w:rPr>
+        <w:t>. Ils infligent des dégâts aux ennemis au contact mais les dégâts dépendent de l’arme utilisé.</w:t>
+      </w:r>
+    </w:p>
+    <w:p>
+      <w:pPr>
+        <w:jc w:val="center"/>
+        <w:rPr>
+          <w:lang w:val="fr-CH"/>
+        </w:rPr>
+      </w:pPr>
+      <w:r>
+        <w:rPr>
+          <w:lang w:val="fr-CH"/>
+        </w:rPr>
+        <w:drawing>
+          <wp:inline distT="0" distB="0" distL="0" distR="0" wp14:anchorId="6A4A3AFA" wp14:editId="1DEC02D1">
+            <wp:extent cx="4433926" cy="3152775"/>
+            <wp:effectExtent l="19050" t="19050" r="24130" b="9525"/>
+            <wp:docPr id="1417209158" name="Image 1"/>
+            <wp:cNvGraphicFramePr>
+              <a:graphicFrameLocks xmlns:a="http://schemas.openxmlformats.org/drawingml/2006/main" noChangeAspect="1"/>
+            </wp:cNvGraphicFramePr>
+            <a:graphic xmlns:a="http://schemas.openxmlformats.org/drawingml/2006/main">
+              <a:graphicData uri="http://schemas.openxmlformats.org/drawingml/2006/picture">
+                <pic:pic xmlns:pic="http://schemas.openxmlformats.org/drawingml/2006/picture">
+                  <pic:nvPicPr>
+                    <pic:cNvPr id="1417209158" name=""/>
+                    <pic:cNvPicPr/>
+                  </pic:nvPicPr>
+                  <pic:blipFill>
+                    <a:blip r:embed="rId9"/>
+                    <a:stretch>
+                      <a:fillRect/>
+                    </a:stretch>
+                  </pic:blipFill>
+                  <pic:spPr>
+                    <a:xfrm>
+                      <a:off x="0" y="0"/>
+                      <a:ext cx="4455188" cy="3167893"/>
+                    </a:xfrm>
+                    <a:prstGeom prst="rect">
+                      <a:avLst/>
+                    </a:prstGeom>
+                    <a:ln>
+                      <a:solidFill>
+                        <a:schemeClr val="tx1"/>
+                      </a:solidFill>
+                    </a:ln>
+                  </pic:spPr>
+                </pic:pic>
+              </a:graphicData>
+            </a:graphic>
+          </wp:inline>
+        </w:drawing>
+      </w:r>
+    </w:p>
+    <w:p>
+      <w:pPr>
+        <w:rPr>
+          <w:lang w:val="fr-CH"/>
+        </w:rPr>
+      </w:pPr>
+    </w:p>
+    <w:p>
+      <w:pPr>
+        <w:pStyle w:val="Titre2"/>
+        <w:rPr>
+          <w:lang w:val="fr-CH"/>
+        </w:rPr>
+      </w:pPr>
+      <w:r>
+        <w:rPr>
+          <w:lang w:val="fr-CH"/>
+        </w:rPr>
+        <w:t>Loot</w:t>
+      </w:r>
+    </w:p>
+    <w:p>
+      <w:pPr>
+        <w:rPr>
+          <w:lang w:val="fr-CH"/>
+        </w:rPr>
+      </w:pPr>
+      <w:r>
+        <w:rPr>
+          <w:lang w:val="fr-CH"/>
+        </w:rPr>
+        <w:t>Des coffres laissés à la mort de certains ennemis qui peuvent donner au joueur divers améliorations et de nouvelles armes. L’amélioration obtenu peut être choisi par le joueur mais aussi, quelquefois, attribué aléatoirement.</w:t>
+      </w:r>
+    </w:p>
+    <w:p>
+      <w:pPr>
+        <w:jc w:val="center"/>
+        <w:rPr>
+          <w:lang w:val="fr-CH"/>
+        </w:rPr>
+      </w:pPr>
+      <w:r>
+        <w:rPr>
+          <w:lang w:val="fr-CH"/>
+        </w:rPr>
+        <w:drawing>
+          <wp:inline distT="0" distB="0" distL="0" distR="0" wp14:anchorId="406E0AB0" wp14:editId="23A4A737">
+            <wp:extent cx="4514850" cy="3210316"/>
+            <wp:effectExtent l="19050" t="19050" r="19050" b="28575"/>
+            <wp:docPr id="386338128" name="Image 1"/>
+            <wp:cNvGraphicFramePr>
+              <a:graphicFrameLocks xmlns:a="http://schemas.openxmlformats.org/drawingml/2006/main" noChangeAspect="1"/>
+            </wp:cNvGraphicFramePr>
+            <a:graphic xmlns:a="http://schemas.openxmlformats.org/drawingml/2006/main">
+              <a:graphicData uri="http://schemas.openxmlformats.org/drawingml/2006/picture">
+                <pic:pic xmlns:pic="http://schemas.openxmlformats.org/drawingml/2006/picture">
+                  <pic:nvPicPr>
+                    <pic:cNvPr id="386338128" name=""/>
+                    <pic:cNvPicPr/>
+                  </pic:nvPicPr>
+                  <pic:blipFill>
+                    <a:blip r:embed="rId10"/>
+                    <a:stretch>
+                      <a:fillRect/>
+                    </a:stretch>
+                  </pic:blipFill>
+                  <pic:spPr>
+                    <a:xfrm>
+                      <a:off x="0" y="0"/>
+                      <a:ext cx="4538429" cy="3227082"/>
+                    </a:xfrm>
+                    <a:prstGeom prst="rect">
+                      <a:avLst/>
+                    </a:prstGeom>
+                    <a:ln>
+                      <a:solidFill>
+                        <a:schemeClr val="tx1"/>
+                      </a:solidFill>
+                    </a:ln>
+                  </pic:spPr>
+                </pic:pic>
+              </a:graphicData>
+            </a:graphic>
+          </wp:inline>
+        </w:drawing>
+      </w:r>
+    </w:p>
+    <w:p>
+      <w:pPr>
+        <w:pStyle w:val="Titre1"/>
+        <w:rPr>
+          <w:lang w:val="fr-CH"/>
+        </w:rPr>
+      </w:pPr>
+      <w:r>
+        <w:rPr>
+          <w:lang w:val="fr-CH"/>
+        </w:rPr>
+        <w:lastRenderedPageBreak/>
+        <w:t>Conception</w:t>
+      </w:r>
+    </w:p>
+    <w:p>
+      <w:pPr>
+        <w:rPr>
+          <w:lang w:val="fr-CH"/>
+        </w:rPr>
+      </w:pPr>
+      <w:r>
+        <w:rPr>
+          <w:noProof/>
+          <w:lang w:val="fr-CH"/>
+        </w:rPr>
+        <w:drawing>
+          <wp:inline distT="0" distB="0" distL="0" distR="0" wp14:anchorId="670387AF" wp14:editId="1CC9814A">
+            <wp:extent cx="5486400" cy="3200400"/>
+            <wp:effectExtent l="0" t="0" r="0" b="19050"/>
+            <wp:docPr id="2144953839" name="Diagramme 2"/>
+            <wp:cNvGraphicFramePr/>
+            <a:graphic xmlns:a="http://schemas.openxmlformats.org/drawingml/2006/main">
+              <a:graphicData uri="http://schemas.openxmlformats.org/drawingml/2006/diagram">
+                <dgm:relIds xmlns:dgm="http://schemas.openxmlformats.org/drawingml/2006/diagram" xmlns:r="http://schemas.openxmlformats.org/officeDocument/2006/relationships" r:dm="rId11" r:lo="rId12" r:qs="rId13" r:cs="rId14"/>
+              </a:graphicData>
+            </a:graphic>
+          </wp:inline>
+        </w:drawing>
+      </w:r>
+    </w:p>
+    <w:p>
+      <w:pPr>
+        <w:rPr>
+          <w:lang w:val="fr-CH"/>
+        </w:rPr>
+      </w:pPr>
+      <w:r>
+        <w:rPr>
+          <w:b/>
+          <w:bCs/>
+          <w:lang w:val="fr-CH"/>
+        </w:rPr>
+        <w:t>Player :</w:t>
+      </w:r>
+      <w:r>
+        <w:rPr>
+          <w:lang w:val="fr-CH"/>
+        </w:rPr>
+        <w:t xml:space="preserve"> La classe du joueur que l’on contrôle</w:t>
+      </w:r>
+      <w:r>
+        <w:rPr>
+          <w:lang w:val="fr-CH"/>
+        </w:rPr>
+        <w:t xml:space="preserve">. Il a une position x,y, une vitesse et des pv. Il possède aussi la méthode Move() pour se déplacer et  les méthodes IsColliding </w:t>
+      </w:r>
+      <w:r>
+        <w:rPr>
+          <w:lang w:val="fr-CH"/>
+        </w:rPr>
+        <w:t>et TakeDamage pour la détection et encaissement des dégâts.</w:t>
+      </w:r>
+    </w:p>
+    <w:p>
+      <w:pPr>
+        <w:rPr>
+          <w:lang w:val="fr-CH"/>
+        </w:rPr>
+      </w:pPr>
+      <w:r>
+        <w:rPr>
+          <w:lang w:val="fr-CH"/>
+        </w:rPr>
+        <w:t>Mob :</w:t>
+      </w:r>
+    </w:p>
+    <w:p>
+      <w:pPr>
+        <w:rPr>
+          <w:lang w:val="fr-CH"/>
+        </w:rPr>
+      </w:pPr>
+    </w:p>
+    <w:p>
+      <w:pPr>
+        <w:pStyle w:val="Titre1"/>
+        <w:rPr>
+          <w:lang w:val="fr-CH"/>
+        </w:rPr>
+      </w:pPr>
+      <w:r>
+        <w:rPr>
+          <w:lang w:val="fr-CH"/>
+        </w:rPr>
+        <w:t>Usage de l’IA</w:t>
+      </w:r>
+    </w:p>
+    <w:p>
+      <w:pPr>
+        <w:rPr>
+          <w:lang w:val="fr-CH"/>
+        </w:rPr>
+      </w:pPr>
     </w:p>
     <w:p>
       <w:pPr>
@@ -833,8 +1408,593 @@
 </w:document>
 </file>
 
+<file path=word/numbering.xml><?xml version="1.0" encoding="utf-8"?>
+<w:numbering xmlns:wpc="http://schemas.microsoft.com/office/word/2010/wordprocessingCanvas" xmlns:cx="http://schemas.microsoft.com/office/drawing/2014/chartex" xmlns:cx1="http://schemas.microsoft.com/office/drawing/2015/9/8/chartex" xmlns:cx2="http://schemas.microsoft.com/office/drawing/2015/10/21/chartex" xmlns:cx3="http://schemas.microsoft.com/office/drawing/2016/5/9/chartex" xmlns:cx4="http://schemas.microsoft.com/office/drawing/2016/5/10/chartex" xmlns:cx5="http://schemas.microsoft.com/office/drawing/2016/5/11/chartex" xmlns:cx6="http://schemas.microsoft.com/office/drawing/2016/5/12/chartex" xmlns:cx7="http://schemas.microsoft.com/office/drawing/2016/5/13/chartex" xmlns:cx8="http://schemas.microsoft.com/office/drawing/2016/5/14/chartex" xmlns:mc="http://schemas.openxmlformats.org/markup-compatibility/2006" xmlns:aink="http://schemas.microsoft.com/office/drawing/2016/ink" xmlns:am3d="http://schemas.microsoft.com/office/drawing/2017/model3d" xmlns:o="urn:schemas-microsoft-com:office:office" xmlns:oel="http://schemas.microsoft.com/office/2019/extlst" xmlns:r="http://schemas.openxmlformats.org/officeDocument/2006/relationships" xmlns:m="http://schemas.openxmlformats.org/officeDocument/2006/math" xmlns:v="urn:schemas-microsoft-com:vml" xmlns:wp14="http://schemas.microsoft.com/office/word/2010/wordprocessingDrawing" xmlns:wp="http://schemas.openxmlformats.org/drawingml/2006/wordprocessingDrawing" xmlns:w10="urn:schemas-microsoft-com:office:word" xmlns:w="http://schemas.openxmlformats.org/wordprocessingml/2006/main" xmlns:w14="http://schemas.microsoft.com/office/word/2010/wordml" xmlns:w15="http://schemas.microsoft.com/office/word/2012/wordml" xmlns:w16cex="http://schemas.microsoft.com/office/word/2018/wordml/cex" xmlns:w16cid="http://schemas.microsoft.com/office/word/2016/wordml/cid" xmlns:w16="http://schemas.microsoft.com/office/word/2018/wordml" xmlns:w16sdtdh="http://schemas.microsoft.com/office/word/2020/wordml/sdtdatahash" xmlns:w16se="http://schemas.microsoft.com/office/word/2015/wordml/symex" xmlns:wpg="http://schemas.microsoft.com/office/word/2010/wordprocessingGroup" xmlns:wpi="http://schemas.microsoft.com/office/word/2010/wordprocessingInk" xmlns:wne="http://schemas.microsoft.com/office/word/2006/wordml" xmlns:wps="http://schemas.microsoft.com/office/word/2010/wordprocessingShape" mc:Ignorable="w14 w15 w16se w16cid w16 w16cex w16sdtdh wp14">
+  <w:abstractNum w:abstractNumId="0" w15:restartNumberingAfterBreak="0">
+    <w:nsid w:val="30E45EA9"/>
+    <w:multiLevelType w:val="hybridMultilevel"/>
+    <w:tmpl w:val="7092EC48"/>
+    <w:lvl w:ilvl="0" w:tplc="100C0001">
+      <w:start w:val="1"/>
+      <w:numFmt w:val="bullet"/>
+      <w:lvlText w:val=""/>
+      <w:lvlJc w:val="left"/>
+      <w:pPr>
+        <w:ind w:left="720" w:hanging="360"/>
+      </w:pPr>
+      <w:rPr>
+        <w:rFonts w:ascii="Symbol" w:hAnsi="Symbol" w:hint="default"/>
+      </w:rPr>
+    </w:lvl>
+    <w:lvl w:ilvl="1" w:tplc="100C0003" w:tentative="1">
+      <w:start w:val="1"/>
+      <w:numFmt w:val="bullet"/>
+      <w:lvlText w:val="o"/>
+      <w:lvlJc w:val="left"/>
+      <w:pPr>
+        <w:ind w:left="1440" w:hanging="360"/>
+      </w:pPr>
+      <w:rPr>
+        <w:rFonts w:ascii="Courier New" w:hAnsi="Courier New" w:cs="Courier New" w:hint="default"/>
+      </w:rPr>
+    </w:lvl>
+    <w:lvl w:ilvl="2" w:tplc="100C0005" w:tentative="1">
+      <w:start w:val="1"/>
+      <w:numFmt w:val="bullet"/>
+      <w:lvlText w:val=""/>
+      <w:lvlJc w:val="left"/>
+      <w:pPr>
+        <w:ind w:left="2160" w:hanging="360"/>
+      </w:pPr>
+      <w:rPr>
+        <w:rFonts w:ascii="Wingdings" w:hAnsi="Wingdings" w:hint="default"/>
+      </w:rPr>
+    </w:lvl>
+    <w:lvl w:ilvl="3" w:tplc="100C0001" w:tentative="1">
+      <w:start w:val="1"/>
+      <w:numFmt w:val="bullet"/>
+      <w:lvlText w:val=""/>
+      <w:lvlJc w:val="left"/>
+      <w:pPr>
+        <w:ind w:left="2880" w:hanging="360"/>
+      </w:pPr>
+      <w:rPr>
+        <w:rFonts w:ascii="Symbol" w:hAnsi="Symbol" w:hint="default"/>
+      </w:rPr>
+    </w:lvl>
+    <w:lvl w:ilvl="4" w:tplc="100C0003" w:tentative="1">
+      <w:start w:val="1"/>
+      <w:numFmt w:val="bullet"/>
+      <w:lvlText w:val="o"/>
+      <w:lvlJc w:val="left"/>
+      <w:pPr>
+        <w:ind w:left="3600" w:hanging="360"/>
+      </w:pPr>
+      <w:rPr>
+        <w:rFonts w:ascii="Courier New" w:hAnsi="Courier New" w:cs="Courier New" w:hint="default"/>
+      </w:rPr>
+    </w:lvl>
+    <w:lvl w:ilvl="5" w:tplc="100C0005" w:tentative="1">
+      <w:start w:val="1"/>
+      <w:numFmt w:val="bullet"/>
+      <w:lvlText w:val=""/>
+      <w:lvlJc w:val="left"/>
+      <w:pPr>
+        <w:ind w:left="4320" w:hanging="360"/>
+      </w:pPr>
+      <w:rPr>
+        <w:rFonts w:ascii="Wingdings" w:hAnsi="Wingdings" w:hint="default"/>
+      </w:rPr>
+    </w:lvl>
+    <w:lvl w:ilvl="6" w:tplc="100C0001" w:tentative="1">
+      <w:start w:val="1"/>
+      <w:numFmt w:val="bullet"/>
+      <w:lvlText w:val=""/>
+      <w:lvlJc w:val="left"/>
+      <w:pPr>
+        <w:ind w:left="5040" w:hanging="360"/>
+      </w:pPr>
+      <w:rPr>
+        <w:rFonts w:ascii="Symbol" w:hAnsi="Symbol" w:hint="default"/>
+      </w:rPr>
+    </w:lvl>
+    <w:lvl w:ilvl="7" w:tplc="100C0003" w:tentative="1">
+      <w:start w:val="1"/>
+      <w:numFmt w:val="bullet"/>
+      <w:lvlText w:val="o"/>
+      <w:lvlJc w:val="left"/>
+      <w:pPr>
+        <w:ind w:left="5760" w:hanging="360"/>
+      </w:pPr>
+      <w:rPr>
+        <w:rFonts w:ascii="Courier New" w:hAnsi="Courier New" w:cs="Courier New" w:hint="default"/>
+      </w:rPr>
+    </w:lvl>
+    <w:lvl w:ilvl="8" w:tplc="100C0005" w:tentative="1">
+      <w:start w:val="1"/>
+      <w:numFmt w:val="bullet"/>
+      <w:lvlText w:val=""/>
+      <w:lvlJc w:val="left"/>
+      <w:pPr>
+        <w:ind w:left="6480" w:hanging="360"/>
+      </w:pPr>
+      <w:rPr>
+        <w:rFonts w:ascii="Wingdings" w:hAnsi="Wingdings" w:hint="default"/>
+      </w:rPr>
+    </w:lvl>
+  </w:abstractNum>
+  <w:abstractNum w:abstractNumId="1" w15:restartNumberingAfterBreak="0">
+    <w:nsid w:val="68181C2C"/>
+    <w:multiLevelType w:val="hybridMultilevel"/>
+    <w:tmpl w:val="FB00EA46"/>
+    <w:lvl w:ilvl="0" w:tplc="100C0001">
+      <w:start w:val="1"/>
+      <w:numFmt w:val="bullet"/>
+      <w:lvlText w:val=""/>
+      <w:lvlJc w:val="left"/>
+      <w:pPr>
+        <w:ind w:left="720" w:hanging="360"/>
+      </w:pPr>
+      <w:rPr>
+        <w:rFonts w:ascii="Symbol" w:hAnsi="Symbol" w:hint="default"/>
+      </w:rPr>
+    </w:lvl>
+    <w:lvl w:ilvl="1" w:tplc="100C0003" w:tentative="1">
+      <w:start w:val="1"/>
+      <w:numFmt w:val="bullet"/>
+      <w:lvlText w:val="o"/>
+      <w:lvlJc w:val="left"/>
+      <w:pPr>
+        <w:ind w:left="1440" w:hanging="360"/>
+      </w:pPr>
+      <w:rPr>
+        <w:rFonts w:ascii="Courier New" w:hAnsi="Courier New" w:cs="Courier New" w:hint="default"/>
+      </w:rPr>
+    </w:lvl>
+    <w:lvl w:ilvl="2" w:tplc="100C0005" w:tentative="1">
+      <w:start w:val="1"/>
+      <w:numFmt w:val="bullet"/>
+      <w:lvlText w:val=""/>
+      <w:lvlJc w:val="left"/>
+      <w:pPr>
+        <w:ind w:left="2160" w:hanging="360"/>
+      </w:pPr>
+      <w:rPr>
+        <w:rFonts w:ascii="Wingdings" w:hAnsi="Wingdings" w:hint="default"/>
+      </w:rPr>
+    </w:lvl>
+    <w:lvl w:ilvl="3" w:tplc="100C0001" w:tentative="1">
+      <w:start w:val="1"/>
+      <w:numFmt w:val="bullet"/>
+      <w:lvlText w:val=""/>
+      <w:lvlJc w:val="left"/>
+      <w:pPr>
+        <w:ind w:left="2880" w:hanging="360"/>
+      </w:pPr>
+      <w:rPr>
+        <w:rFonts w:ascii="Symbol" w:hAnsi="Symbol" w:hint="default"/>
+      </w:rPr>
+    </w:lvl>
+    <w:lvl w:ilvl="4" w:tplc="100C0003" w:tentative="1">
+      <w:start w:val="1"/>
+      <w:numFmt w:val="bullet"/>
+      <w:lvlText w:val="o"/>
+      <w:lvlJc w:val="left"/>
+      <w:pPr>
+        <w:ind w:left="3600" w:hanging="360"/>
+      </w:pPr>
+      <w:rPr>
+        <w:rFonts w:ascii="Courier New" w:hAnsi="Courier New" w:cs="Courier New" w:hint="default"/>
+      </w:rPr>
+    </w:lvl>
+    <w:lvl w:ilvl="5" w:tplc="100C0005" w:tentative="1">
+      <w:start w:val="1"/>
+      <w:numFmt w:val="bullet"/>
+      <w:lvlText w:val=""/>
+      <w:lvlJc w:val="left"/>
+      <w:pPr>
+        <w:ind w:left="4320" w:hanging="360"/>
+      </w:pPr>
+      <w:rPr>
+        <w:rFonts w:ascii="Wingdings" w:hAnsi="Wingdings" w:hint="default"/>
+      </w:rPr>
+    </w:lvl>
+    <w:lvl w:ilvl="6" w:tplc="100C0001" w:tentative="1">
+      <w:start w:val="1"/>
+      <w:numFmt w:val="bullet"/>
+      <w:lvlText w:val=""/>
+      <w:lvlJc w:val="left"/>
+      <w:pPr>
+        <w:ind w:left="5040" w:hanging="360"/>
+      </w:pPr>
+      <w:rPr>
+        <w:rFonts w:ascii="Symbol" w:hAnsi="Symbol" w:hint="default"/>
+      </w:rPr>
+    </w:lvl>
+    <w:lvl w:ilvl="7" w:tplc="100C0003" w:tentative="1">
+      <w:start w:val="1"/>
+      <w:numFmt w:val="bullet"/>
+      <w:lvlText w:val="o"/>
+      <w:lvlJc w:val="left"/>
+      <w:pPr>
+        <w:ind w:left="5760" w:hanging="360"/>
+      </w:pPr>
+      <w:rPr>
+        <w:rFonts w:ascii="Courier New" w:hAnsi="Courier New" w:cs="Courier New" w:hint="default"/>
+      </w:rPr>
+    </w:lvl>
+    <w:lvl w:ilvl="8" w:tplc="100C0005" w:tentative="1">
+      <w:start w:val="1"/>
+      <w:numFmt w:val="bullet"/>
+      <w:lvlText w:val=""/>
+      <w:lvlJc w:val="left"/>
+      <w:pPr>
+        <w:ind w:left="6480" w:hanging="360"/>
+      </w:pPr>
+      <w:rPr>
+        <w:rFonts w:ascii="Wingdings" w:hAnsi="Wingdings" w:hint="default"/>
+      </w:rPr>
+    </w:lvl>
+  </w:abstractNum>
+  <w:abstractNum w:abstractNumId="2" w15:restartNumberingAfterBreak="0">
+    <w:nsid w:val="6B4B5BD5"/>
+    <w:multiLevelType w:val="hybridMultilevel"/>
+    <w:tmpl w:val="6422D95C"/>
+    <w:lvl w:ilvl="0" w:tplc="100C0001">
+      <w:start w:val="1"/>
+      <w:numFmt w:val="bullet"/>
+      <w:lvlText w:val=""/>
+      <w:lvlJc w:val="left"/>
+      <w:pPr>
+        <w:ind w:left="720" w:hanging="360"/>
+      </w:pPr>
+      <w:rPr>
+        <w:rFonts w:ascii="Symbol" w:hAnsi="Symbol" w:hint="default"/>
+      </w:rPr>
+    </w:lvl>
+    <w:lvl w:ilvl="1" w:tplc="100C0003" w:tentative="1">
+      <w:start w:val="1"/>
+      <w:numFmt w:val="bullet"/>
+      <w:lvlText w:val="o"/>
+      <w:lvlJc w:val="left"/>
+      <w:pPr>
+        <w:ind w:left="1440" w:hanging="360"/>
+      </w:pPr>
+      <w:rPr>
+        <w:rFonts w:ascii="Courier New" w:hAnsi="Courier New" w:cs="Courier New" w:hint="default"/>
+      </w:rPr>
+    </w:lvl>
+    <w:lvl w:ilvl="2" w:tplc="100C0005" w:tentative="1">
+      <w:start w:val="1"/>
+      <w:numFmt w:val="bullet"/>
+      <w:lvlText w:val=""/>
+      <w:lvlJc w:val="left"/>
+      <w:pPr>
+        <w:ind w:left="2160" w:hanging="360"/>
+      </w:pPr>
+      <w:rPr>
+        <w:rFonts w:ascii="Wingdings" w:hAnsi="Wingdings" w:hint="default"/>
+      </w:rPr>
+    </w:lvl>
+    <w:lvl w:ilvl="3" w:tplc="100C0001" w:tentative="1">
+      <w:start w:val="1"/>
+      <w:numFmt w:val="bullet"/>
+      <w:lvlText w:val=""/>
+      <w:lvlJc w:val="left"/>
+      <w:pPr>
+        <w:ind w:left="2880" w:hanging="360"/>
+      </w:pPr>
+      <w:rPr>
+        <w:rFonts w:ascii="Symbol" w:hAnsi="Symbol" w:hint="default"/>
+      </w:rPr>
+    </w:lvl>
+    <w:lvl w:ilvl="4" w:tplc="100C0003" w:tentative="1">
+      <w:start w:val="1"/>
+      <w:numFmt w:val="bullet"/>
+      <w:lvlText w:val="o"/>
+      <w:lvlJc w:val="left"/>
+      <w:pPr>
+        <w:ind w:left="3600" w:hanging="360"/>
+      </w:pPr>
+      <w:rPr>
+        <w:rFonts w:ascii="Courier New" w:hAnsi="Courier New" w:cs="Courier New" w:hint="default"/>
+      </w:rPr>
+    </w:lvl>
+    <w:lvl w:ilvl="5" w:tplc="100C0005" w:tentative="1">
+      <w:start w:val="1"/>
+      <w:numFmt w:val="bullet"/>
+      <w:lvlText w:val=""/>
+      <w:lvlJc w:val="left"/>
+      <w:pPr>
+        <w:ind w:left="4320" w:hanging="360"/>
+      </w:pPr>
+      <w:rPr>
+        <w:rFonts w:ascii="Wingdings" w:hAnsi="Wingdings" w:hint="default"/>
+      </w:rPr>
+    </w:lvl>
+    <w:lvl w:ilvl="6" w:tplc="100C0001" w:tentative="1">
+      <w:start w:val="1"/>
+      <w:numFmt w:val="bullet"/>
+      <w:lvlText w:val=""/>
+      <w:lvlJc w:val="left"/>
+      <w:pPr>
+        <w:ind w:left="5040" w:hanging="360"/>
+      </w:pPr>
+      <w:rPr>
+        <w:rFonts w:ascii="Symbol" w:hAnsi="Symbol" w:hint="default"/>
+      </w:rPr>
+    </w:lvl>
+    <w:lvl w:ilvl="7" w:tplc="100C0003" w:tentative="1">
+      <w:start w:val="1"/>
+      <w:numFmt w:val="bullet"/>
+      <w:lvlText w:val="o"/>
+      <w:lvlJc w:val="left"/>
+      <w:pPr>
+        <w:ind w:left="5760" w:hanging="360"/>
+      </w:pPr>
+      <w:rPr>
+        <w:rFonts w:ascii="Courier New" w:hAnsi="Courier New" w:cs="Courier New" w:hint="default"/>
+      </w:rPr>
+    </w:lvl>
+    <w:lvl w:ilvl="8" w:tplc="100C0005" w:tentative="1">
+      <w:start w:val="1"/>
+      <w:numFmt w:val="bullet"/>
+      <w:lvlText w:val=""/>
+      <w:lvlJc w:val="left"/>
+      <w:pPr>
+        <w:ind w:left="6480" w:hanging="360"/>
+      </w:pPr>
+      <w:rPr>
+        <w:rFonts w:ascii="Wingdings" w:hAnsi="Wingdings" w:hint="default"/>
+      </w:rPr>
+    </w:lvl>
+  </w:abstractNum>
+  <w:abstractNum w:abstractNumId="3" w15:restartNumberingAfterBreak="0">
+    <w:nsid w:val="6F98639E"/>
+    <w:multiLevelType w:val="hybridMultilevel"/>
+    <w:tmpl w:val="F34C320C"/>
+    <w:lvl w:ilvl="0" w:tplc="100C0001">
+      <w:start w:val="1"/>
+      <w:numFmt w:val="bullet"/>
+      <w:lvlText w:val=""/>
+      <w:lvlJc w:val="left"/>
+      <w:pPr>
+        <w:ind w:left="720" w:hanging="360"/>
+      </w:pPr>
+      <w:rPr>
+        <w:rFonts w:ascii="Symbol" w:hAnsi="Symbol" w:hint="default"/>
+      </w:rPr>
+    </w:lvl>
+    <w:lvl w:ilvl="1" w:tplc="100C0003" w:tentative="1">
+      <w:start w:val="1"/>
+      <w:numFmt w:val="bullet"/>
+      <w:lvlText w:val="o"/>
+      <w:lvlJc w:val="left"/>
+      <w:pPr>
+        <w:ind w:left="1440" w:hanging="360"/>
+      </w:pPr>
+      <w:rPr>
+        <w:rFonts w:ascii="Courier New" w:hAnsi="Courier New" w:cs="Courier New" w:hint="default"/>
+      </w:rPr>
+    </w:lvl>
+    <w:lvl w:ilvl="2" w:tplc="100C0005" w:tentative="1">
+      <w:start w:val="1"/>
+      <w:numFmt w:val="bullet"/>
+      <w:lvlText w:val=""/>
+      <w:lvlJc w:val="left"/>
+      <w:pPr>
+        <w:ind w:left="2160" w:hanging="360"/>
+      </w:pPr>
+      <w:rPr>
+        <w:rFonts w:ascii="Wingdings" w:hAnsi="Wingdings" w:hint="default"/>
+      </w:rPr>
+    </w:lvl>
+    <w:lvl w:ilvl="3" w:tplc="100C0001" w:tentative="1">
+      <w:start w:val="1"/>
+      <w:numFmt w:val="bullet"/>
+      <w:lvlText w:val=""/>
+      <w:lvlJc w:val="left"/>
+      <w:pPr>
+        <w:ind w:left="2880" w:hanging="360"/>
+      </w:pPr>
+      <w:rPr>
+        <w:rFonts w:ascii="Symbol" w:hAnsi="Symbol" w:hint="default"/>
+      </w:rPr>
+    </w:lvl>
+    <w:lvl w:ilvl="4" w:tplc="100C0003" w:tentative="1">
+      <w:start w:val="1"/>
+      <w:numFmt w:val="bullet"/>
+      <w:lvlText w:val="o"/>
+      <w:lvlJc w:val="left"/>
+      <w:pPr>
+        <w:ind w:left="3600" w:hanging="360"/>
+      </w:pPr>
+      <w:rPr>
+        <w:rFonts w:ascii="Courier New" w:hAnsi="Courier New" w:cs="Courier New" w:hint="default"/>
+      </w:rPr>
+    </w:lvl>
+    <w:lvl w:ilvl="5" w:tplc="100C0005" w:tentative="1">
+      <w:start w:val="1"/>
+      <w:numFmt w:val="bullet"/>
+      <w:lvlText w:val=""/>
+      <w:lvlJc w:val="left"/>
+      <w:pPr>
+        <w:ind w:left="4320" w:hanging="360"/>
+      </w:pPr>
+      <w:rPr>
+        <w:rFonts w:ascii="Wingdings" w:hAnsi="Wingdings" w:hint="default"/>
+      </w:rPr>
+    </w:lvl>
+    <w:lvl w:ilvl="6" w:tplc="100C0001" w:tentative="1">
+      <w:start w:val="1"/>
+      <w:numFmt w:val="bullet"/>
+      <w:lvlText w:val=""/>
+      <w:lvlJc w:val="left"/>
+      <w:pPr>
+        <w:ind w:left="5040" w:hanging="360"/>
+      </w:pPr>
+      <w:rPr>
+        <w:rFonts w:ascii="Symbol" w:hAnsi="Symbol" w:hint="default"/>
+      </w:rPr>
+    </w:lvl>
+    <w:lvl w:ilvl="7" w:tplc="100C0003" w:tentative="1">
+      <w:start w:val="1"/>
+      <w:numFmt w:val="bullet"/>
+      <w:lvlText w:val="o"/>
+      <w:lvlJc w:val="left"/>
+      <w:pPr>
+        <w:ind w:left="5760" w:hanging="360"/>
+      </w:pPr>
+      <w:rPr>
+        <w:rFonts w:ascii="Courier New" w:hAnsi="Courier New" w:cs="Courier New" w:hint="default"/>
+      </w:rPr>
+    </w:lvl>
+    <w:lvl w:ilvl="8" w:tplc="100C0005" w:tentative="1">
+      <w:start w:val="1"/>
+      <w:numFmt w:val="bullet"/>
+      <w:lvlText w:val=""/>
+      <w:lvlJc w:val="left"/>
+      <w:pPr>
+        <w:ind w:left="6480" w:hanging="360"/>
+      </w:pPr>
+      <w:rPr>
+        <w:rFonts w:ascii="Wingdings" w:hAnsi="Wingdings" w:hint="default"/>
+      </w:rPr>
+    </w:lvl>
+  </w:abstractNum>
+  <w:abstractNum w:abstractNumId="4" w15:restartNumberingAfterBreak="0">
+    <w:nsid w:val="7D2A7DDF"/>
+    <w:multiLevelType w:val="hybridMultilevel"/>
+    <w:tmpl w:val="63BA4F52"/>
+    <w:lvl w:ilvl="0" w:tplc="100C0001">
+      <w:start w:val="1"/>
+      <w:numFmt w:val="bullet"/>
+      <w:lvlText w:val=""/>
+      <w:lvlJc w:val="left"/>
+      <w:pPr>
+        <w:ind w:left="720" w:hanging="360"/>
+      </w:pPr>
+      <w:rPr>
+        <w:rFonts w:ascii="Symbol" w:hAnsi="Symbol" w:hint="default"/>
+      </w:rPr>
+    </w:lvl>
+    <w:lvl w:ilvl="1" w:tplc="100C0003" w:tentative="1">
+      <w:start w:val="1"/>
+      <w:numFmt w:val="bullet"/>
+      <w:lvlText w:val="o"/>
+      <w:lvlJc w:val="left"/>
+      <w:pPr>
+        <w:ind w:left="1440" w:hanging="360"/>
+      </w:pPr>
+      <w:rPr>
+        <w:rFonts w:ascii="Courier New" w:hAnsi="Courier New" w:cs="Courier New" w:hint="default"/>
+      </w:rPr>
+    </w:lvl>
+    <w:lvl w:ilvl="2" w:tplc="100C0005" w:tentative="1">
+      <w:start w:val="1"/>
+      <w:numFmt w:val="bullet"/>
+      <w:lvlText w:val=""/>
+      <w:lvlJc w:val="left"/>
+      <w:pPr>
+        <w:ind w:left="2160" w:hanging="360"/>
+      </w:pPr>
+      <w:rPr>
+        <w:rFonts w:ascii="Wingdings" w:hAnsi="Wingdings" w:hint="default"/>
+      </w:rPr>
+    </w:lvl>
+    <w:lvl w:ilvl="3" w:tplc="100C0001" w:tentative="1">
+      <w:start w:val="1"/>
+      <w:numFmt w:val="bullet"/>
+      <w:lvlText w:val=""/>
+      <w:lvlJc w:val="left"/>
+      <w:pPr>
+        <w:ind w:left="2880" w:hanging="360"/>
+      </w:pPr>
+      <w:rPr>
+        <w:rFonts w:ascii="Symbol" w:hAnsi="Symbol" w:hint="default"/>
+      </w:rPr>
+    </w:lvl>
+    <w:lvl w:ilvl="4" w:tplc="100C0003" w:tentative="1">
+      <w:start w:val="1"/>
+      <w:numFmt w:val="bullet"/>
+      <w:lvlText w:val="o"/>
+      <w:lvlJc w:val="left"/>
+      <w:pPr>
+        <w:ind w:left="3600" w:hanging="360"/>
+      </w:pPr>
+      <w:rPr>
+        <w:rFonts w:ascii="Courier New" w:hAnsi="Courier New" w:cs="Courier New" w:hint="default"/>
+      </w:rPr>
+    </w:lvl>
+    <w:lvl w:ilvl="5" w:tplc="100C0005" w:tentative="1">
+      <w:start w:val="1"/>
+      <w:numFmt w:val="bullet"/>
+      <w:lvlText w:val=""/>
+      <w:lvlJc w:val="left"/>
+      <w:pPr>
+        <w:ind w:left="4320" w:hanging="360"/>
+      </w:pPr>
+      <w:rPr>
+        <w:rFonts w:ascii="Wingdings" w:hAnsi="Wingdings" w:hint="default"/>
+      </w:rPr>
+    </w:lvl>
+    <w:lvl w:ilvl="6" w:tplc="100C0001" w:tentative="1">
+      <w:start w:val="1"/>
+      <w:numFmt w:val="bullet"/>
+      <w:lvlText w:val=""/>
+      <w:lvlJc w:val="left"/>
+      <w:pPr>
+        <w:ind w:left="5040" w:hanging="360"/>
+      </w:pPr>
+      <w:rPr>
+        <w:rFonts w:ascii="Symbol" w:hAnsi="Symbol" w:hint="default"/>
+      </w:rPr>
+    </w:lvl>
+    <w:lvl w:ilvl="7" w:tplc="100C0003" w:tentative="1">
+      <w:start w:val="1"/>
+      <w:numFmt w:val="bullet"/>
+      <w:lvlText w:val="o"/>
+      <w:lvlJc w:val="left"/>
+      <w:pPr>
+        <w:ind w:left="5760" w:hanging="360"/>
+      </w:pPr>
+      <w:rPr>
+        <w:rFonts w:ascii="Courier New" w:hAnsi="Courier New" w:cs="Courier New" w:hint="default"/>
+      </w:rPr>
+    </w:lvl>
+    <w:lvl w:ilvl="8" w:tplc="100C0005" w:tentative="1">
+      <w:start w:val="1"/>
+      <w:numFmt w:val="bullet"/>
+      <w:lvlText w:val=""/>
+      <w:lvlJc w:val="left"/>
+      <w:pPr>
+        <w:ind w:left="6480" w:hanging="360"/>
+      </w:pPr>
+      <w:rPr>
+        <w:rFonts w:ascii="Wingdings" w:hAnsi="Wingdings" w:hint="default"/>
+      </w:rPr>
+    </w:lvl>
+  </w:abstractNum>
+  <w:num w:numId="1" w16cid:durableId="586501945">
+    <w:abstractNumId w:val="4"/>
+  </w:num>
+  <w:num w:numId="2" w16cid:durableId="1542984634">
+    <w:abstractNumId w:val="3"/>
+  </w:num>
+  <w:num w:numId="3" w16cid:durableId="1558664622">
+    <w:abstractNumId w:val="0"/>
+  </w:num>
+  <w:num w:numId="4" w16cid:durableId="1549343064">
+    <w:abstractNumId w:val="2"/>
+  </w:num>
+  <w:num w:numId="5" w16cid:durableId="1365716276">
+    <w:abstractNumId w:val="1"/>
+  </w:num>
+</w:numbering>
+</file>
+
 <file path=word/styles.xml><?xml version="1.0" encoding="utf-8"?>
-<w:styles xmlns:mc="http://schemas.openxmlformats.org/markup-compatibility/2006" xmlns:r="http://schemas.openxmlformats.org/officeDocument/2006/relationships" xmlns:w="http://schemas.openxmlformats.org/wordprocessingml/2006/main" xmlns:w14="http://schemas.microsoft.com/office/word/2010/wordml" xmlns:w15="http://schemas.microsoft.com/office/word/2012/wordml" xmlns:w16cex="http://schemas.microsoft.com/office/word/2018/wordml/cex" xmlns:w16cid="http://schemas.microsoft.com/office/word/2016/wordml/cid" xmlns:w16="http://schemas.microsoft.com/office/word/2018/wordml" xmlns:w16du="http://schemas.microsoft.com/office/word/2023/wordml/word16du" xmlns:w16sdtdh="http://schemas.microsoft.com/office/word/2020/wordml/sdtdatahash" xmlns:w16sdtfl="http://schemas.microsoft.com/office/word/2024/wordml/sdtformatlock" xmlns:w16se="http://schemas.microsoft.com/office/word/2015/wordml/symex" mc:Ignorable="w14 w15 w16se w16cid w16 w16cex w16sdtdh w16sdtfl w16du">
+<w:styles xmlns:mc="http://schemas.openxmlformats.org/markup-compatibility/2006" xmlns:r="http://schemas.openxmlformats.org/officeDocument/2006/relationships" xmlns:w="http://schemas.openxmlformats.org/wordprocessingml/2006/main" xmlns:w14="http://schemas.microsoft.com/office/word/2010/wordml" xmlns:w15="http://schemas.microsoft.com/office/word/2012/wordml" xmlns:w16cex="http://schemas.microsoft.com/office/word/2018/wordml/cex" xmlns:w16cid="http://schemas.microsoft.com/office/word/2016/wordml/cid" xmlns:w16="http://schemas.microsoft.com/office/word/2018/wordml" xmlns:w16sdtdh="http://schemas.microsoft.com/office/word/2020/wordml/sdtdatahash" xmlns:w16se="http://schemas.microsoft.com/office/word/2015/wordml/symex" mc:Ignorable="w14 w15 w16se w16cid w16 w16cex w16sdtdh">
   <w:docDefaults>
     <w:rPrDefault>
       <w:rPr>
@@ -1232,11 +2392,11 @@
     <w:name w:val="Normal"/>
     <w:qFormat/>
   </w:style>
-  <w:style w:type="paragraph" w:styleId="Heading1">
+  <w:style w:type="paragraph" w:styleId="Titre1">
     <w:name w:val="heading 1"/>
     <w:basedOn w:val="Normal"/>
     <w:next w:val="Normal"/>
-    <w:link w:val="Heading1Char"/>
+    <w:link w:val="Titre1Car"/>
     <w:uiPriority w:val="9"/>
     <w:qFormat/>
     <w:rsid w:val="00ED60D7"/>
@@ -1253,13 +2413,35 @@
       <w:szCs w:val="32"/>
     </w:rPr>
   </w:style>
-  <w:style w:type="character" w:default="1" w:styleId="DefaultParagraphFont">
+  <w:style w:type="paragraph" w:styleId="Titre2">
+    <w:name w:val="heading 2"/>
+    <w:basedOn w:val="Normal"/>
+    <w:next w:val="Normal"/>
+    <w:link w:val="Titre2Car"/>
+    <w:uiPriority w:val="9"/>
+    <w:unhideWhenUsed/>
+    <w:qFormat/>
+    <w:rsid w:val="00EF4822"/>
+    <w:pPr>
+      <w:keepNext/>
+      <w:keepLines/>
+      <w:spacing w:before="40" w:after="0"/>
+      <w:outlineLvl w:val="1"/>
+    </w:pPr>
+    <w:rPr>
+      <w:rFonts w:asciiTheme="majorHAnsi" w:eastAsiaTheme="majorEastAsia" w:hAnsiTheme="majorHAnsi" w:cstheme="majorBidi"/>
+      <w:color w:val="0F4761" w:themeColor="accent1" w:themeShade="BF"/>
+      <w:sz w:val="26"/>
+      <w:szCs w:val="26"/>
+    </w:rPr>
+  </w:style>
+  <w:style w:type="character" w:default="1" w:styleId="Policepardfaut">
     <w:name w:val="Default Paragraph Font"/>
     <w:uiPriority w:val="1"/>
     <w:semiHidden/>
     <w:unhideWhenUsed/>
   </w:style>
-  <w:style w:type="table" w:default="1" w:styleId="TableNormal">
+  <w:style w:type="table" w:default="1" w:styleId="TableauNormal">
     <w:name w:val="Normal Table"/>
     <w:uiPriority w:val="99"/>
     <w:semiHidden/>
@@ -1274,16 +2456,16 @@
       </w:tblCellMar>
     </w:tblPr>
   </w:style>
-  <w:style w:type="numbering" w:default="1" w:styleId="NoList">
+  <w:style w:type="numbering" w:default="1" w:styleId="Aucuneliste">
     <w:name w:val="No List"/>
     <w:uiPriority w:val="99"/>
     <w:semiHidden/>
     <w:unhideWhenUsed/>
   </w:style>
-  <w:style w:type="character" w:customStyle="1" w:styleId="Heading1Char">
-    <w:name w:val="Heading 1 Char"/>
-    <w:basedOn w:val="DefaultParagraphFont"/>
-    <w:link w:val="Heading1"/>
+  <w:style w:type="character" w:customStyle="1" w:styleId="Titre1Car">
+    <w:name w:val="Titre 1 Car"/>
+    <w:basedOn w:val="Policepardfaut"/>
+    <w:link w:val="Titre1"/>
     <w:uiPriority w:val="9"/>
     <w:rsid w:val="00ED60D7"/>
     <w:rPr>
@@ -1293,7 +2475,4269 @@
       <w:szCs w:val="32"/>
     </w:rPr>
   </w:style>
+  <w:style w:type="character" w:customStyle="1" w:styleId="Titre2Car">
+    <w:name w:val="Titre 2 Car"/>
+    <w:basedOn w:val="Policepardfaut"/>
+    <w:link w:val="Titre2"/>
+    <w:uiPriority w:val="9"/>
+    <w:rsid w:val="00EF4822"/>
+    <w:rPr>
+      <w:rFonts w:asciiTheme="majorHAnsi" w:eastAsiaTheme="majorEastAsia" w:hAnsiTheme="majorHAnsi" w:cstheme="majorBidi"/>
+      <w:color w:val="0F4761" w:themeColor="accent1" w:themeShade="BF"/>
+      <w:sz w:val="26"/>
+      <w:szCs w:val="26"/>
+    </w:rPr>
+  </w:style>
+  <w:style w:type="paragraph" w:styleId="Paragraphedeliste">
+    <w:name w:val="List Paragraph"/>
+    <w:basedOn w:val="Normal"/>
+    <w:uiPriority w:val="34"/>
+    <w:qFormat/>
+    <w:rsid w:val="00EF4822"/>
+    <w:pPr>
+      <w:ind w:left="720"/>
+      <w:contextualSpacing/>
+    </w:pPr>
+  </w:style>
 </w:styles>
+</file>
+
+<file path=word/diagrams/colors1.xml><?xml version="1.0" encoding="utf-8"?>
+<dgm:colorsDef xmlns:dgm="http://schemas.openxmlformats.org/drawingml/2006/diagram" xmlns:a="http://schemas.openxmlformats.org/drawingml/2006/main" uniqueId="urn:microsoft.com/office/officeart/2005/8/colors/accent1_2">
+  <dgm:title val=""/>
+  <dgm:desc val=""/>
+  <dgm:catLst>
+    <dgm:cat type="accent1" pri="11200"/>
+  </dgm:catLst>
+  <dgm:styleLbl name="node0">
+    <dgm:fillClrLst meth="repeat">
+      <a:schemeClr val="accent1"/>
+    </dgm:fillClrLst>
+    <dgm:linClrLst meth="repeat">
+      <a:schemeClr val="lt1"/>
+    </dgm:linClrLst>
+    <dgm:effectClrLst/>
+    <dgm:txLinClrLst/>
+    <dgm:txFillClrLst/>
+    <dgm:txEffectClrLst/>
+  </dgm:styleLbl>
+  <dgm:styleLbl name="alignNode1">
+    <dgm:fillClrLst meth="repeat">
+      <a:schemeClr val="accent1"/>
+    </dgm:fillClrLst>
+    <dgm:linClrLst meth="repeat">
+      <a:schemeClr val="accent1"/>
+    </dgm:linClrLst>
+    <dgm:effectClrLst/>
+    <dgm:txLinClrLst/>
+    <dgm:txFillClrLst/>
+    <dgm:txEffectClrLst/>
+  </dgm:styleLbl>
+  <dgm:styleLbl name="node1">
+    <dgm:fillClrLst meth="repeat">
+      <a:schemeClr val="accent1"/>
+    </dgm:fillClrLst>
+    <dgm:linClrLst meth="repeat">
+      <a:schemeClr val="lt1"/>
+    </dgm:linClrLst>
+    <dgm:effectClrLst/>
+    <dgm:txLinClrLst/>
+    <dgm:txFillClrLst/>
+    <dgm:txEffectClrLst/>
+  </dgm:styleLbl>
+  <dgm:styleLbl name="lnNode1">
+    <dgm:fillClrLst meth="repeat">
+      <a:schemeClr val="accent1"/>
+    </dgm:fillClrLst>
+    <dgm:linClrLst meth="repeat">
+      <a:schemeClr val="lt1"/>
+    </dgm:linClrLst>
+    <dgm:effectClrLst/>
+    <dgm:txLinClrLst/>
+    <dgm:txFillClrLst/>
+    <dgm:txEffectClrLst/>
+  </dgm:styleLbl>
+  <dgm:styleLbl name="vennNode1">
+    <dgm:fillClrLst meth="repeat">
+      <a:schemeClr val="accent1">
+        <a:alpha val="50000"/>
+      </a:schemeClr>
+    </dgm:fillClrLst>
+    <dgm:linClrLst meth="repeat">
+      <a:schemeClr val="lt1"/>
+    </dgm:linClrLst>
+    <dgm:effectClrLst/>
+    <dgm:txLinClrLst/>
+    <dgm:txFillClrLst/>
+    <dgm:txEffectClrLst/>
+  </dgm:styleLbl>
+  <dgm:styleLbl name="node2">
+    <dgm:fillClrLst meth="repeat">
+      <a:schemeClr val="accent1"/>
+    </dgm:fillClrLst>
+    <dgm:linClrLst meth="repeat">
+      <a:schemeClr val="lt1"/>
+    </dgm:linClrLst>
+    <dgm:effectClrLst/>
+    <dgm:txLinClrLst/>
+    <dgm:txFillClrLst/>
+    <dgm:txEffectClrLst/>
+  </dgm:styleLbl>
+  <dgm:styleLbl name="node3">
+    <dgm:fillClrLst meth="repeat">
+      <a:schemeClr val="accent1"/>
+    </dgm:fillClrLst>
+    <dgm:linClrLst meth="repeat">
+      <a:schemeClr val="lt1"/>
+    </dgm:linClrLst>
+    <dgm:effectClrLst/>
+    <dgm:txLinClrLst/>
+    <dgm:txFillClrLst/>
+    <dgm:txEffectClrLst/>
+  </dgm:styleLbl>
+  <dgm:styleLbl name="node4">
+    <dgm:fillClrLst meth="repeat">
+      <a:schemeClr val="accent1"/>
+    </dgm:fillClrLst>
+    <dgm:linClrLst meth="repeat">
+      <a:schemeClr val="lt1"/>
+    </dgm:linClrLst>
+    <dgm:effectClrLst/>
+    <dgm:txLinClrLst/>
+    <dgm:txFillClrLst/>
+    <dgm:txEffectClrLst/>
+  </dgm:styleLbl>
+  <dgm:styleLbl name="fgImgPlace1">
+    <dgm:fillClrLst meth="repeat">
+      <a:schemeClr val="accent1">
+        <a:tint val="50000"/>
+      </a:schemeClr>
+    </dgm:fillClrLst>
+    <dgm:linClrLst meth="repeat">
+      <a:schemeClr val="lt1"/>
+    </dgm:linClrLst>
+    <dgm:effectClrLst/>
+    <dgm:txLinClrLst/>
+    <dgm:txFillClrLst meth="repeat">
+      <a:schemeClr val="lt1"/>
+    </dgm:txFillClrLst>
+    <dgm:txEffectClrLst/>
+  </dgm:styleLbl>
+  <dgm:styleLbl name="alignImgPlace1">
+    <dgm:fillClrLst meth="repeat">
+      <a:schemeClr val="accent1">
+        <a:tint val="50000"/>
+      </a:schemeClr>
+    </dgm:fillClrLst>
+    <dgm:linClrLst meth="repeat">
+      <a:schemeClr val="lt1"/>
+    </dgm:linClrLst>
+    <dgm:effectClrLst/>
+    <dgm:txLinClrLst/>
+    <dgm:txFillClrLst meth="repeat">
+      <a:schemeClr val="lt1"/>
+    </dgm:txFillClrLst>
+    <dgm:txEffectClrLst/>
+  </dgm:styleLbl>
+  <dgm:styleLbl name="bgImgPlace1">
+    <dgm:fillClrLst meth="repeat">
+      <a:schemeClr val="accent1">
+        <a:tint val="50000"/>
+      </a:schemeClr>
+    </dgm:fillClrLst>
+    <dgm:linClrLst meth="repeat">
+      <a:schemeClr val="lt1"/>
+    </dgm:linClrLst>
+    <dgm:effectClrLst/>
+    <dgm:txLinClrLst/>
+    <dgm:txFillClrLst meth="repeat">
+      <a:schemeClr val="lt1"/>
+    </dgm:txFillClrLst>
+    <dgm:txEffectClrLst/>
+  </dgm:styleLbl>
+  <dgm:styleLbl name="sibTrans2D1">
+    <dgm:fillClrLst meth="repeat">
+      <a:schemeClr val="accent1">
+        <a:tint val="60000"/>
+      </a:schemeClr>
+    </dgm:fillClrLst>
+    <dgm:linClrLst meth="repeat">
+      <a:schemeClr val="accent1">
+        <a:tint val="60000"/>
+      </a:schemeClr>
+    </dgm:linClrLst>
+    <dgm:effectClrLst/>
+    <dgm:txLinClrLst/>
+    <dgm:txFillClrLst/>
+    <dgm:txEffectClrLst/>
+  </dgm:styleLbl>
+  <dgm:styleLbl name="fgSibTrans2D1">
+    <dgm:fillClrLst meth="repeat">
+      <a:schemeClr val="accent1">
+        <a:tint val="60000"/>
+      </a:schemeClr>
+    </dgm:fillClrLst>
+    <dgm:linClrLst meth="repeat">
+      <a:schemeClr val="accent1">
+        <a:tint val="60000"/>
+      </a:schemeClr>
+    </dgm:linClrLst>
+    <dgm:effectClrLst/>
+    <dgm:txLinClrLst/>
+    <dgm:txFillClrLst/>
+    <dgm:txEffectClrLst/>
+  </dgm:styleLbl>
+  <dgm:styleLbl name="bgSibTrans2D1">
+    <dgm:fillClrLst meth="repeat">
+      <a:schemeClr val="accent1">
+        <a:tint val="60000"/>
+      </a:schemeClr>
+    </dgm:fillClrLst>
+    <dgm:linClrLst meth="repeat">
+      <a:schemeClr val="accent1">
+        <a:tint val="60000"/>
+      </a:schemeClr>
+    </dgm:linClrLst>
+    <dgm:effectClrLst/>
+    <dgm:txLinClrLst/>
+    <dgm:txFillClrLst/>
+    <dgm:txEffectClrLst/>
+  </dgm:styleLbl>
+  <dgm:styleLbl name="sibTrans1D1">
+    <dgm:fillClrLst meth="repeat">
+      <a:schemeClr val="accent1"/>
+    </dgm:fillClrLst>
+    <dgm:linClrLst meth="repeat">
+      <a:schemeClr val="accent1"/>
+    </dgm:linClrLst>
+    <dgm:effectClrLst/>
+    <dgm:txLinClrLst/>
+    <dgm:txFillClrLst meth="repeat">
+      <a:schemeClr val="tx1"/>
+    </dgm:txFillClrLst>
+    <dgm:txEffectClrLst/>
+  </dgm:styleLbl>
+  <dgm:styleLbl name="callout">
+    <dgm:fillClrLst meth="repeat">
+      <a:schemeClr val="accent1"/>
+    </dgm:fillClrLst>
+    <dgm:linClrLst meth="repeat">
+      <a:schemeClr val="accent1">
+        <a:tint val="50000"/>
+      </a:schemeClr>
+    </dgm:linClrLst>
+    <dgm:effectClrLst/>
+    <dgm:txLinClrLst/>
+    <dgm:txFillClrLst meth="repeat">
+      <a:schemeClr val="tx1"/>
+    </dgm:txFillClrLst>
+    <dgm:txEffectClrLst/>
+  </dgm:styleLbl>
+  <dgm:styleLbl name="asst0">
+    <dgm:fillClrLst meth="repeat">
+      <a:schemeClr val="accent1"/>
+    </dgm:fillClrLst>
+    <dgm:linClrLst meth="repeat">
+      <a:schemeClr val="lt1"/>
+    </dgm:linClrLst>
+    <dgm:effectClrLst/>
+    <dgm:txLinClrLst/>
+    <dgm:txFillClrLst/>
+    <dgm:txEffectClrLst/>
+  </dgm:styleLbl>
+  <dgm:styleLbl name="asst1">
+    <dgm:fillClrLst meth="repeat">
+      <a:schemeClr val="accent1"/>
+    </dgm:fillClrLst>
+    <dgm:linClrLst meth="repeat">
+      <a:schemeClr val="lt1"/>
+    </dgm:linClrLst>
+    <dgm:effectClrLst/>
+    <dgm:txLinClrLst/>
+    <dgm:txFillClrLst/>
+    <dgm:txEffectClrLst/>
+  </dgm:styleLbl>
+  <dgm:styleLbl name="asst2">
+    <dgm:fillClrLst meth="repeat">
+      <a:schemeClr val="accent1"/>
+    </dgm:fillClrLst>
+    <dgm:linClrLst meth="repeat">
+      <a:schemeClr val="lt1"/>
+    </dgm:linClrLst>
+    <dgm:effectClrLst/>
+    <dgm:txLinClrLst/>
+    <dgm:txFillClrLst/>
+    <dgm:txEffectClrLst/>
+  </dgm:styleLbl>
+  <dgm:styleLbl name="asst3">
+    <dgm:fillClrLst meth="repeat">
+      <a:schemeClr val="accent1"/>
+    </dgm:fillClrLst>
+    <dgm:linClrLst meth="repeat">
+      <a:schemeClr val="lt1"/>
+    </dgm:linClrLst>
+    <dgm:effectClrLst/>
+    <dgm:txLinClrLst/>
+    <dgm:txFillClrLst/>
+    <dgm:txEffectClrLst/>
+  </dgm:styleLbl>
+  <dgm:styleLbl name="asst4">
+    <dgm:fillClrLst meth="repeat">
+      <a:schemeClr val="accent1"/>
+    </dgm:fillClrLst>
+    <dgm:linClrLst meth="repeat">
+      <a:schemeClr val="lt1"/>
+    </dgm:linClrLst>
+    <dgm:effectClrLst/>
+    <dgm:txLinClrLst/>
+    <dgm:txFillClrLst/>
+    <dgm:txEffectClrLst/>
+  </dgm:styleLbl>
+  <dgm:styleLbl name="parChTrans2D1">
+    <dgm:fillClrLst meth="repeat">
+      <a:schemeClr val="accent1">
+        <a:tint val="60000"/>
+      </a:schemeClr>
+    </dgm:fillClrLst>
+    <dgm:linClrLst meth="repeat">
+      <a:schemeClr val="accent1">
+        <a:tint val="60000"/>
+      </a:schemeClr>
+    </dgm:linClrLst>
+    <dgm:effectClrLst/>
+    <dgm:txLinClrLst/>
+    <dgm:txFillClrLst meth="repeat">
+      <a:schemeClr val="lt1"/>
+    </dgm:txFillClrLst>
+    <dgm:txEffectClrLst/>
+  </dgm:styleLbl>
+  <dgm:styleLbl name="parChTrans2D2">
+    <dgm:fillClrLst meth="repeat">
+      <a:schemeClr val="accent1"/>
+    </dgm:fillClrLst>
+    <dgm:linClrLst meth="repeat">
+      <a:schemeClr val="accent1"/>
+    </dgm:linClrLst>
+    <dgm:effectClrLst/>
+    <dgm:txLinClrLst/>
+    <dgm:txFillClrLst meth="repeat">
+      <a:schemeClr val="lt1"/>
+    </dgm:txFillClrLst>
+    <dgm:txEffectClrLst/>
+  </dgm:styleLbl>
+  <dgm:styleLbl name="parChTrans2D3">
+    <dgm:fillClrLst meth="repeat">
+      <a:schemeClr val="accent1"/>
+    </dgm:fillClrLst>
+    <dgm:linClrLst meth="repeat">
+      <a:schemeClr val="accent1"/>
+    </dgm:linClrLst>
+    <dgm:effectClrLst/>
+    <dgm:txLinClrLst/>
+    <dgm:txFillClrLst meth="repeat">
+      <a:schemeClr val="lt1"/>
+    </dgm:txFillClrLst>
+    <dgm:txEffectClrLst/>
+  </dgm:styleLbl>
+  <dgm:styleLbl name="parChTrans2D4">
+    <dgm:fillClrLst meth="repeat">
+      <a:schemeClr val="accent1"/>
+    </dgm:fillClrLst>
+    <dgm:linClrLst meth="repeat">
+      <a:schemeClr val="accent1"/>
+    </dgm:linClrLst>
+    <dgm:effectClrLst/>
+    <dgm:txLinClrLst/>
+    <dgm:txFillClrLst meth="repeat">
+      <a:schemeClr val="lt1"/>
+    </dgm:txFillClrLst>
+    <dgm:txEffectClrLst/>
+  </dgm:styleLbl>
+  <dgm:styleLbl name="parChTrans1D1">
+    <dgm:fillClrLst meth="repeat">
+      <a:schemeClr val="accent1"/>
+    </dgm:fillClrLst>
+    <dgm:linClrLst meth="repeat">
+      <a:schemeClr val="accent1">
+        <a:shade val="60000"/>
+      </a:schemeClr>
+    </dgm:linClrLst>
+    <dgm:effectClrLst/>
+    <dgm:txLinClrLst/>
+    <dgm:txFillClrLst meth="repeat">
+      <a:schemeClr val="tx1"/>
+    </dgm:txFillClrLst>
+    <dgm:txEffectClrLst/>
+  </dgm:styleLbl>
+  <dgm:styleLbl name="parChTrans1D2">
+    <dgm:fillClrLst meth="repeat">
+      <a:schemeClr val="accent1"/>
+    </dgm:fillClrLst>
+    <dgm:linClrLst meth="repeat">
+      <a:schemeClr val="accent1">
+        <a:shade val="60000"/>
+      </a:schemeClr>
+    </dgm:linClrLst>
+    <dgm:effectClrLst/>
+    <dgm:txLinClrLst/>
+    <dgm:txFillClrLst meth="repeat">
+      <a:schemeClr val="tx1"/>
+    </dgm:txFillClrLst>
+    <dgm:txEffectClrLst/>
+  </dgm:styleLbl>
+  <dgm:styleLbl name="parChTrans1D3">
+    <dgm:fillClrLst meth="repeat">
+      <a:schemeClr val="accent1"/>
+    </dgm:fillClrLst>
+    <dgm:linClrLst meth="repeat">
+      <a:schemeClr val="accent1">
+        <a:shade val="80000"/>
+      </a:schemeClr>
+    </dgm:linClrLst>
+    <dgm:effectClrLst/>
+    <dgm:txLinClrLst/>
+    <dgm:txFillClrLst meth="repeat">
+      <a:schemeClr val="tx1"/>
+    </dgm:txFillClrLst>
+    <dgm:txEffectClrLst/>
+  </dgm:styleLbl>
+  <dgm:styleLbl name="parChTrans1D4">
+    <dgm:fillClrLst meth="repeat">
+      <a:schemeClr val="accent1"/>
+    </dgm:fillClrLst>
+    <dgm:linClrLst meth="repeat">
+      <a:schemeClr val="accent1">
+        <a:shade val="80000"/>
+      </a:schemeClr>
+    </dgm:linClrLst>
+    <dgm:effectClrLst/>
+    <dgm:txLinClrLst/>
+    <dgm:txFillClrLst meth="repeat">
+      <a:schemeClr val="tx1"/>
+    </dgm:txFillClrLst>
+    <dgm:txEffectClrLst/>
+  </dgm:styleLbl>
+  <dgm:styleLbl name="fgAcc1">
+    <dgm:fillClrLst meth="repeat">
+      <a:schemeClr val="lt1">
+        <a:alpha val="90000"/>
+      </a:schemeClr>
+    </dgm:fillClrLst>
+    <dgm:linClrLst meth="repeat">
+      <a:schemeClr val="accent1"/>
+    </dgm:linClrLst>
+    <dgm:effectClrLst/>
+    <dgm:txLinClrLst/>
+    <dgm:txFillClrLst meth="repeat">
+      <a:schemeClr val="dk1"/>
+    </dgm:txFillClrLst>
+    <dgm:txEffectClrLst/>
+  </dgm:styleLbl>
+  <dgm:styleLbl name="conFgAcc1">
+    <dgm:fillClrLst meth="repeat">
+      <a:schemeClr val="lt1">
+        <a:alpha val="90000"/>
+      </a:schemeClr>
+    </dgm:fillClrLst>
+    <dgm:linClrLst meth="repeat">
+      <a:schemeClr val="accent1"/>
+    </dgm:linClrLst>
+    <dgm:effectClrLst/>
+    <dgm:txLinClrLst/>
+    <dgm:txFillClrLst meth="repeat">
+      <a:schemeClr val="dk1"/>
+    </dgm:txFillClrLst>
+    <dgm:txEffectClrLst/>
+  </dgm:styleLbl>
+  <dgm:styleLbl name="alignAcc1">
+    <dgm:fillClrLst meth="repeat">
+      <a:schemeClr val="lt1">
+        <a:alpha val="90000"/>
+      </a:schemeClr>
+    </dgm:fillClrLst>
+    <dgm:linClrLst meth="repeat">
+      <a:schemeClr val="accent1"/>
+    </dgm:linClrLst>
+    <dgm:effectClrLst/>
+    <dgm:txLinClrLst/>
+    <dgm:txFillClrLst meth="repeat">
+      <a:schemeClr val="dk1"/>
+    </dgm:txFillClrLst>
+    <dgm:txEffectClrLst/>
+  </dgm:styleLbl>
+  <dgm:styleLbl name="trAlignAcc1">
+    <dgm:fillClrLst meth="repeat">
+      <a:schemeClr val="lt1">
+        <a:alpha val="40000"/>
+      </a:schemeClr>
+    </dgm:fillClrLst>
+    <dgm:linClrLst meth="repeat">
+      <a:schemeClr val="accent1"/>
+    </dgm:linClrLst>
+    <dgm:effectClrLst/>
+    <dgm:txLinClrLst/>
+    <dgm:txFillClrLst meth="repeat">
+      <a:schemeClr val="dk1"/>
+    </dgm:txFillClrLst>
+    <dgm:txEffectClrLst/>
+  </dgm:styleLbl>
+  <dgm:styleLbl name="bgAcc1">
+    <dgm:fillClrLst meth="repeat">
+      <a:schemeClr val="lt1">
+        <a:alpha val="90000"/>
+      </a:schemeClr>
+    </dgm:fillClrLst>
+    <dgm:linClrLst meth="repeat">
+      <a:schemeClr val="accent1"/>
+    </dgm:linClrLst>
+    <dgm:effectClrLst/>
+    <dgm:txLinClrLst/>
+    <dgm:txFillClrLst meth="repeat">
+      <a:schemeClr val="dk1"/>
+    </dgm:txFillClrLst>
+    <dgm:txEffectClrLst/>
+  </dgm:styleLbl>
+  <dgm:styleLbl name="solidFgAcc1">
+    <dgm:fillClrLst meth="repeat">
+      <a:schemeClr val="lt1"/>
+    </dgm:fillClrLst>
+    <dgm:linClrLst meth="repeat">
+      <a:schemeClr val="accent1"/>
+    </dgm:linClrLst>
+    <dgm:effectClrLst/>
+    <dgm:txLinClrLst/>
+    <dgm:txFillClrLst meth="repeat">
+      <a:schemeClr val="dk1"/>
+    </dgm:txFillClrLst>
+    <dgm:txEffectClrLst/>
+  </dgm:styleLbl>
+  <dgm:styleLbl name="solidAlignAcc1">
+    <dgm:fillClrLst meth="repeat">
+      <a:schemeClr val="lt1"/>
+    </dgm:fillClrLst>
+    <dgm:linClrLst meth="repeat">
+      <a:schemeClr val="accent1"/>
+    </dgm:linClrLst>
+    <dgm:effectClrLst/>
+    <dgm:txLinClrLst/>
+    <dgm:txFillClrLst meth="repeat">
+      <a:schemeClr val="dk1"/>
+    </dgm:txFillClrLst>
+    <dgm:txEffectClrLst/>
+  </dgm:styleLbl>
+  <dgm:styleLbl name="solidBgAcc1">
+    <dgm:fillClrLst meth="repeat">
+      <a:schemeClr val="lt1"/>
+    </dgm:fillClrLst>
+    <dgm:linClrLst meth="repeat">
+      <a:schemeClr val="accent1"/>
+    </dgm:linClrLst>
+    <dgm:effectClrLst/>
+    <dgm:txLinClrLst/>
+    <dgm:txFillClrLst meth="repeat">
+      <a:schemeClr val="dk1"/>
+    </dgm:txFillClrLst>
+    <dgm:txEffectClrLst/>
+  </dgm:styleLbl>
+  <dgm:styleLbl name="fgAccFollowNode1">
+    <dgm:fillClrLst meth="repeat">
+      <a:schemeClr val="accent1">
+        <a:alpha val="90000"/>
+        <a:tint val="40000"/>
+      </a:schemeClr>
+    </dgm:fillClrLst>
+    <dgm:linClrLst meth="repeat">
+      <a:schemeClr val="accent1">
+        <a:alpha val="90000"/>
+        <a:tint val="40000"/>
+      </a:schemeClr>
+    </dgm:linClrLst>
+    <dgm:effectClrLst/>
+    <dgm:txLinClrLst/>
+    <dgm:txFillClrLst meth="repeat">
+      <a:schemeClr val="dk1"/>
+    </dgm:txFillClrLst>
+    <dgm:txEffectClrLst/>
+  </dgm:styleLbl>
+  <dgm:styleLbl name="alignAccFollowNode1">
+    <dgm:fillClrLst meth="repeat">
+      <a:schemeClr val="accent1">
+        <a:alpha val="90000"/>
+        <a:tint val="40000"/>
+      </a:schemeClr>
+    </dgm:fillClrLst>
+    <dgm:linClrLst meth="repeat">
+      <a:schemeClr val="accent1">
+        <a:alpha val="90000"/>
+        <a:tint val="40000"/>
+      </a:schemeClr>
+    </dgm:linClrLst>
+    <dgm:effectClrLst/>
+    <dgm:txLinClrLst/>
+    <dgm:txFillClrLst meth="repeat">
+      <a:schemeClr val="dk1"/>
+    </dgm:txFillClrLst>
+    <dgm:txEffectClrLst/>
+  </dgm:styleLbl>
+  <dgm:styleLbl name="bgAccFollowNode1">
+    <dgm:fillClrLst meth="repeat">
+      <a:schemeClr val="accent1">
+        <a:alpha val="90000"/>
+        <a:tint val="40000"/>
+      </a:schemeClr>
+    </dgm:fillClrLst>
+    <dgm:linClrLst meth="repeat">
+      <a:schemeClr val="accent1">
+        <a:alpha val="90000"/>
+        <a:tint val="40000"/>
+      </a:schemeClr>
+    </dgm:linClrLst>
+    <dgm:effectClrLst/>
+    <dgm:txLinClrLst/>
+    <dgm:txFillClrLst meth="repeat">
+      <a:schemeClr val="dk1"/>
+    </dgm:txFillClrLst>
+    <dgm:txEffectClrLst/>
+  </dgm:styleLbl>
+  <dgm:styleLbl name="fgAcc0">
+    <dgm:fillClrLst meth="repeat">
+      <a:schemeClr val="lt1">
+        <a:alpha val="90000"/>
+      </a:schemeClr>
+    </dgm:fillClrLst>
+    <dgm:linClrLst meth="repeat">
+      <a:schemeClr val="accent1"/>
+    </dgm:linClrLst>
+    <dgm:effectClrLst/>
+    <dgm:txLinClrLst/>
+    <dgm:txFillClrLst meth="repeat">
+      <a:schemeClr val="dk1"/>
+    </dgm:txFillClrLst>
+    <dgm:txEffectClrLst/>
+  </dgm:styleLbl>
+  <dgm:styleLbl name="fgAcc2">
+    <dgm:fillClrLst meth="repeat">
+      <a:schemeClr val="lt1">
+        <a:alpha val="90000"/>
+      </a:schemeClr>
+    </dgm:fillClrLst>
+    <dgm:linClrLst meth="repeat">
+      <a:schemeClr val="accent1"/>
+    </dgm:linClrLst>
+    <dgm:effectClrLst/>
+    <dgm:txLinClrLst/>
+    <dgm:txFillClrLst meth="repeat">
+      <a:schemeClr val="dk1"/>
+    </dgm:txFillClrLst>
+    <dgm:txEffectClrLst/>
+  </dgm:styleLbl>
+  <dgm:styleLbl name="fgAcc3">
+    <dgm:fillClrLst meth="repeat">
+      <a:schemeClr val="lt1">
+        <a:alpha val="90000"/>
+      </a:schemeClr>
+    </dgm:fillClrLst>
+    <dgm:linClrLst meth="repeat">
+      <a:schemeClr val="accent1"/>
+    </dgm:linClrLst>
+    <dgm:effectClrLst/>
+    <dgm:txLinClrLst/>
+    <dgm:txFillClrLst meth="repeat">
+      <a:schemeClr val="dk1"/>
+    </dgm:txFillClrLst>
+    <dgm:txEffectClrLst/>
+  </dgm:styleLbl>
+  <dgm:styleLbl name="fgAcc4">
+    <dgm:fillClrLst meth="repeat">
+      <a:schemeClr val="lt1">
+        <a:alpha val="90000"/>
+      </a:schemeClr>
+    </dgm:fillClrLst>
+    <dgm:linClrLst meth="repeat">
+      <a:schemeClr val="accent1"/>
+    </dgm:linClrLst>
+    <dgm:effectClrLst/>
+    <dgm:txLinClrLst/>
+    <dgm:txFillClrLst meth="repeat">
+      <a:schemeClr val="dk1"/>
+    </dgm:txFillClrLst>
+    <dgm:txEffectClrLst/>
+  </dgm:styleLbl>
+  <dgm:styleLbl name="bgShp">
+    <dgm:fillClrLst meth="repeat">
+      <a:schemeClr val="accent1">
+        <a:tint val="40000"/>
+      </a:schemeClr>
+    </dgm:fillClrLst>
+    <dgm:linClrLst meth="repeat">
+      <a:schemeClr val="accent1"/>
+    </dgm:linClrLst>
+    <dgm:effectClrLst/>
+    <dgm:txLinClrLst/>
+    <dgm:txFillClrLst meth="repeat">
+      <a:schemeClr val="dk1"/>
+    </dgm:txFillClrLst>
+    <dgm:txEffectClrLst/>
+  </dgm:styleLbl>
+  <dgm:styleLbl name="dkBgShp">
+    <dgm:fillClrLst meth="repeat">
+      <a:schemeClr val="accent1">
+        <a:shade val="80000"/>
+      </a:schemeClr>
+    </dgm:fillClrLst>
+    <dgm:linClrLst meth="repeat">
+      <a:schemeClr val="accent1"/>
+    </dgm:linClrLst>
+    <dgm:effectClrLst/>
+    <dgm:txLinClrLst/>
+    <dgm:txFillClrLst meth="repeat">
+      <a:schemeClr val="lt1"/>
+    </dgm:txFillClrLst>
+    <dgm:txEffectClrLst/>
+  </dgm:styleLbl>
+  <dgm:styleLbl name="trBgShp">
+    <dgm:fillClrLst meth="repeat">
+      <a:schemeClr val="accent1">
+        <a:tint val="50000"/>
+        <a:alpha val="40000"/>
+      </a:schemeClr>
+    </dgm:fillClrLst>
+    <dgm:linClrLst meth="repeat">
+      <a:schemeClr val="accent1"/>
+    </dgm:linClrLst>
+    <dgm:effectClrLst/>
+    <dgm:txLinClrLst/>
+    <dgm:txFillClrLst meth="repeat">
+      <a:schemeClr val="lt1"/>
+    </dgm:txFillClrLst>
+    <dgm:txEffectClrLst/>
+  </dgm:styleLbl>
+  <dgm:styleLbl name="fgShp">
+    <dgm:fillClrLst meth="repeat">
+      <a:schemeClr val="accent1">
+        <a:tint val="60000"/>
+      </a:schemeClr>
+    </dgm:fillClrLst>
+    <dgm:linClrLst meth="repeat">
+      <a:schemeClr val="lt1"/>
+    </dgm:linClrLst>
+    <dgm:effectClrLst/>
+    <dgm:txLinClrLst/>
+    <dgm:txFillClrLst meth="repeat">
+      <a:schemeClr val="dk1"/>
+    </dgm:txFillClrLst>
+    <dgm:txEffectClrLst/>
+  </dgm:styleLbl>
+  <dgm:styleLbl name="revTx">
+    <dgm:fillClrLst meth="repeat">
+      <a:schemeClr val="lt1">
+        <a:alpha val="0"/>
+      </a:schemeClr>
+    </dgm:fillClrLst>
+    <dgm:linClrLst meth="repeat">
+      <a:schemeClr val="dk1">
+        <a:alpha val="0"/>
+      </a:schemeClr>
+    </dgm:linClrLst>
+    <dgm:effectClrLst/>
+    <dgm:txLinClrLst/>
+    <dgm:txFillClrLst meth="repeat">
+      <a:schemeClr val="tx1"/>
+    </dgm:txFillClrLst>
+    <dgm:txEffectClrLst/>
+  </dgm:styleLbl>
+</dgm:colorsDef>
+</file>
+
+<file path=word/diagrams/data1.xml><?xml version="1.0" encoding="utf-8"?>
+<dgm:dataModel xmlns:dgm="http://schemas.openxmlformats.org/drawingml/2006/diagram" xmlns:a="http://schemas.openxmlformats.org/drawingml/2006/main">
+  <dgm:ptLst>
+    <dgm:pt modelId="{60407CD9-359A-416C-A692-A76F94E91BEB}" type="doc">
+      <dgm:prSet loTypeId="urn:microsoft.com/office/officeart/2005/8/layout/orgChart1" loCatId="hierarchy" qsTypeId="urn:microsoft.com/office/officeart/2005/8/quickstyle/simple1" qsCatId="simple" csTypeId="urn:microsoft.com/office/officeart/2005/8/colors/accent1_2" csCatId="accent1" phldr="1"/>
+      <dgm:spPr/>
+      <dgm:t>
+        <a:bodyPr/>
+        <a:lstStyle/>
+        <a:p>
+          <a:endParaRPr lang="fr-CH"/>
+        </a:p>
+      </dgm:t>
+    </dgm:pt>
+    <dgm:pt modelId="{BDFFF08C-18F7-42A7-B6F6-60D88BFD8D66}">
+      <dgm:prSet phldrT="[Texte]"/>
+      <dgm:spPr/>
+      <dgm:t>
+        <a:bodyPr/>
+        <a:lstStyle/>
+        <a:p>
+          <a:r>
+            <a:rPr lang="fr-CH"/>
+            <a:t>Program.cs</a:t>
+          </a:r>
+        </a:p>
+      </dgm:t>
+    </dgm:pt>
+    <dgm:pt modelId="{D0990308-D6BA-4DB4-87BC-B8EC3DAA744F}" type="parTrans" cxnId="{BD3AE340-55C8-4DFF-9D36-52A65852E427}">
+      <dgm:prSet/>
+      <dgm:spPr/>
+      <dgm:t>
+        <a:bodyPr/>
+        <a:lstStyle/>
+        <a:p>
+          <a:endParaRPr lang="fr-CH"/>
+        </a:p>
+      </dgm:t>
+    </dgm:pt>
+    <dgm:pt modelId="{1F8AEC0B-65D0-48DE-8EDC-54FE7A384882}" type="sibTrans" cxnId="{BD3AE340-55C8-4DFF-9D36-52A65852E427}">
+      <dgm:prSet/>
+      <dgm:spPr/>
+      <dgm:t>
+        <a:bodyPr/>
+        <a:lstStyle/>
+        <a:p>
+          <a:endParaRPr lang="fr-CH"/>
+        </a:p>
+      </dgm:t>
+    </dgm:pt>
+    <dgm:pt modelId="{768BC903-9D5A-476B-A7A8-8A675B752705}">
+      <dgm:prSet phldrT="[Texte]"/>
+      <dgm:spPr/>
+      <dgm:t>
+        <a:bodyPr/>
+        <a:lstStyle/>
+        <a:p>
+          <a:r>
+            <a:rPr lang="fr-CH"/>
+            <a:t>Mob.cs</a:t>
+          </a:r>
+        </a:p>
+      </dgm:t>
+    </dgm:pt>
+    <dgm:pt modelId="{FF285E58-A605-4AF8-B7E9-4B227FDD7E71}" type="parTrans" cxnId="{0FFAAB93-3028-469C-83C1-510D302E7BB2}">
+      <dgm:prSet/>
+      <dgm:spPr/>
+      <dgm:t>
+        <a:bodyPr/>
+        <a:lstStyle/>
+        <a:p>
+          <a:endParaRPr lang="fr-CH"/>
+        </a:p>
+      </dgm:t>
+    </dgm:pt>
+    <dgm:pt modelId="{43458DE9-2D36-475A-A344-816AD976B18E}" type="sibTrans" cxnId="{0FFAAB93-3028-469C-83C1-510D302E7BB2}">
+      <dgm:prSet/>
+      <dgm:spPr/>
+      <dgm:t>
+        <a:bodyPr/>
+        <a:lstStyle/>
+        <a:p>
+          <a:endParaRPr lang="fr-CH"/>
+        </a:p>
+      </dgm:t>
+    </dgm:pt>
+    <dgm:pt modelId="{B50BF800-C887-42E5-9EB0-8ED02A26BD0C}" type="asst">
+      <dgm:prSet/>
+      <dgm:spPr/>
+      <dgm:t>
+        <a:bodyPr/>
+        <a:lstStyle/>
+        <a:p>
+          <a:r>
+            <a:rPr lang="fr-CH"/>
+            <a:t>Map.cs</a:t>
+          </a:r>
+        </a:p>
+      </dgm:t>
+    </dgm:pt>
+    <dgm:pt modelId="{14EC655B-7AF6-40B3-BD14-5716E903D8EE}" type="parTrans" cxnId="{7171A538-5657-48BB-9AC9-8492DE80021C}">
+      <dgm:prSet/>
+      <dgm:spPr/>
+      <dgm:t>
+        <a:bodyPr/>
+        <a:lstStyle/>
+        <a:p>
+          <a:endParaRPr lang="fr-CH"/>
+        </a:p>
+      </dgm:t>
+    </dgm:pt>
+    <dgm:pt modelId="{B3ECDD3A-C6C8-4A33-BA08-72930F9F7BB6}" type="sibTrans" cxnId="{7171A538-5657-48BB-9AC9-8492DE80021C}">
+      <dgm:prSet/>
+      <dgm:spPr/>
+      <dgm:t>
+        <a:bodyPr/>
+        <a:lstStyle/>
+        <a:p>
+          <a:endParaRPr lang="fr-CH"/>
+        </a:p>
+      </dgm:t>
+    </dgm:pt>
+    <dgm:pt modelId="{2C1D6630-D20B-418C-AA0B-F1BAD800EF25}">
+      <dgm:prSet phldrT="[Texte]"/>
+      <dgm:spPr/>
+      <dgm:t>
+        <a:bodyPr/>
+        <a:lstStyle/>
+        <a:p>
+          <a:r>
+            <a:rPr lang="fr-CH"/>
+            <a:t>Player.cs</a:t>
+          </a:r>
+        </a:p>
+      </dgm:t>
+    </dgm:pt>
+    <dgm:pt modelId="{87F3025C-188D-449B-8D87-58BDFE733230}" type="sibTrans" cxnId="{04FE961C-5213-493C-B525-AFF24F83468B}">
+      <dgm:prSet/>
+      <dgm:spPr/>
+      <dgm:t>
+        <a:bodyPr/>
+        <a:lstStyle/>
+        <a:p>
+          <a:endParaRPr lang="fr-CH"/>
+        </a:p>
+      </dgm:t>
+    </dgm:pt>
+    <dgm:pt modelId="{73FAC6AA-2F17-4D3E-8F08-ACA1FF8F0777}" type="parTrans" cxnId="{04FE961C-5213-493C-B525-AFF24F83468B}">
+      <dgm:prSet/>
+      <dgm:spPr/>
+      <dgm:t>
+        <a:bodyPr/>
+        <a:lstStyle/>
+        <a:p>
+          <a:endParaRPr lang="fr-CH"/>
+        </a:p>
+      </dgm:t>
+    </dgm:pt>
+    <dgm:pt modelId="{7C2622EF-1ACD-4996-8E7F-0B699CE3D7D2}" type="asst">
+      <dgm:prSet phldrT="[Texte]"/>
+      <dgm:spPr/>
+      <dgm:t>
+        <a:bodyPr/>
+        <a:lstStyle/>
+        <a:p>
+          <a:r>
+            <a:rPr lang="fr-CH"/>
+            <a:t>Weapon.cs</a:t>
+          </a:r>
+        </a:p>
+      </dgm:t>
+    </dgm:pt>
+    <dgm:pt modelId="{E1ED4587-3903-4EC8-B402-15AD3A221A41}" type="sibTrans" cxnId="{1018AFD4-4496-4D2B-B064-1A798820B8A0}">
+      <dgm:prSet/>
+      <dgm:spPr/>
+      <dgm:t>
+        <a:bodyPr/>
+        <a:lstStyle/>
+        <a:p>
+          <a:endParaRPr lang="fr-CH"/>
+        </a:p>
+      </dgm:t>
+    </dgm:pt>
+    <dgm:pt modelId="{BA99EB1E-DFAC-4337-8596-9BB3684EDDB1}" type="parTrans" cxnId="{1018AFD4-4496-4D2B-B064-1A798820B8A0}">
+      <dgm:prSet/>
+      <dgm:spPr/>
+      <dgm:t>
+        <a:bodyPr/>
+        <a:lstStyle/>
+        <a:p>
+          <a:endParaRPr lang="fr-CH"/>
+        </a:p>
+      </dgm:t>
+    </dgm:pt>
+    <dgm:pt modelId="{B5BBCBEE-2BED-4CF2-AAA7-C4AF2561A356}">
+      <dgm:prSet phldrT="[Texte]"/>
+      <dgm:spPr/>
+      <dgm:t>
+        <a:bodyPr/>
+        <a:lstStyle/>
+        <a:p>
+          <a:r>
+            <a:rPr lang="fr-CH"/>
+            <a:t>Bullet.cs</a:t>
+          </a:r>
+        </a:p>
+      </dgm:t>
+    </dgm:pt>
+    <dgm:pt modelId="{5B4EA3DE-65DB-45AC-B0A0-E580C4B73922}" type="sibTrans" cxnId="{7068E27E-7440-4825-8016-409B454F8E1D}">
+      <dgm:prSet/>
+      <dgm:spPr/>
+      <dgm:t>
+        <a:bodyPr/>
+        <a:lstStyle/>
+        <a:p>
+          <a:endParaRPr lang="fr-CH"/>
+        </a:p>
+      </dgm:t>
+    </dgm:pt>
+    <dgm:pt modelId="{02E6E7A4-A45C-475C-9E99-10DFF5B4F0D7}" type="parTrans" cxnId="{7068E27E-7440-4825-8016-409B454F8E1D}">
+      <dgm:prSet/>
+      <dgm:spPr/>
+      <dgm:t>
+        <a:bodyPr/>
+        <a:lstStyle/>
+        <a:p>
+          <a:endParaRPr lang="fr-CH"/>
+        </a:p>
+      </dgm:t>
+    </dgm:pt>
+    <dgm:pt modelId="{F47617F2-DA9B-4F68-99BD-001B183DB564}" type="pres">
+      <dgm:prSet presAssocID="{60407CD9-359A-416C-A692-A76F94E91BEB}" presName="hierChild1" presStyleCnt="0">
+        <dgm:presLayoutVars>
+          <dgm:orgChart val="1"/>
+          <dgm:chPref val="1"/>
+          <dgm:dir/>
+          <dgm:animOne val="branch"/>
+          <dgm:animLvl val="lvl"/>
+          <dgm:resizeHandles/>
+        </dgm:presLayoutVars>
+      </dgm:prSet>
+      <dgm:spPr/>
+    </dgm:pt>
+    <dgm:pt modelId="{7C40C580-8CF5-449E-8348-7CF541F9D71E}" type="pres">
+      <dgm:prSet presAssocID="{BDFFF08C-18F7-42A7-B6F6-60D88BFD8D66}" presName="hierRoot1" presStyleCnt="0">
+        <dgm:presLayoutVars>
+          <dgm:hierBranch val="init"/>
+        </dgm:presLayoutVars>
+      </dgm:prSet>
+      <dgm:spPr/>
+    </dgm:pt>
+    <dgm:pt modelId="{EE6E3B99-CCAA-448E-B46F-B463B627ECA4}" type="pres">
+      <dgm:prSet presAssocID="{BDFFF08C-18F7-42A7-B6F6-60D88BFD8D66}" presName="rootComposite1" presStyleCnt="0"/>
+      <dgm:spPr/>
+    </dgm:pt>
+    <dgm:pt modelId="{F0A721CF-E06D-493D-BAB6-9EF1D691BA50}" type="pres">
+      <dgm:prSet presAssocID="{BDFFF08C-18F7-42A7-B6F6-60D88BFD8D66}" presName="rootText1" presStyleLbl="node0" presStyleIdx="0" presStyleCnt="1">
+        <dgm:presLayoutVars>
+          <dgm:chPref val="3"/>
+        </dgm:presLayoutVars>
+      </dgm:prSet>
+      <dgm:spPr/>
+    </dgm:pt>
+    <dgm:pt modelId="{71CB1870-0F7E-4F35-9076-22FB770768D4}" type="pres">
+      <dgm:prSet presAssocID="{BDFFF08C-18F7-42A7-B6F6-60D88BFD8D66}" presName="rootConnector1" presStyleLbl="node1" presStyleIdx="0" presStyleCnt="0"/>
+      <dgm:spPr/>
+    </dgm:pt>
+    <dgm:pt modelId="{B5D7B0D2-72F1-445E-A048-04E3B8837D56}" type="pres">
+      <dgm:prSet presAssocID="{BDFFF08C-18F7-42A7-B6F6-60D88BFD8D66}" presName="hierChild2" presStyleCnt="0"/>
+      <dgm:spPr/>
+    </dgm:pt>
+    <dgm:pt modelId="{58FF030A-EBEE-4B54-B431-180B12CE25B8}" type="pres">
+      <dgm:prSet presAssocID="{73FAC6AA-2F17-4D3E-8F08-ACA1FF8F0777}" presName="Name37" presStyleLbl="parChTrans1D2" presStyleIdx="0" presStyleCnt="4"/>
+      <dgm:spPr/>
+    </dgm:pt>
+    <dgm:pt modelId="{74930CAE-66EB-4F5D-9FDF-01B60C806338}" type="pres">
+      <dgm:prSet presAssocID="{2C1D6630-D20B-418C-AA0B-F1BAD800EF25}" presName="hierRoot2" presStyleCnt="0">
+        <dgm:presLayoutVars>
+          <dgm:hierBranch val="init"/>
+        </dgm:presLayoutVars>
+      </dgm:prSet>
+      <dgm:spPr/>
+    </dgm:pt>
+    <dgm:pt modelId="{875EA866-439E-4226-87F0-B7121419D781}" type="pres">
+      <dgm:prSet presAssocID="{2C1D6630-D20B-418C-AA0B-F1BAD800EF25}" presName="rootComposite" presStyleCnt="0"/>
+      <dgm:spPr/>
+    </dgm:pt>
+    <dgm:pt modelId="{81C7957B-EF50-433A-A178-FDAB134BFBF5}" type="pres">
+      <dgm:prSet presAssocID="{2C1D6630-D20B-418C-AA0B-F1BAD800EF25}" presName="rootText" presStyleLbl="node2" presStyleIdx="0" presStyleCnt="3">
+        <dgm:presLayoutVars>
+          <dgm:chPref val="3"/>
+        </dgm:presLayoutVars>
+      </dgm:prSet>
+      <dgm:spPr/>
+    </dgm:pt>
+    <dgm:pt modelId="{B860C3B9-3442-4DDE-8618-6175DD1B0533}" type="pres">
+      <dgm:prSet presAssocID="{2C1D6630-D20B-418C-AA0B-F1BAD800EF25}" presName="rootConnector" presStyleLbl="node2" presStyleIdx="0" presStyleCnt="3"/>
+      <dgm:spPr/>
+    </dgm:pt>
+    <dgm:pt modelId="{B523138E-FCC9-421A-BA47-49A3A9F30638}" type="pres">
+      <dgm:prSet presAssocID="{2C1D6630-D20B-418C-AA0B-F1BAD800EF25}" presName="hierChild4" presStyleCnt="0"/>
+      <dgm:spPr/>
+    </dgm:pt>
+    <dgm:pt modelId="{79B20273-9477-4749-B977-511194780451}" type="pres">
+      <dgm:prSet presAssocID="{2C1D6630-D20B-418C-AA0B-F1BAD800EF25}" presName="hierChild5" presStyleCnt="0"/>
+      <dgm:spPr/>
+    </dgm:pt>
+    <dgm:pt modelId="{76F2A87F-9D88-4286-8EE0-72E440F10435}" type="pres">
+      <dgm:prSet presAssocID="{BA99EB1E-DFAC-4337-8596-9BB3684EDDB1}" presName="Name111" presStyleLbl="parChTrans1D3" presStyleIdx="0" presStyleCnt="1"/>
+      <dgm:spPr/>
+    </dgm:pt>
+    <dgm:pt modelId="{8BA51A87-757B-416D-B132-ACD314DBFF86}" type="pres">
+      <dgm:prSet presAssocID="{7C2622EF-1ACD-4996-8E7F-0B699CE3D7D2}" presName="hierRoot3" presStyleCnt="0">
+        <dgm:presLayoutVars>
+          <dgm:hierBranch val="init"/>
+        </dgm:presLayoutVars>
+      </dgm:prSet>
+      <dgm:spPr/>
+    </dgm:pt>
+    <dgm:pt modelId="{4A650D08-9EFF-4547-9E1E-73207400C99E}" type="pres">
+      <dgm:prSet presAssocID="{7C2622EF-1ACD-4996-8E7F-0B699CE3D7D2}" presName="rootComposite3" presStyleCnt="0"/>
+      <dgm:spPr/>
+    </dgm:pt>
+    <dgm:pt modelId="{8C3DC9BD-7B6C-4CE4-8800-014D83B80354}" type="pres">
+      <dgm:prSet presAssocID="{7C2622EF-1ACD-4996-8E7F-0B699CE3D7D2}" presName="rootText3" presStyleLbl="asst2" presStyleIdx="0" presStyleCnt="1">
+        <dgm:presLayoutVars>
+          <dgm:chPref val="3"/>
+        </dgm:presLayoutVars>
+      </dgm:prSet>
+      <dgm:spPr/>
+    </dgm:pt>
+    <dgm:pt modelId="{C06B7939-33E4-4944-BDA9-685CEFA97612}" type="pres">
+      <dgm:prSet presAssocID="{7C2622EF-1ACD-4996-8E7F-0B699CE3D7D2}" presName="rootConnector3" presStyleLbl="asst2" presStyleIdx="0" presStyleCnt="1"/>
+      <dgm:spPr/>
+    </dgm:pt>
+    <dgm:pt modelId="{EF2090D1-D7FF-4D6F-B8EA-48FF36E7AD8D}" type="pres">
+      <dgm:prSet presAssocID="{7C2622EF-1ACD-4996-8E7F-0B699CE3D7D2}" presName="hierChild6" presStyleCnt="0"/>
+      <dgm:spPr/>
+    </dgm:pt>
+    <dgm:pt modelId="{3AD62F47-56E8-4DD7-8A42-52B192BFFD0A}" type="pres">
+      <dgm:prSet presAssocID="{7C2622EF-1ACD-4996-8E7F-0B699CE3D7D2}" presName="hierChild7" presStyleCnt="0"/>
+      <dgm:spPr/>
+    </dgm:pt>
+    <dgm:pt modelId="{A24A6FC8-61D5-4A92-905A-A34FD23F4ABB}" type="pres">
+      <dgm:prSet presAssocID="{FF285E58-A605-4AF8-B7E9-4B227FDD7E71}" presName="Name37" presStyleLbl="parChTrans1D2" presStyleIdx="1" presStyleCnt="4"/>
+      <dgm:spPr/>
+    </dgm:pt>
+    <dgm:pt modelId="{F054FE94-7095-439A-93D2-916395F733FC}" type="pres">
+      <dgm:prSet presAssocID="{768BC903-9D5A-476B-A7A8-8A675B752705}" presName="hierRoot2" presStyleCnt="0">
+        <dgm:presLayoutVars>
+          <dgm:hierBranch val="init"/>
+        </dgm:presLayoutVars>
+      </dgm:prSet>
+      <dgm:spPr/>
+    </dgm:pt>
+    <dgm:pt modelId="{67BA2E43-BDF9-4B51-8F1D-19B0C81536BD}" type="pres">
+      <dgm:prSet presAssocID="{768BC903-9D5A-476B-A7A8-8A675B752705}" presName="rootComposite" presStyleCnt="0"/>
+      <dgm:spPr/>
+    </dgm:pt>
+    <dgm:pt modelId="{9F3BD350-3BC3-4B39-87B1-D6177648E49B}" type="pres">
+      <dgm:prSet presAssocID="{768BC903-9D5A-476B-A7A8-8A675B752705}" presName="rootText" presStyleLbl="node2" presStyleIdx="1" presStyleCnt="3">
+        <dgm:presLayoutVars>
+          <dgm:chPref val="3"/>
+        </dgm:presLayoutVars>
+      </dgm:prSet>
+      <dgm:spPr/>
+    </dgm:pt>
+    <dgm:pt modelId="{67447716-0CE6-4AEE-BF5B-DE3189C4455D}" type="pres">
+      <dgm:prSet presAssocID="{768BC903-9D5A-476B-A7A8-8A675B752705}" presName="rootConnector" presStyleLbl="node2" presStyleIdx="1" presStyleCnt="3"/>
+      <dgm:spPr/>
+    </dgm:pt>
+    <dgm:pt modelId="{11B56CEE-B73E-4758-91F5-678FF81A8098}" type="pres">
+      <dgm:prSet presAssocID="{768BC903-9D5A-476B-A7A8-8A675B752705}" presName="hierChild4" presStyleCnt="0"/>
+      <dgm:spPr/>
+    </dgm:pt>
+    <dgm:pt modelId="{F88DDDD2-0999-4629-BD5F-B9840DC12BFB}" type="pres">
+      <dgm:prSet presAssocID="{768BC903-9D5A-476B-A7A8-8A675B752705}" presName="hierChild5" presStyleCnt="0"/>
+      <dgm:spPr/>
+    </dgm:pt>
+    <dgm:pt modelId="{5DDF6C99-4325-4D2D-9551-45B934E87B0B}" type="pres">
+      <dgm:prSet presAssocID="{02E6E7A4-A45C-475C-9E99-10DFF5B4F0D7}" presName="Name37" presStyleLbl="parChTrans1D2" presStyleIdx="2" presStyleCnt="4"/>
+      <dgm:spPr/>
+    </dgm:pt>
+    <dgm:pt modelId="{16EC83C8-C725-48A8-A6A6-7660674B9FF5}" type="pres">
+      <dgm:prSet presAssocID="{B5BBCBEE-2BED-4CF2-AAA7-C4AF2561A356}" presName="hierRoot2" presStyleCnt="0">
+        <dgm:presLayoutVars>
+          <dgm:hierBranch val="init"/>
+        </dgm:presLayoutVars>
+      </dgm:prSet>
+      <dgm:spPr/>
+    </dgm:pt>
+    <dgm:pt modelId="{12A738DD-7FF5-4F2B-A660-0172B29F0F03}" type="pres">
+      <dgm:prSet presAssocID="{B5BBCBEE-2BED-4CF2-AAA7-C4AF2561A356}" presName="rootComposite" presStyleCnt="0"/>
+      <dgm:spPr/>
+    </dgm:pt>
+    <dgm:pt modelId="{1668DA31-FE7A-4E8C-9241-F46DC88A8D72}" type="pres">
+      <dgm:prSet presAssocID="{B5BBCBEE-2BED-4CF2-AAA7-C4AF2561A356}" presName="rootText" presStyleLbl="node2" presStyleIdx="2" presStyleCnt="3">
+        <dgm:presLayoutVars>
+          <dgm:chPref val="3"/>
+        </dgm:presLayoutVars>
+      </dgm:prSet>
+      <dgm:spPr/>
+    </dgm:pt>
+    <dgm:pt modelId="{5182020C-CA47-40F4-B7A0-A59DBD918B6B}" type="pres">
+      <dgm:prSet presAssocID="{B5BBCBEE-2BED-4CF2-AAA7-C4AF2561A356}" presName="rootConnector" presStyleLbl="node2" presStyleIdx="2" presStyleCnt="3"/>
+      <dgm:spPr/>
+    </dgm:pt>
+    <dgm:pt modelId="{D8B0B009-4ACF-4036-AB9B-7621758EAF2A}" type="pres">
+      <dgm:prSet presAssocID="{B5BBCBEE-2BED-4CF2-AAA7-C4AF2561A356}" presName="hierChild4" presStyleCnt="0"/>
+      <dgm:spPr/>
+    </dgm:pt>
+    <dgm:pt modelId="{29157BFB-4D31-4205-B5E0-7E2962539669}" type="pres">
+      <dgm:prSet presAssocID="{B5BBCBEE-2BED-4CF2-AAA7-C4AF2561A356}" presName="hierChild5" presStyleCnt="0"/>
+      <dgm:spPr/>
+    </dgm:pt>
+    <dgm:pt modelId="{4606B917-8E3C-426D-BFC2-BE447709083D}" type="pres">
+      <dgm:prSet presAssocID="{BDFFF08C-18F7-42A7-B6F6-60D88BFD8D66}" presName="hierChild3" presStyleCnt="0"/>
+      <dgm:spPr/>
+    </dgm:pt>
+    <dgm:pt modelId="{79C08E54-CD8B-431E-8200-D33739F27DC5}" type="pres">
+      <dgm:prSet presAssocID="{14EC655B-7AF6-40B3-BD14-5716E903D8EE}" presName="Name111" presStyleLbl="parChTrans1D2" presStyleIdx="3" presStyleCnt="4"/>
+      <dgm:spPr/>
+    </dgm:pt>
+    <dgm:pt modelId="{B4013C15-8E68-4D23-867C-3B1F0B01DE40}" type="pres">
+      <dgm:prSet presAssocID="{B50BF800-C887-42E5-9EB0-8ED02A26BD0C}" presName="hierRoot3" presStyleCnt="0">
+        <dgm:presLayoutVars>
+          <dgm:hierBranch val="init"/>
+        </dgm:presLayoutVars>
+      </dgm:prSet>
+      <dgm:spPr/>
+    </dgm:pt>
+    <dgm:pt modelId="{F772823C-C2E5-43A6-94D2-769E6F9291D6}" type="pres">
+      <dgm:prSet presAssocID="{B50BF800-C887-42E5-9EB0-8ED02A26BD0C}" presName="rootComposite3" presStyleCnt="0"/>
+      <dgm:spPr/>
+    </dgm:pt>
+    <dgm:pt modelId="{6B12B5BC-4F1F-4B56-ADAD-18735A4F80D1}" type="pres">
+      <dgm:prSet presAssocID="{B50BF800-C887-42E5-9EB0-8ED02A26BD0C}" presName="rootText3" presStyleLbl="asst1" presStyleIdx="0" presStyleCnt="1">
+        <dgm:presLayoutVars>
+          <dgm:chPref val="3"/>
+        </dgm:presLayoutVars>
+      </dgm:prSet>
+      <dgm:spPr/>
+    </dgm:pt>
+    <dgm:pt modelId="{7B9EDD58-4E97-4A52-A409-52F59751B11B}" type="pres">
+      <dgm:prSet presAssocID="{B50BF800-C887-42E5-9EB0-8ED02A26BD0C}" presName="rootConnector3" presStyleLbl="asst1" presStyleIdx="0" presStyleCnt="1"/>
+      <dgm:spPr/>
+    </dgm:pt>
+    <dgm:pt modelId="{44950B48-C66C-42F9-B191-82CCE950AD5D}" type="pres">
+      <dgm:prSet presAssocID="{B50BF800-C887-42E5-9EB0-8ED02A26BD0C}" presName="hierChild6" presStyleCnt="0"/>
+      <dgm:spPr/>
+    </dgm:pt>
+    <dgm:pt modelId="{DA522B18-1E5E-4F1D-8B83-95613DBB66EC}" type="pres">
+      <dgm:prSet presAssocID="{B50BF800-C887-42E5-9EB0-8ED02A26BD0C}" presName="hierChild7" presStyleCnt="0"/>
+      <dgm:spPr/>
+    </dgm:pt>
+  </dgm:ptLst>
+  <dgm:cxnLst>
+    <dgm:cxn modelId="{11404F06-8EA0-4B7E-B6F8-9EDCF45C5F21}" type="presOf" srcId="{60407CD9-359A-416C-A692-A76F94E91BEB}" destId="{F47617F2-DA9B-4F68-99BD-001B183DB564}" srcOrd="0" destOrd="0" presId="urn:microsoft.com/office/officeart/2005/8/layout/orgChart1"/>
+    <dgm:cxn modelId="{6ADA8608-1C55-427B-84C1-770F79E82FBC}" type="presOf" srcId="{73FAC6AA-2F17-4D3E-8F08-ACA1FF8F0777}" destId="{58FF030A-EBEE-4B54-B431-180B12CE25B8}" srcOrd="0" destOrd="0" presId="urn:microsoft.com/office/officeart/2005/8/layout/orgChart1"/>
+    <dgm:cxn modelId="{04FE961C-5213-493C-B525-AFF24F83468B}" srcId="{BDFFF08C-18F7-42A7-B6F6-60D88BFD8D66}" destId="{2C1D6630-D20B-418C-AA0B-F1BAD800EF25}" srcOrd="1" destOrd="0" parTransId="{73FAC6AA-2F17-4D3E-8F08-ACA1FF8F0777}" sibTransId="{87F3025C-188D-449B-8D87-58BDFE733230}"/>
+    <dgm:cxn modelId="{117A1A24-BC32-4512-81FB-50C979ECC056}" type="presOf" srcId="{02E6E7A4-A45C-475C-9E99-10DFF5B4F0D7}" destId="{5DDF6C99-4325-4D2D-9551-45B934E87B0B}" srcOrd="0" destOrd="0" presId="urn:microsoft.com/office/officeart/2005/8/layout/orgChart1"/>
+    <dgm:cxn modelId="{CE095026-042B-49EF-881C-9B2F63E247EA}" type="presOf" srcId="{B50BF800-C887-42E5-9EB0-8ED02A26BD0C}" destId="{7B9EDD58-4E97-4A52-A409-52F59751B11B}" srcOrd="1" destOrd="0" presId="urn:microsoft.com/office/officeart/2005/8/layout/orgChart1"/>
+    <dgm:cxn modelId="{7171A538-5657-48BB-9AC9-8492DE80021C}" srcId="{BDFFF08C-18F7-42A7-B6F6-60D88BFD8D66}" destId="{B50BF800-C887-42E5-9EB0-8ED02A26BD0C}" srcOrd="0" destOrd="0" parTransId="{14EC655B-7AF6-40B3-BD14-5716E903D8EE}" sibTransId="{B3ECDD3A-C6C8-4A33-BA08-72930F9F7BB6}"/>
+    <dgm:cxn modelId="{81F2FE3A-E937-4322-A0A3-BC1959015546}" type="presOf" srcId="{7C2622EF-1ACD-4996-8E7F-0B699CE3D7D2}" destId="{8C3DC9BD-7B6C-4CE4-8800-014D83B80354}" srcOrd="0" destOrd="0" presId="urn:microsoft.com/office/officeart/2005/8/layout/orgChart1"/>
+    <dgm:cxn modelId="{BD3AE340-55C8-4DFF-9D36-52A65852E427}" srcId="{60407CD9-359A-416C-A692-A76F94E91BEB}" destId="{BDFFF08C-18F7-42A7-B6F6-60D88BFD8D66}" srcOrd="0" destOrd="0" parTransId="{D0990308-D6BA-4DB4-87BC-B8EC3DAA744F}" sibTransId="{1F8AEC0B-65D0-48DE-8EDC-54FE7A384882}"/>
+    <dgm:cxn modelId="{403DE36E-3DE4-4AB7-BC51-1D1284668445}" type="presOf" srcId="{BDFFF08C-18F7-42A7-B6F6-60D88BFD8D66}" destId="{71CB1870-0F7E-4F35-9076-22FB770768D4}" srcOrd="1" destOrd="0" presId="urn:microsoft.com/office/officeart/2005/8/layout/orgChart1"/>
+    <dgm:cxn modelId="{A6EFD872-F5DD-48D8-B62A-81F3DE610FC9}" type="presOf" srcId="{B50BF800-C887-42E5-9EB0-8ED02A26BD0C}" destId="{6B12B5BC-4F1F-4B56-ADAD-18735A4F80D1}" srcOrd="0" destOrd="0" presId="urn:microsoft.com/office/officeart/2005/8/layout/orgChart1"/>
+    <dgm:cxn modelId="{2523E37D-6AD2-467E-A93C-616CD197105A}" type="presOf" srcId="{2C1D6630-D20B-418C-AA0B-F1BAD800EF25}" destId="{B860C3B9-3442-4DDE-8618-6175DD1B0533}" srcOrd="1" destOrd="0" presId="urn:microsoft.com/office/officeart/2005/8/layout/orgChart1"/>
+    <dgm:cxn modelId="{40D20E7E-A51A-4667-9892-D17864D48DE1}" type="presOf" srcId="{7C2622EF-1ACD-4996-8E7F-0B699CE3D7D2}" destId="{C06B7939-33E4-4944-BDA9-685CEFA97612}" srcOrd="1" destOrd="0" presId="urn:microsoft.com/office/officeart/2005/8/layout/orgChart1"/>
+    <dgm:cxn modelId="{7068E27E-7440-4825-8016-409B454F8E1D}" srcId="{BDFFF08C-18F7-42A7-B6F6-60D88BFD8D66}" destId="{B5BBCBEE-2BED-4CF2-AAA7-C4AF2561A356}" srcOrd="3" destOrd="0" parTransId="{02E6E7A4-A45C-475C-9E99-10DFF5B4F0D7}" sibTransId="{5B4EA3DE-65DB-45AC-B0A0-E580C4B73922}"/>
+    <dgm:cxn modelId="{BD4D9F81-B4A4-400C-B390-C889830EB149}" type="presOf" srcId="{BDFFF08C-18F7-42A7-B6F6-60D88BFD8D66}" destId="{F0A721CF-E06D-493D-BAB6-9EF1D691BA50}" srcOrd="0" destOrd="0" presId="urn:microsoft.com/office/officeart/2005/8/layout/orgChart1"/>
+    <dgm:cxn modelId="{0FFAAB93-3028-469C-83C1-510D302E7BB2}" srcId="{BDFFF08C-18F7-42A7-B6F6-60D88BFD8D66}" destId="{768BC903-9D5A-476B-A7A8-8A675B752705}" srcOrd="2" destOrd="0" parTransId="{FF285E58-A605-4AF8-B7E9-4B227FDD7E71}" sibTransId="{43458DE9-2D36-475A-A344-816AD976B18E}"/>
+    <dgm:cxn modelId="{9A1CC5A7-7A1F-43A1-97A2-47F87616CE7E}" type="presOf" srcId="{768BC903-9D5A-476B-A7A8-8A675B752705}" destId="{67447716-0CE6-4AEE-BF5B-DE3189C4455D}" srcOrd="1" destOrd="0" presId="urn:microsoft.com/office/officeart/2005/8/layout/orgChart1"/>
+    <dgm:cxn modelId="{0A0C4DB4-C2AC-41E3-B78D-596F12C259B0}" type="presOf" srcId="{B5BBCBEE-2BED-4CF2-AAA7-C4AF2561A356}" destId="{5182020C-CA47-40F4-B7A0-A59DBD918B6B}" srcOrd="1" destOrd="0" presId="urn:microsoft.com/office/officeart/2005/8/layout/orgChart1"/>
+    <dgm:cxn modelId="{DDE1C2CC-5B98-47CF-8E63-DAE46C3F4B4A}" type="presOf" srcId="{2C1D6630-D20B-418C-AA0B-F1BAD800EF25}" destId="{81C7957B-EF50-433A-A178-FDAB134BFBF5}" srcOrd="0" destOrd="0" presId="urn:microsoft.com/office/officeart/2005/8/layout/orgChart1"/>
+    <dgm:cxn modelId="{1018AFD4-4496-4D2B-B064-1A798820B8A0}" srcId="{2C1D6630-D20B-418C-AA0B-F1BAD800EF25}" destId="{7C2622EF-1ACD-4996-8E7F-0B699CE3D7D2}" srcOrd="0" destOrd="0" parTransId="{BA99EB1E-DFAC-4337-8596-9BB3684EDDB1}" sibTransId="{E1ED4587-3903-4EC8-B402-15AD3A221A41}"/>
+    <dgm:cxn modelId="{13CD39E2-958A-42F6-993A-98CC69C97820}" type="presOf" srcId="{768BC903-9D5A-476B-A7A8-8A675B752705}" destId="{9F3BD350-3BC3-4B39-87B1-D6177648E49B}" srcOrd="0" destOrd="0" presId="urn:microsoft.com/office/officeart/2005/8/layout/orgChart1"/>
+    <dgm:cxn modelId="{D9850FE9-9DFC-40D8-A14C-49642F8019B4}" type="presOf" srcId="{B5BBCBEE-2BED-4CF2-AAA7-C4AF2561A356}" destId="{1668DA31-FE7A-4E8C-9241-F46DC88A8D72}" srcOrd="0" destOrd="0" presId="urn:microsoft.com/office/officeart/2005/8/layout/orgChart1"/>
+    <dgm:cxn modelId="{CA95F1ED-C1F5-4568-9150-4C9D57F2595D}" type="presOf" srcId="{14EC655B-7AF6-40B3-BD14-5716E903D8EE}" destId="{79C08E54-CD8B-431E-8200-D33739F27DC5}" srcOrd="0" destOrd="0" presId="urn:microsoft.com/office/officeart/2005/8/layout/orgChart1"/>
+    <dgm:cxn modelId="{FCABACF0-8327-4EBF-AC65-5720A8A2E22B}" type="presOf" srcId="{FF285E58-A605-4AF8-B7E9-4B227FDD7E71}" destId="{A24A6FC8-61D5-4A92-905A-A34FD23F4ABB}" srcOrd="0" destOrd="0" presId="urn:microsoft.com/office/officeart/2005/8/layout/orgChart1"/>
+    <dgm:cxn modelId="{B0A6BEF6-FAE2-4A3C-9DB2-0CDA769EA13B}" type="presOf" srcId="{BA99EB1E-DFAC-4337-8596-9BB3684EDDB1}" destId="{76F2A87F-9D88-4286-8EE0-72E440F10435}" srcOrd="0" destOrd="0" presId="urn:microsoft.com/office/officeart/2005/8/layout/orgChart1"/>
+    <dgm:cxn modelId="{483DFB68-E2A4-4E8D-9A48-A76DEBC37456}" type="presParOf" srcId="{F47617F2-DA9B-4F68-99BD-001B183DB564}" destId="{7C40C580-8CF5-449E-8348-7CF541F9D71E}" srcOrd="0" destOrd="0" presId="urn:microsoft.com/office/officeart/2005/8/layout/orgChart1"/>
+    <dgm:cxn modelId="{EAF5DAA6-442A-4842-9132-A1B237A4B398}" type="presParOf" srcId="{7C40C580-8CF5-449E-8348-7CF541F9D71E}" destId="{EE6E3B99-CCAA-448E-B46F-B463B627ECA4}" srcOrd="0" destOrd="0" presId="urn:microsoft.com/office/officeart/2005/8/layout/orgChart1"/>
+    <dgm:cxn modelId="{1E65B28C-9D90-492A-A502-F1EE69BF85E9}" type="presParOf" srcId="{EE6E3B99-CCAA-448E-B46F-B463B627ECA4}" destId="{F0A721CF-E06D-493D-BAB6-9EF1D691BA50}" srcOrd="0" destOrd="0" presId="urn:microsoft.com/office/officeart/2005/8/layout/orgChart1"/>
+    <dgm:cxn modelId="{CBD62F45-6C1C-47C2-ACB3-EE1386C6657D}" type="presParOf" srcId="{EE6E3B99-CCAA-448E-B46F-B463B627ECA4}" destId="{71CB1870-0F7E-4F35-9076-22FB770768D4}" srcOrd="1" destOrd="0" presId="urn:microsoft.com/office/officeart/2005/8/layout/orgChart1"/>
+    <dgm:cxn modelId="{ABAF80F9-15CB-4B18-AD22-6A1052C992EA}" type="presParOf" srcId="{7C40C580-8CF5-449E-8348-7CF541F9D71E}" destId="{B5D7B0D2-72F1-445E-A048-04E3B8837D56}" srcOrd="1" destOrd="0" presId="urn:microsoft.com/office/officeart/2005/8/layout/orgChart1"/>
+    <dgm:cxn modelId="{BBC96E65-2412-4624-B52C-8F244F08FD3F}" type="presParOf" srcId="{B5D7B0D2-72F1-445E-A048-04E3B8837D56}" destId="{58FF030A-EBEE-4B54-B431-180B12CE25B8}" srcOrd="0" destOrd="0" presId="urn:microsoft.com/office/officeart/2005/8/layout/orgChart1"/>
+    <dgm:cxn modelId="{69CB7278-0AF4-4970-BFD1-7111505D0E80}" type="presParOf" srcId="{B5D7B0D2-72F1-445E-A048-04E3B8837D56}" destId="{74930CAE-66EB-4F5D-9FDF-01B60C806338}" srcOrd="1" destOrd="0" presId="urn:microsoft.com/office/officeart/2005/8/layout/orgChart1"/>
+    <dgm:cxn modelId="{83526088-EBEE-4719-BA7A-568D419FFFAF}" type="presParOf" srcId="{74930CAE-66EB-4F5D-9FDF-01B60C806338}" destId="{875EA866-439E-4226-87F0-B7121419D781}" srcOrd="0" destOrd="0" presId="urn:microsoft.com/office/officeart/2005/8/layout/orgChart1"/>
+    <dgm:cxn modelId="{8DBC9F8D-F96A-45BD-9CD6-BDC722B3B5D9}" type="presParOf" srcId="{875EA866-439E-4226-87F0-B7121419D781}" destId="{81C7957B-EF50-433A-A178-FDAB134BFBF5}" srcOrd="0" destOrd="0" presId="urn:microsoft.com/office/officeart/2005/8/layout/orgChart1"/>
+    <dgm:cxn modelId="{E9C5FA6C-DC3D-416C-A3AA-8D7244C2A83E}" type="presParOf" srcId="{875EA866-439E-4226-87F0-B7121419D781}" destId="{B860C3B9-3442-4DDE-8618-6175DD1B0533}" srcOrd="1" destOrd="0" presId="urn:microsoft.com/office/officeart/2005/8/layout/orgChart1"/>
+    <dgm:cxn modelId="{BA126075-E5D3-462C-A8C4-F08B5D28AF70}" type="presParOf" srcId="{74930CAE-66EB-4F5D-9FDF-01B60C806338}" destId="{B523138E-FCC9-421A-BA47-49A3A9F30638}" srcOrd="1" destOrd="0" presId="urn:microsoft.com/office/officeart/2005/8/layout/orgChart1"/>
+    <dgm:cxn modelId="{14E6872A-663F-42D3-9850-BFBC6EBECEC4}" type="presParOf" srcId="{74930CAE-66EB-4F5D-9FDF-01B60C806338}" destId="{79B20273-9477-4749-B977-511194780451}" srcOrd="2" destOrd="0" presId="urn:microsoft.com/office/officeart/2005/8/layout/orgChart1"/>
+    <dgm:cxn modelId="{C7034BEE-542A-4F71-B3D9-1C32DA220D4C}" type="presParOf" srcId="{79B20273-9477-4749-B977-511194780451}" destId="{76F2A87F-9D88-4286-8EE0-72E440F10435}" srcOrd="0" destOrd="0" presId="urn:microsoft.com/office/officeart/2005/8/layout/orgChart1"/>
+    <dgm:cxn modelId="{4D6B71BF-DAF6-4778-AB9C-5C87DA2C0D54}" type="presParOf" srcId="{79B20273-9477-4749-B977-511194780451}" destId="{8BA51A87-757B-416D-B132-ACD314DBFF86}" srcOrd="1" destOrd="0" presId="urn:microsoft.com/office/officeart/2005/8/layout/orgChart1"/>
+    <dgm:cxn modelId="{84D18728-83E0-4520-BFD2-EA96474E4101}" type="presParOf" srcId="{8BA51A87-757B-416D-B132-ACD314DBFF86}" destId="{4A650D08-9EFF-4547-9E1E-73207400C99E}" srcOrd="0" destOrd="0" presId="urn:microsoft.com/office/officeart/2005/8/layout/orgChart1"/>
+    <dgm:cxn modelId="{9A5AB77D-7F5F-4D2C-BE46-D31A70749ECF}" type="presParOf" srcId="{4A650D08-9EFF-4547-9E1E-73207400C99E}" destId="{8C3DC9BD-7B6C-4CE4-8800-014D83B80354}" srcOrd="0" destOrd="0" presId="urn:microsoft.com/office/officeart/2005/8/layout/orgChart1"/>
+    <dgm:cxn modelId="{D7B32D8F-ABA7-4997-AAAB-B32A81B244C3}" type="presParOf" srcId="{4A650D08-9EFF-4547-9E1E-73207400C99E}" destId="{C06B7939-33E4-4944-BDA9-685CEFA97612}" srcOrd="1" destOrd="0" presId="urn:microsoft.com/office/officeart/2005/8/layout/orgChart1"/>
+    <dgm:cxn modelId="{EAE10DD6-1A4C-46A9-A78B-0D2946BE6F76}" type="presParOf" srcId="{8BA51A87-757B-416D-B132-ACD314DBFF86}" destId="{EF2090D1-D7FF-4D6F-B8EA-48FF36E7AD8D}" srcOrd="1" destOrd="0" presId="urn:microsoft.com/office/officeart/2005/8/layout/orgChart1"/>
+    <dgm:cxn modelId="{16C21DF9-21FB-49FA-9568-7BF4F27E0633}" type="presParOf" srcId="{8BA51A87-757B-416D-B132-ACD314DBFF86}" destId="{3AD62F47-56E8-4DD7-8A42-52B192BFFD0A}" srcOrd="2" destOrd="0" presId="urn:microsoft.com/office/officeart/2005/8/layout/orgChart1"/>
+    <dgm:cxn modelId="{8BBD548F-9613-41DB-BF05-47444E23A08A}" type="presParOf" srcId="{B5D7B0D2-72F1-445E-A048-04E3B8837D56}" destId="{A24A6FC8-61D5-4A92-905A-A34FD23F4ABB}" srcOrd="2" destOrd="0" presId="urn:microsoft.com/office/officeart/2005/8/layout/orgChart1"/>
+    <dgm:cxn modelId="{CEA98620-0924-444B-8864-0A7B3F74C7ED}" type="presParOf" srcId="{B5D7B0D2-72F1-445E-A048-04E3B8837D56}" destId="{F054FE94-7095-439A-93D2-916395F733FC}" srcOrd="3" destOrd="0" presId="urn:microsoft.com/office/officeart/2005/8/layout/orgChart1"/>
+    <dgm:cxn modelId="{FBA852FD-CF52-4C3A-B7D9-BAA506CD0F39}" type="presParOf" srcId="{F054FE94-7095-439A-93D2-916395F733FC}" destId="{67BA2E43-BDF9-4B51-8F1D-19B0C81536BD}" srcOrd="0" destOrd="0" presId="urn:microsoft.com/office/officeart/2005/8/layout/orgChart1"/>
+    <dgm:cxn modelId="{858A1BDF-4834-4F31-BF6C-04EF4FFC6A46}" type="presParOf" srcId="{67BA2E43-BDF9-4B51-8F1D-19B0C81536BD}" destId="{9F3BD350-3BC3-4B39-87B1-D6177648E49B}" srcOrd="0" destOrd="0" presId="urn:microsoft.com/office/officeart/2005/8/layout/orgChart1"/>
+    <dgm:cxn modelId="{1F05E591-13FF-44C0-8F1C-197976159A23}" type="presParOf" srcId="{67BA2E43-BDF9-4B51-8F1D-19B0C81536BD}" destId="{67447716-0CE6-4AEE-BF5B-DE3189C4455D}" srcOrd="1" destOrd="0" presId="urn:microsoft.com/office/officeart/2005/8/layout/orgChart1"/>
+    <dgm:cxn modelId="{4B075DAE-5CAB-4BA4-B803-2AF2E8FFF935}" type="presParOf" srcId="{F054FE94-7095-439A-93D2-916395F733FC}" destId="{11B56CEE-B73E-4758-91F5-678FF81A8098}" srcOrd="1" destOrd="0" presId="urn:microsoft.com/office/officeart/2005/8/layout/orgChart1"/>
+    <dgm:cxn modelId="{5FFA34EC-0D01-4854-8652-27C348DFCADA}" type="presParOf" srcId="{F054FE94-7095-439A-93D2-916395F733FC}" destId="{F88DDDD2-0999-4629-BD5F-B9840DC12BFB}" srcOrd="2" destOrd="0" presId="urn:microsoft.com/office/officeart/2005/8/layout/orgChart1"/>
+    <dgm:cxn modelId="{11333014-FB12-4EF7-92E7-F90C9A418395}" type="presParOf" srcId="{B5D7B0D2-72F1-445E-A048-04E3B8837D56}" destId="{5DDF6C99-4325-4D2D-9551-45B934E87B0B}" srcOrd="4" destOrd="0" presId="urn:microsoft.com/office/officeart/2005/8/layout/orgChart1"/>
+    <dgm:cxn modelId="{6E6E3FC6-0ED7-4FCF-92DB-6A6F50DE2388}" type="presParOf" srcId="{B5D7B0D2-72F1-445E-A048-04E3B8837D56}" destId="{16EC83C8-C725-48A8-A6A6-7660674B9FF5}" srcOrd="5" destOrd="0" presId="urn:microsoft.com/office/officeart/2005/8/layout/orgChart1"/>
+    <dgm:cxn modelId="{BE337FFE-B9A7-4453-9D86-D7670E35BA5A}" type="presParOf" srcId="{16EC83C8-C725-48A8-A6A6-7660674B9FF5}" destId="{12A738DD-7FF5-4F2B-A660-0172B29F0F03}" srcOrd="0" destOrd="0" presId="urn:microsoft.com/office/officeart/2005/8/layout/orgChart1"/>
+    <dgm:cxn modelId="{1034B501-53C4-44DC-916F-55D7AC759984}" type="presParOf" srcId="{12A738DD-7FF5-4F2B-A660-0172B29F0F03}" destId="{1668DA31-FE7A-4E8C-9241-F46DC88A8D72}" srcOrd="0" destOrd="0" presId="urn:microsoft.com/office/officeart/2005/8/layout/orgChart1"/>
+    <dgm:cxn modelId="{707B98D4-B0DA-4213-8C4E-82500B96B68C}" type="presParOf" srcId="{12A738DD-7FF5-4F2B-A660-0172B29F0F03}" destId="{5182020C-CA47-40F4-B7A0-A59DBD918B6B}" srcOrd="1" destOrd="0" presId="urn:microsoft.com/office/officeart/2005/8/layout/orgChart1"/>
+    <dgm:cxn modelId="{A37C0D64-2E1B-49CD-B97F-D578ECBC7B17}" type="presParOf" srcId="{16EC83C8-C725-48A8-A6A6-7660674B9FF5}" destId="{D8B0B009-4ACF-4036-AB9B-7621758EAF2A}" srcOrd="1" destOrd="0" presId="urn:microsoft.com/office/officeart/2005/8/layout/orgChart1"/>
+    <dgm:cxn modelId="{2986CE19-B502-4104-BD64-14C8D8C9446E}" type="presParOf" srcId="{16EC83C8-C725-48A8-A6A6-7660674B9FF5}" destId="{29157BFB-4D31-4205-B5E0-7E2962539669}" srcOrd="2" destOrd="0" presId="urn:microsoft.com/office/officeart/2005/8/layout/orgChart1"/>
+    <dgm:cxn modelId="{2C7F4627-23A8-49F4-8F9D-E3E2FE6CAACE}" type="presParOf" srcId="{7C40C580-8CF5-449E-8348-7CF541F9D71E}" destId="{4606B917-8E3C-426D-BFC2-BE447709083D}" srcOrd="2" destOrd="0" presId="urn:microsoft.com/office/officeart/2005/8/layout/orgChart1"/>
+    <dgm:cxn modelId="{D21C99D8-768D-4B79-90B4-E6B023A1CF76}" type="presParOf" srcId="{4606B917-8E3C-426D-BFC2-BE447709083D}" destId="{79C08E54-CD8B-431E-8200-D33739F27DC5}" srcOrd="0" destOrd="0" presId="urn:microsoft.com/office/officeart/2005/8/layout/orgChart1"/>
+    <dgm:cxn modelId="{83B30858-BF30-497D-8D90-92C9B2A7FE64}" type="presParOf" srcId="{4606B917-8E3C-426D-BFC2-BE447709083D}" destId="{B4013C15-8E68-4D23-867C-3B1F0B01DE40}" srcOrd="1" destOrd="0" presId="urn:microsoft.com/office/officeart/2005/8/layout/orgChart1"/>
+    <dgm:cxn modelId="{7E3B0292-F149-4D1F-9C07-BD6BB708AE19}" type="presParOf" srcId="{B4013C15-8E68-4D23-867C-3B1F0B01DE40}" destId="{F772823C-C2E5-43A6-94D2-769E6F9291D6}" srcOrd="0" destOrd="0" presId="urn:microsoft.com/office/officeart/2005/8/layout/orgChart1"/>
+    <dgm:cxn modelId="{5BBD3561-9E3C-4D7F-9A28-1617ADAAC4E2}" type="presParOf" srcId="{F772823C-C2E5-43A6-94D2-769E6F9291D6}" destId="{6B12B5BC-4F1F-4B56-ADAD-18735A4F80D1}" srcOrd="0" destOrd="0" presId="urn:microsoft.com/office/officeart/2005/8/layout/orgChart1"/>
+    <dgm:cxn modelId="{9C68BBBF-8A49-4668-85D9-CE0961E69D46}" type="presParOf" srcId="{F772823C-C2E5-43A6-94D2-769E6F9291D6}" destId="{7B9EDD58-4E97-4A52-A409-52F59751B11B}" srcOrd="1" destOrd="0" presId="urn:microsoft.com/office/officeart/2005/8/layout/orgChart1"/>
+    <dgm:cxn modelId="{BD91B886-DEC3-45DE-91C6-11CCCDB64AB3}" type="presParOf" srcId="{B4013C15-8E68-4D23-867C-3B1F0B01DE40}" destId="{44950B48-C66C-42F9-B191-82CCE950AD5D}" srcOrd="1" destOrd="0" presId="urn:microsoft.com/office/officeart/2005/8/layout/orgChart1"/>
+    <dgm:cxn modelId="{C9E526A4-3C41-4217-9DB8-62DE2F35AAB7}" type="presParOf" srcId="{B4013C15-8E68-4D23-867C-3B1F0B01DE40}" destId="{DA522B18-1E5E-4F1D-8B83-95613DBB66EC}" srcOrd="2" destOrd="0" presId="urn:microsoft.com/office/officeart/2005/8/layout/orgChart1"/>
+  </dgm:cxnLst>
+  <dgm:bg/>
+  <dgm:whole/>
+  <dgm:extLst>
+    <a:ext uri="http://schemas.microsoft.com/office/drawing/2008/diagram">
+      <dsp:dataModelExt xmlns:dsp="http://schemas.microsoft.com/office/drawing/2008/diagram" relId="rId15" minVer="http://schemas.openxmlformats.org/drawingml/2006/diagram"/>
+    </a:ext>
+  </dgm:extLst>
+</dgm:dataModel>
+</file>
+
+<file path=word/diagrams/drawing1.xml><?xml version="1.0" encoding="utf-8"?>
+<dsp:drawing xmlns:dgm="http://schemas.openxmlformats.org/drawingml/2006/diagram" xmlns:dsp="http://schemas.microsoft.com/office/drawing/2008/diagram" xmlns:a="http://schemas.openxmlformats.org/drawingml/2006/main">
+  <dsp:spTree>
+    <dsp:nvGrpSpPr>
+      <dsp:cNvPr id="0" name=""/>
+      <dsp:cNvGrpSpPr/>
+    </dsp:nvGrpSpPr>
+    <dsp:grpSpPr/>
+    <dsp:sp modelId="{79C08E54-CD8B-431E-8200-D33739F27DC5}">
+      <dsp:nvSpPr>
+        <dsp:cNvPr id="0" name=""/>
+        <dsp:cNvSpPr/>
+      </dsp:nvSpPr>
+      <dsp:spPr>
+        <a:xfrm>
+          <a:off x="2983271" y="609523"/>
+          <a:ext cx="127633" cy="559154"/>
+        </a:xfrm>
+        <a:custGeom>
+          <a:avLst/>
+          <a:gdLst/>
+          <a:ahLst/>
+          <a:cxnLst/>
+          <a:rect l="0" t="0" r="0" b="0"/>
+          <a:pathLst>
+            <a:path>
+              <a:moveTo>
+                <a:pt x="127633" y="0"/>
+              </a:moveTo>
+              <a:lnTo>
+                <a:pt x="127633" y="559154"/>
+              </a:lnTo>
+              <a:lnTo>
+                <a:pt x="0" y="559154"/>
+              </a:lnTo>
+            </a:path>
+          </a:pathLst>
+        </a:custGeom>
+        <a:noFill/>
+        <a:ln w="12700" cap="flat" cmpd="sng" algn="ctr">
+          <a:solidFill>
+            <a:schemeClr val="accent1">
+              <a:shade val="60000"/>
+              <a:hueOff val="0"/>
+              <a:satOff val="0"/>
+              <a:lumOff val="0"/>
+              <a:alphaOff val="0"/>
+            </a:schemeClr>
+          </a:solidFill>
+          <a:prstDash val="solid"/>
+          <a:miter lim="800000"/>
+        </a:ln>
+        <a:effectLst/>
+      </dsp:spPr>
+      <dsp:style>
+        <a:lnRef idx="2">
+          <a:scrgbClr r="0" g="0" b="0"/>
+        </a:lnRef>
+        <a:fillRef idx="0">
+          <a:scrgbClr r="0" g="0" b="0"/>
+        </a:fillRef>
+        <a:effectRef idx="0">
+          <a:scrgbClr r="0" g="0" b="0"/>
+        </a:effectRef>
+        <a:fontRef idx="minor"/>
+      </dsp:style>
+    </dsp:sp>
+    <dsp:sp modelId="{5DDF6C99-4325-4D2D-9551-45B934E87B0B}">
+      <dsp:nvSpPr>
+        <dsp:cNvPr id="0" name=""/>
+        <dsp:cNvSpPr/>
+      </dsp:nvSpPr>
+      <dsp:spPr>
+        <a:xfrm>
+          <a:off x="3110904" y="609523"/>
+          <a:ext cx="1470819" cy="1118309"/>
+        </a:xfrm>
+        <a:custGeom>
+          <a:avLst/>
+          <a:gdLst/>
+          <a:ahLst/>
+          <a:cxnLst/>
+          <a:rect l="0" t="0" r="0" b="0"/>
+          <a:pathLst>
+            <a:path>
+              <a:moveTo>
+                <a:pt x="0" y="0"/>
+              </a:moveTo>
+              <a:lnTo>
+                <a:pt x="0" y="990676"/>
+              </a:lnTo>
+              <a:lnTo>
+                <a:pt x="1470819" y="990676"/>
+              </a:lnTo>
+              <a:lnTo>
+                <a:pt x="1470819" y="1118309"/>
+              </a:lnTo>
+            </a:path>
+          </a:pathLst>
+        </a:custGeom>
+        <a:noFill/>
+        <a:ln w="12700" cap="flat" cmpd="sng" algn="ctr">
+          <a:solidFill>
+            <a:schemeClr val="accent1">
+              <a:shade val="60000"/>
+              <a:hueOff val="0"/>
+              <a:satOff val="0"/>
+              <a:lumOff val="0"/>
+              <a:alphaOff val="0"/>
+            </a:schemeClr>
+          </a:solidFill>
+          <a:prstDash val="solid"/>
+          <a:miter lim="800000"/>
+        </a:ln>
+        <a:effectLst/>
+      </dsp:spPr>
+      <dsp:style>
+        <a:lnRef idx="2">
+          <a:scrgbClr r="0" g="0" b="0"/>
+        </a:lnRef>
+        <a:fillRef idx="0">
+          <a:scrgbClr r="0" g="0" b="0"/>
+        </a:fillRef>
+        <a:effectRef idx="0">
+          <a:scrgbClr r="0" g="0" b="0"/>
+        </a:effectRef>
+        <a:fontRef idx="minor"/>
+      </dsp:style>
+    </dsp:sp>
+    <dsp:sp modelId="{A24A6FC8-61D5-4A92-905A-A34FD23F4ABB}">
+      <dsp:nvSpPr>
+        <dsp:cNvPr id="0" name=""/>
+        <dsp:cNvSpPr/>
+      </dsp:nvSpPr>
+      <dsp:spPr>
+        <a:xfrm>
+          <a:off x="3065184" y="609523"/>
+          <a:ext cx="91440" cy="1118309"/>
+        </a:xfrm>
+        <a:custGeom>
+          <a:avLst/>
+          <a:gdLst/>
+          <a:ahLst/>
+          <a:cxnLst/>
+          <a:rect l="0" t="0" r="0" b="0"/>
+          <a:pathLst>
+            <a:path>
+              <a:moveTo>
+                <a:pt x="45720" y="0"/>
+              </a:moveTo>
+              <a:lnTo>
+                <a:pt x="45720" y="1118309"/>
+              </a:lnTo>
+            </a:path>
+          </a:pathLst>
+        </a:custGeom>
+        <a:noFill/>
+        <a:ln w="12700" cap="flat" cmpd="sng" algn="ctr">
+          <a:solidFill>
+            <a:schemeClr val="accent1">
+              <a:shade val="60000"/>
+              <a:hueOff val="0"/>
+              <a:satOff val="0"/>
+              <a:lumOff val="0"/>
+              <a:alphaOff val="0"/>
+            </a:schemeClr>
+          </a:solidFill>
+          <a:prstDash val="solid"/>
+          <a:miter lim="800000"/>
+        </a:ln>
+        <a:effectLst/>
+      </dsp:spPr>
+      <dsp:style>
+        <a:lnRef idx="2">
+          <a:scrgbClr r="0" g="0" b="0"/>
+        </a:lnRef>
+        <a:fillRef idx="0">
+          <a:scrgbClr r="0" g="0" b="0"/>
+        </a:fillRef>
+        <a:effectRef idx="0">
+          <a:scrgbClr r="0" g="0" b="0"/>
+        </a:effectRef>
+        <a:fontRef idx="minor"/>
+      </dsp:style>
+    </dsp:sp>
+    <dsp:sp modelId="{76F2A87F-9D88-4286-8EE0-72E440F10435}">
+      <dsp:nvSpPr>
+        <dsp:cNvPr id="0" name=""/>
+        <dsp:cNvSpPr/>
+      </dsp:nvSpPr>
+      <dsp:spPr>
+        <a:xfrm>
+          <a:off x="1512451" y="2335609"/>
+          <a:ext cx="127633" cy="559154"/>
+        </a:xfrm>
+        <a:custGeom>
+          <a:avLst/>
+          <a:gdLst/>
+          <a:ahLst/>
+          <a:cxnLst/>
+          <a:rect l="0" t="0" r="0" b="0"/>
+          <a:pathLst>
+            <a:path>
+              <a:moveTo>
+                <a:pt x="127633" y="0"/>
+              </a:moveTo>
+              <a:lnTo>
+                <a:pt x="127633" y="559154"/>
+              </a:lnTo>
+              <a:lnTo>
+                <a:pt x="0" y="559154"/>
+              </a:lnTo>
+            </a:path>
+          </a:pathLst>
+        </a:custGeom>
+        <a:noFill/>
+        <a:ln w="12700" cap="flat" cmpd="sng" algn="ctr">
+          <a:solidFill>
+            <a:schemeClr val="accent1">
+              <a:shade val="80000"/>
+              <a:hueOff val="0"/>
+              <a:satOff val="0"/>
+              <a:lumOff val="0"/>
+              <a:alphaOff val="0"/>
+            </a:schemeClr>
+          </a:solidFill>
+          <a:prstDash val="solid"/>
+          <a:miter lim="800000"/>
+        </a:ln>
+        <a:effectLst/>
+      </dsp:spPr>
+      <dsp:style>
+        <a:lnRef idx="2">
+          <a:scrgbClr r="0" g="0" b="0"/>
+        </a:lnRef>
+        <a:fillRef idx="0">
+          <a:scrgbClr r="0" g="0" b="0"/>
+        </a:fillRef>
+        <a:effectRef idx="0">
+          <a:scrgbClr r="0" g="0" b="0"/>
+        </a:effectRef>
+        <a:fontRef idx="minor"/>
+      </dsp:style>
+    </dsp:sp>
+    <dsp:sp modelId="{58FF030A-EBEE-4B54-B431-180B12CE25B8}">
+      <dsp:nvSpPr>
+        <dsp:cNvPr id="0" name=""/>
+        <dsp:cNvSpPr/>
+      </dsp:nvSpPr>
+      <dsp:spPr>
+        <a:xfrm>
+          <a:off x="1640085" y="609523"/>
+          <a:ext cx="1470819" cy="1118309"/>
+        </a:xfrm>
+        <a:custGeom>
+          <a:avLst/>
+          <a:gdLst/>
+          <a:ahLst/>
+          <a:cxnLst/>
+          <a:rect l="0" t="0" r="0" b="0"/>
+          <a:pathLst>
+            <a:path>
+              <a:moveTo>
+                <a:pt x="1470819" y="0"/>
+              </a:moveTo>
+              <a:lnTo>
+                <a:pt x="1470819" y="990676"/>
+              </a:lnTo>
+              <a:lnTo>
+                <a:pt x="0" y="990676"/>
+              </a:lnTo>
+              <a:lnTo>
+                <a:pt x="0" y="1118309"/>
+              </a:lnTo>
+            </a:path>
+          </a:pathLst>
+        </a:custGeom>
+        <a:noFill/>
+        <a:ln w="12700" cap="flat" cmpd="sng" algn="ctr">
+          <a:solidFill>
+            <a:schemeClr val="accent1">
+              <a:shade val="60000"/>
+              <a:hueOff val="0"/>
+              <a:satOff val="0"/>
+              <a:lumOff val="0"/>
+              <a:alphaOff val="0"/>
+            </a:schemeClr>
+          </a:solidFill>
+          <a:prstDash val="solid"/>
+          <a:miter lim="800000"/>
+        </a:ln>
+        <a:effectLst/>
+      </dsp:spPr>
+      <dsp:style>
+        <a:lnRef idx="2">
+          <a:scrgbClr r="0" g="0" b="0"/>
+        </a:lnRef>
+        <a:fillRef idx="0">
+          <a:scrgbClr r="0" g="0" b="0"/>
+        </a:fillRef>
+        <a:effectRef idx="0">
+          <a:scrgbClr r="0" g="0" b="0"/>
+        </a:effectRef>
+        <a:fontRef idx="minor"/>
+      </dsp:style>
+    </dsp:sp>
+    <dsp:sp modelId="{F0A721CF-E06D-493D-BAB6-9EF1D691BA50}">
+      <dsp:nvSpPr>
+        <dsp:cNvPr id="0" name=""/>
+        <dsp:cNvSpPr/>
+      </dsp:nvSpPr>
+      <dsp:spPr>
+        <a:xfrm>
+          <a:off x="2503128" y="1746"/>
+          <a:ext cx="1215553" cy="607776"/>
+        </a:xfrm>
+        <a:prstGeom prst="rect">
+          <a:avLst/>
+        </a:prstGeom>
+        <a:solidFill>
+          <a:schemeClr val="accent1">
+            <a:hueOff val="0"/>
+            <a:satOff val="0"/>
+            <a:lumOff val="0"/>
+            <a:alphaOff val="0"/>
+          </a:schemeClr>
+        </a:solidFill>
+        <a:ln w="12700" cap="flat" cmpd="sng" algn="ctr">
+          <a:solidFill>
+            <a:schemeClr val="lt1">
+              <a:hueOff val="0"/>
+              <a:satOff val="0"/>
+              <a:lumOff val="0"/>
+              <a:alphaOff val="0"/>
+            </a:schemeClr>
+          </a:solidFill>
+          <a:prstDash val="solid"/>
+          <a:miter lim="800000"/>
+        </a:ln>
+        <a:effectLst/>
+      </dsp:spPr>
+      <dsp:style>
+        <a:lnRef idx="2">
+          <a:scrgbClr r="0" g="0" b="0"/>
+        </a:lnRef>
+        <a:fillRef idx="1">
+          <a:scrgbClr r="0" g="0" b="0"/>
+        </a:fillRef>
+        <a:effectRef idx="0">
+          <a:scrgbClr r="0" g="0" b="0"/>
+        </a:effectRef>
+        <a:fontRef idx="minor">
+          <a:schemeClr val="lt1"/>
+        </a:fontRef>
+      </dsp:style>
+      <dsp:txBody>
+        <a:bodyPr spcFirstLastPara="0" vert="horz" wrap="square" lIns="12065" tIns="12065" rIns="12065" bIns="12065" numCol="1" spcCol="1270" anchor="ctr" anchorCtr="0">
+          <a:noAutofit/>
+        </a:bodyPr>
+        <a:lstStyle/>
+        <a:p>
+          <a:pPr marL="0" lvl="0" indent="0" algn="ctr" defTabSz="844550">
+            <a:lnSpc>
+              <a:spcPct val="90000"/>
+            </a:lnSpc>
+            <a:spcBef>
+              <a:spcPct val="0"/>
+            </a:spcBef>
+            <a:spcAft>
+              <a:spcPct val="35000"/>
+            </a:spcAft>
+            <a:buNone/>
+          </a:pPr>
+          <a:r>
+            <a:rPr lang="fr-CH" sz="1900" kern="1200"/>
+            <a:t>Program.cs</a:t>
+          </a:r>
+        </a:p>
+      </dsp:txBody>
+      <dsp:txXfrm>
+        <a:off x="2503128" y="1746"/>
+        <a:ext cx="1215553" cy="607776"/>
+      </dsp:txXfrm>
+    </dsp:sp>
+    <dsp:sp modelId="{81C7957B-EF50-433A-A178-FDAB134BFBF5}">
+      <dsp:nvSpPr>
+        <dsp:cNvPr id="0" name=""/>
+        <dsp:cNvSpPr/>
+      </dsp:nvSpPr>
+      <dsp:spPr>
+        <a:xfrm>
+          <a:off x="1032308" y="1727833"/>
+          <a:ext cx="1215553" cy="607776"/>
+        </a:xfrm>
+        <a:prstGeom prst="rect">
+          <a:avLst/>
+        </a:prstGeom>
+        <a:solidFill>
+          <a:schemeClr val="accent1">
+            <a:hueOff val="0"/>
+            <a:satOff val="0"/>
+            <a:lumOff val="0"/>
+            <a:alphaOff val="0"/>
+          </a:schemeClr>
+        </a:solidFill>
+        <a:ln w="12700" cap="flat" cmpd="sng" algn="ctr">
+          <a:solidFill>
+            <a:schemeClr val="lt1">
+              <a:hueOff val="0"/>
+              <a:satOff val="0"/>
+              <a:lumOff val="0"/>
+              <a:alphaOff val="0"/>
+            </a:schemeClr>
+          </a:solidFill>
+          <a:prstDash val="solid"/>
+          <a:miter lim="800000"/>
+        </a:ln>
+        <a:effectLst/>
+      </dsp:spPr>
+      <dsp:style>
+        <a:lnRef idx="2">
+          <a:scrgbClr r="0" g="0" b="0"/>
+        </a:lnRef>
+        <a:fillRef idx="1">
+          <a:scrgbClr r="0" g="0" b="0"/>
+        </a:fillRef>
+        <a:effectRef idx="0">
+          <a:scrgbClr r="0" g="0" b="0"/>
+        </a:effectRef>
+        <a:fontRef idx="minor">
+          <a:schemeClr val="lt1"/>
+        </a:fontRef>
+      </dsp:style>
+      <dsp:txBody>
+        <a:bodyPr spcFirstLastPara="0" vert="horz" wrap="square" lIns="12065" tIns="12065" rIns="12065" bIns="12065" numCol="1" spcCol="1270" anchor="ctr" anchorCtr="0">
+          <a:noAutofit/>
+        </a:bodyPr>
+        <a:lstStyle/>
+        <a:p>
+          <a:pPr marL="0" lvl="0" indent="0" algn="ctr" defTabSz="844550">
+            <a:lnSpc>
+              <a:spcPct val="90000"/>
+            </a:lnSpc>
+            <a:spcBef>
+              <a:spcPct val="0"/>
+            </a:spcBef>
+            <a:spcAft>
+              <a:spcPct val="35000"/>
+            </a:spcAft>
+            <a:buNone/>
+          </a:pPr>
+          <a:r>
+            <a:rPr lang="fr-CH" sz="1900" kern="1200"/>
+            <a:t>Player.cs</a:t>
+          </a:r>
+        </a:p>
+      </dsp:txBody>
+      <dsp:txXfrm>
+        <a:off x="1032308" y="1727833"/>
+        <a:ext cx="1215553" cy="607776"/>
+      </dsp:txXfrm>
+    </dsp:sp>
+    <dsp:sp modelId="{8C3DC9BD-7B6C-4CE4-8800-014D83B80354}">
+      <dsp:nvSpPr>
+        <dsp:cNvPr id="0" name=""/>
+        <dsp:cNvSpPr/>
+      </dsp:nvSpPr>
+      <dsp:spPr>
+        <a:xfrm>
+          <a:off x="296898" y="2590876"/>
+          <a:ext cx="1215553" cy="607776"/>
+        </a:xfrm>
+        <a:prstGeom prst="rect">
+          <a:avLst/>
+        </a:prstGeom>
+        <a:solidFill>
+          <a:schemeClr val="accent1">
+            <a:hueOff val="0"/>
+            <a:satOff val="0"/>
+            <a:lumOff val="0"/>
+            <a:alphaOff val="0"/>
+          </a:schemeClr>
+        </a:solidFill>
+        <a:ln w="12700" cap="flat" cmpd="sng" algn="ctr">
+          <a:solidFill>
+            <a:schemeClr val="lt1">
+              <a:hueOff val="0"/>
+              <a:satOff val="0"/>
+              <a:lumOff val="0"/>
+              <a:alphaOff val="0"/>
+            </a:schemeClr>
+          </a:solidFill>
+          <a:prstDash val="solid"/>
+          <a:miter lim="800000"/>
+        </a:ln>
+        <a:effectLst/>
+      </dsp:spPr>
+      <dsp:style>
+        <a:lnRef idx="2">
+          <a:scrgbClr r="0" g="0" b="0"/>
+        </a:lnRef>
+        <a:fillRef idx="1">
+          <a:scrgbClr r="0" g="0" b="0"/>
+        </a:fillRef>
+        <a:effectRef idx="0">
+          <a:scrgbClr r="0" g="0" b="0"/>
+        </a:effectRef>
+        <a:fontRef idx="minor">
+          <a:schemeClr val="lt1"/>
+        </a:fontRef>
+      </dsp:style>
+      <dsp:txBody>
+        <a:bodyPr spcFirstLastPara="0" vert="horz" wrap="square" lIns="12065" tIns="12065" rIns="12065" bIns="12065" numCol="1" spcCol="1270" anchor="ctr" anchorCtr="0">
+          <a:noAutofit/>
+        </a:bodyPr>
+        <a:lstStyle/>
+        <a:p>
+          <a:pPr marL="0" lvl="0" indent="0" algn="ctr" defTabSz="844550">
+            <a:lnSpc>
+              <a:spcPct val="90000"/>
+            </a:lnSpc>
+            <a:spcBef>
+              <a:spcPct val="0"/>
+            </a:spcBef>
+            <a:spcAft>
+              <a:spcPct val="35000"/>
+            </a:spcAft>
+            <a:buNone/>
+          </a:pPr>
+          <a:r>
+            <a:rPr lang="fr-CH" sz="1900" kern="1200"/>
+            <a:t>Weapon.cs</a:t>
+          </a:r>
+        </a:p>
+      </dsp:txBody>
+      <dsp:txXfrm>
+        <a:off x="296898" y="2590876"/>
+        <a:ext cx="1215553" cy="607776"/>
+      </dsp:txXfrm>
+    </dsp:sp>
+    <dsp:sp modelId="{9F3BD350-3BC3-4B39-87B1-D6177648E49B}">
+      <dsp:nvSpPr>
+        <dsp:cNvPr id="0" name=""/>
+        <dsp:cNvSpPr/>
+      </dsp:nvSpPr>
+      <dsp:spPr>
+        <a:xfrm>
+          <a:off x="2503128" y="1727833"/>
+          <a:ext cx="1215553" cy="607776"/>
+        </a:xfrm>
+        <a:prstGeom prst="rect">
+          <a:avLst/>
+        </a:prstGeom>
+        <a:solidFill>
+          <a:schemeClr val="accent1">
+            <a:hueOff val="0"/>
+            <a:satOff val="0"/>
+            <a:lumOff val="0"/>
+            <a:alphaOff val="0"/>
+          </a:schemeClr>
+        </a:solidFill>
+        <a:ln w="12700" cap="flat" cmpd="sng" algn="ctr">
+          <a:solidFill>
+            <a:schemeClr val="lt1">
+              <a:hueOff val="0"/>
+              <a:satOff val="0"/>
+              <a:lumOff val="0"/>
+              <a:alphaOff val="0"/>
+            </a:schemeClr>
+          </a:solidFill>
+          <a:prstDash val="solid"/>
+          <a:miter lim="800000"/>
+        </a:ln>
+        <a:effectLst/>
+      </dsp:spPr>
+      <dsp:style>
+        <a:lnRef idx="2">
+          <a:scrgbClr r="0" g="0" b="0"/>
+        </a:lnRef>
+        <a:fillRef idx="1">
+          <a:scrgbClr r="0" g="0" b="0"/>
+        </a:fillRef>
+        <a:effectRef idx="0">
+          <a:scrgbClr r="0" g="0" b="0"/>
+        </a:effectRef>
+        <a:fontRef idx="minor">
+          <a:schemeClr val="lt1"/>
+        </a:fontRef>
+      </dsp:style>
+      <dsp:txBody>
+        <a:bodyPr spcFirstLastPara="0" vert="horz" wrap="square" lIns="12065" tIns="12065" rIns="12065" bIns="12065" numCol="1" spcCol="1270" anchor="ctr" anchorCtr="0">
+          <a:noAutofit/>
+        </a:bodyPr>
+        <a:lstStyle/>
+        <a:p>
+          <a:pPr marL="0" lvl="0" indent="0" algn="ctr" defTabSz="844550">
+            <a:lnSpc>
+              <a:spcPct val="90000"/>
+            </a:lnSpc>
+            <a:spcBef>
+              <a:spcPct val="0"/>
+            </a:spcBef>
+            <a:spcAft>
+              <a:spcPct val="35000"/>
+            </a:spcAft>
+            <a:buNone/>
+          </a:pPr>
+          <a:r>
+            <a:rPr lang="fr-CH" sz="1900" kern="1200"/>
+            <a:t>Mob.cs</a:t>
+          </a:r>
+        </a:p>
+      </dsp:txBody>
+      <dsp:txXfrm>
+        <a:off x="2503128" y="1727833"/>
+        <a:ext cx="1215553" cy="607776"/>
+      </dsp:txXfrm>
+    </dsp:sp>
+    <dsp:sp modelId="{1668DA31-FE7A-4E8C-9241-F46DC88A8D72}">
+      <dsp:nvSpPr>
+        <dsp:cNvPr id="0" name=""/>
+        <dsp:cNvSpPr/>
+      </dsp:nvSpPr>
+      <dsp:spPr>
+        <a:xfrm>
+          <a:off x="3973948" y="1727833"/>
+          <a:ext cx="1215553" cy="607776"/>
+        </a:xfrm>
+        <a:prstGeom prst="rect">
+          <a:avLst/>
+        </a:prstGeom>
+        <a:solidFill>
+          <a:schemeClr val="accent1">
+            <a:hueOff val="0"/>
+            <a:satOff val="0"/>
+            <a:lumOff val="0"/>
+            <a:alphaOff val="0"/>
+          </a:schemeClr>
+        </a:solidFill>
+        <a:ln w="12700" cap="flat" cmpd="sng" algn="ctr">
+          <a:solidFill>
+            <a:schemeClr val="lt1">
+              <a:hueOff val="0"/>
+              <a:satOff val="0"/>
+              <a:lumOff val="0"/>
+              <a:alphaOff val="0"/>
+            </a:schemeClr>
+          </a:solidFill>
+          <a:prstDash val="solid"/>
+          <a:miter lim="800000"/>
+        </a:ln>
+        <a:effectLst/>
+      </dsp:spPr>
+      <dsp:style>
+        <a:lnRef idx="2">
+          <a:scrgbClr r="0" g="0" b="0"/>
+        </a:lnRef>
+        <a:fillRef idx="1">
+          <a:scrgbClr r="0" g="0" b="0"/>
+        </a:fillRef>
+        <a:effectRef idx="0">
+          <a:scrgbClr r="0" g="0" b="0"/>
+        </a:effectRef>
+        <a:fontRef idx="minor">
+          <a:schemeClr val="lt1"/>
+        </a:fontRef>
+      </dsp:style>
+      <dsp:txBody>
+        <a:bodyPr spcFirstLastPara="0" vert="horz" wrap="square" lIns="12065" tIns="12065" rIns="12065" bIns="12065" numCol="1" spcCol="1270" anchor="ctr" anchorCtr="0">
+          <a:noAutofit/>
+        </a:bodyPr>
+        <a:lstStyle/>
+        <a:p>
+          <a:pPr marL="0" lvl="0" indent="0" algn="ctr" defTabSz="844550">
+            <a:lnSpc>
+              <a:spcPct val="90000"/>
+            </a:lnSpc>
+            <a:spcBef>
+              <a:spcPct val="0"/>
+            </a:spcBef>
+            <a:spcAft>
+              <a:spcPct val="35000"/>
+            </a:spcAft>
+            <a:buNone/>
+          </a:pPr>
+          <a:r>
+            <a:rPr lang="fr-CH" sz="1900" kern="1200"/>
+            <a:t>Bullet.cs</a:t>
+          </a:r>
+        </a:p>
+      </dsp:txBody>
+      <dsp:txXfrm>
+        <a:off x="3973948" y="1727833"/>
+        <a:ext cx="1215553" cy="607776"/>
+      </dsp:txXfrm>
+    </dsp:sp>
+    <dsp:sp modelId="{6B12B5BC-4F1F-4B56-ADAD-18735A4F80D1}">
+      <dsp:nvSpPr>
+        <dsp:cNvPr id="0" name=""/>
+        <dsp:cNvSpPr/>
+      </dsp:nvSpPr>
+      <dsp:spPr>
+        <a:xfrm>
+          <a:off x="1767718" y="864790"/>
+          <a:ext cx="1215553" cy="607776"/>
+        </a:xfrm>
+        <a:prstGeom prst="rect">
+          <a:avLst/>
+        </a:prstGeom>
+        <a:solidFill>
+          <a:schemeClr val="accent1">
+            <a:hueOff val="0"/>
+            <a:satOff val="0"/>
+            <a:lumOff val="0"/>
+            <a:alphaOff val="0"/>
+          </a:schemeClr>
+        </a:solidFill>
+        <a:ln w="12700" cap="flat" cmpd="sng" algn="ctr">
+          <a:solidFill>
+            <a:schemeClr val="lt1">
+              <a:hueOff val="0"/>
+              <a:satOff val="0"/>
+              <a:lumOff val="0"/>
+              <a:alphaOff val="0"/>
+            </a:schemeClr>
+          </a:solidFill>
+          <a:prstDash val="solid"/>
+          <a:miter lim="800000"/>
+        </a:ln>
+        <a:effectLst/>
+      </dsp:spPr>
+      <dsp:style>
+        <a:lnRef idx="2">
+          <a:scrgbClr r="0" g="0" b="0"/>
+        </a:lnRef>
+        <a:fillRef idx="1">
+          <a:scrgbClr r="0" g="0" b="0"/>
+        </a:fillRef>
+        <a:effectRef idx="0">
+          <a:scrgbClr r="0" g="0" b="0"/>
+        </a:effectRef>
+        <a:fontRef idx="minor">
+          <a:schemeClr val="lt1"/>
+        </a:fontRef>
+      </dsp:style>
+      <dsp:txBody>
+        <a:bodyPr spcFirstLastPara="0" vert="horz" wrap="square" lIns="12065" tIns="12065" rIns="12065" bIns="12065" numCol="1" spcCol="1270" anchor="ctr" anchorCtr="0">
+          <a:noAutofit/>
+        </a:bodyPr>
+        <a:lstStyle/>
+        <a:p>
+          <a:pPr marL="0" lvl="0" indent="0" algn="ctr" defTabSz="844550">
+            <a:lnSpc>
+              <a:spcPct val="90000"/>
+            </a:lnSpc>
+            <a:spcBef>
+              <a:spcPct val="0"/>
+            </a:spcBef>
+            <a:spcAft>
+              <a:spcPct val="35000"/>
+            </a:spcAft>
+            <a:buNone/>
+          </a:pPr>
+          <a:r>
+            <a:rPr lang="fr-CH" sz="1900" kern="1200"/>
+            <a:t>Map.cs</a:t>
+          </a:r>
+        </a:p>
+      </dsp:txBody>
+      <dsp:txXfrm>
+        <a:off x="1767718" y="864790"/>
+        <a:ext cx="1215553" cy="607776"/>
+      </dsp:txXfrm>
+    </dsp:sp>
+  </dsp:spTree>
+</dsp:drawing>
+</file>
+
+<file path=word/diagrams/layout1.xml><?xml version="1.0" encoding="utf-8"?>
+<dgm:layoutDef xmlns:dgm="http://schemas.openxmlformats.org/drawingml/2006/diagram" xmlns:a="http://schemas.openxmlformats.org/drawingml/2006/main" uniqueId="urn:microsoft.com/office/officeart/2005/8/layout/orgChart1">
+  <dgm:title val=""/>
+  <dgm:desc val=""/>
+  <dgm:catLst>
+    <dgm:cat type="hierarchy" pri="1000"/>
+    <dgm:cat type="convert" pri="6000"/>
+  </dgm:catLst>
+  <dgm:sampData>
+    <dgm:dataModel>
+      <dgm:ptLst>
+        <dgm:pt modelId="0" type="doc"/>
+        <dgm:pt modelId="1">
+          <dgm:prSet phldr="1"/>
+        </dgm:pt>
+        <dgm:pt modelId="2" type="asst">
+          <dgm:prSet phldr="1"/>
+        </dgm:pt>
+        <dgm:pt modelId="3">
+          <dgm:prSet phldr="1"/>
+        </dgm:pt>
+        <dgm:pt modelId="4">
+          <dgm:prSet phldr="1"/>
+        </dgm:pt>
+        <dgm:pt modelId="5">
+          <dgm:prSet phldr="1"/>
+        </dgm:pt>
+      </dgm:ptLst>
+      <dgm:cxnLst>
+        <dgm:cxn modelId="5" srcId="0" destId="1" srcOrd="0" destOrd="0"/>
+        <dgm:cxn modelId="6" srcId="1" destId="2" srcOrd="0" destOrd="0"/>
+        <dgm:cxn modelId="7" srcId="1" destId="3" srcOrd="1" destOrd="0"/>
+        <dgm:cxn modelId="8" srcId="1" destId="4" srcOrd="2" destOrd="0"/>
+        <dgm:cxn modelId="9" srcId="1" destId="5" srcOrd="3" destOrd="0"/>
+      </dgm:cxnLst>
+      <dgm:bg/>
+      <dgm:whole/>
+    </dgm:dataModel>
+  </dgm:sampData>
+  <dgm:styleData>
+    <dgm:dataModel>
+      <dgm:ptLst>
+        <dgm:pt modelId="0" type="doc"/>
+        <dgm:pt modelId="1"/>
+        <dgm:pt modelId="12"/>
+        <dgm:pt modelId="13"/>
+      </dgm:ptLst>
+      <dgm:cxnLst>
+        <dgm:cxn modelId="2" srcId="0" destId="1" srcOrd="0" destOrd="0"/>
+        <dgm:cxn modelId="16" srcId="1" destId="12" srcOrd="1" destOrd="0"/>
+        <dgm:cxn modelId="17" srcId="1" destId="13" srcOrd="2" destOrd="0"/>
+      </dgm:cxnLst>
+      <dgm:bg/>
+      <dgm:whole/>
+    </dgm:dataModel>
+  </dgm:styleData>
+  <dgm:clrData>
+    <dgm:dataModel>
+      <dgm:ptLst>
+        <dgm:pt modelId="0" type="doc"/>
+        <dgm:pt modelId="1"/>
+        <dgm:pt modelId="11" type="asst"/>
+        <dgm:pt modelId="12"/>
+        <dgm:pt modelId="13"/>
+        <dgm:pt modelId="14"/>
+      </dgm:ptLst>
+      <dgm:cxnLst>
+        <dgm:cxn modelId="2" srcId="0" destId="1" srcOrd="0" destOrd="0"/>
+        <dgm:cxn modelId="15" srcId="1" destId="11" srcOrd="0" destOrd="0"/>
+        <dgm:cxn modelId="16" srcId="1" destId="12" srcOrd="1" destOrd="0"/>
+        <dgm:cxn modelId="17" srcId="1" destId="13" srcOrd="2" destOrd="0"/>
+        <dgm:cxn modelId="18" srcId="1" destId="14" srcOrd="2" destOrd="0"/>
+      </dgm:cxnLst>
+      <dgm:bg/>
+      <dgm:whole/>
+    </dgm:dataModel>
+  </dgm:clrData>
+  <dgm:layoutNode name="hierChild1">
+    <dgm:varLst>
+      <dgm:orgChart val="1"/>
+      <dgm:chPref val="1"/>
+      <dgm:dir/>
+      <dgm:animOne val="branch"/>
+      <dgm:animLvl val="lvl"/>
+      <dgm:resizeHandles/>
+    </dgm:varLst>
+    <dgm:choose name="Name0">
+      <dgm:if name="Name1" func="var" arg="dir" op="equ" val="norm">
+        <dgm:alg type="hierChild">
+          <dgm:param type="linDir" val="fromL"/>
+        </dgm:alg>
+      </dgm:if>
+      <dgm:else name="Name2">
+        <dgm:alg type="hierChild">
+          <dgm:param type="linDir" val="fromR"/>
+        </dgm:alg>
+      </dgm:else>
+    </dgm:choose>
+    <dgm:shape xmlns:r="http://schemas.openxmlformats.org/officeDocument/2006/relationships" r:blip="">
+      <dgm:adjLst/>
+    </dgm:shape>
+    <dgm:presOf/>
+    <dgm:constrLst>
+      <dgm:constr type="w" for="des" forName="rootComposite1" refType="w" fact="10"/>
+      <dgm:constr type="h" for="des" forName="rootComposite1" refType="w" refFor="des" refForName="rootComposite1" fact="0.5"/>
+      <dgm:constr type="w" for="des" forName="rootComposite" refType="w" fact="10"/>
+      <dgm:constr type="h" for="des" forName="rootComposite" refType="w" refFor="des" refForName="rootComposite1" fact="0.5"/>
+      <dgm:constr type="w" for="des" forName="rootComposite3" refType="w" fact="10"/>
+      <dgm:constr type="h" for="des" forName="rootComposite3" refType="w" refFor="des" refForName="rootComposite1" fact="0.5"/>
+      <dgm:constr type="primFontSz" for="des" ptType="node" op="equ"/>
+      <dgm:constr type="sp" for="des" op="equ"/>
+      <dgm:constr type="sp" for="des" forName="hierRoot1" refType="w" refFor="des" refForName="rootComposite1" fact="0.21"/>
+      <dgm:constr type="sp" for="des" forName="hierRoot2" refType="sp" refFor="des" refForName="hierRoot1"/>
+      <dgm:constr type="sp" for="des" forName="hierRoot3" refType="sp" refFor="des" refForName="hierRoot1"/>
+      <dgm:constr type="sibSp" refType="w" refFor="des" refForName="rootComposite1" fact="0.21"/>
+      <dgm:constr type="sibSp" for="des" forName="hierChild2" refType="sibSp"/>
+      <dgm:constr type="sibSp" for="des" forName="hierChild3" refType="sibSp"/>
+      <dgm:constr type="sibSp" for="des" forName="hierChild4" refType="sibSp"/>
+      <dgm:constr type="sibSp" for="des" forName="hierChild5" refType="sibSp"/>
+      <dgm:constr type="sibSp" for="des" forName="hierChild6" refType="sibSp"/>
+      <dgm:constr type="sibSp" for="des" forName="hierChild7" refType="sibSp"/>
+      <dgm:constr type="secSibSp" refType="w" refFor="des" refForName="rootComposite1" fact="0.21"/>
+      <dgm:constr type="secSibSp" for="des" forName="hierChild2" refType="secSibSp"/>
+      <dgm:constr type="secSibSp" for="des" forName="hierChild3" refType="secSibSp"/>
+      <dgm:constr type="secSibSp" for="des" forName="hierChild4" refType="secSibSp"/>
+      <dgm:constr type="secSibSp" for="des" forName="hierChild5" refType="secSibSp"/>
+      <dgm:constr type="secSibSp" for="des" forName="hierChild6" refType="secSibSp"/>
+      <dgm:constr type="secSibSp" for="des" forName="hierChild7" refType="secSibSp"/>
+    </dgm:constrLst>
+    <dgm:ruleLst/>
+    <dgm:forEach name="Name3" axis="ch">
+      <dgm:forEach name="Name4" axis="self" ptType="node">
+        <dgm:layoutNode name="hierRoot1">
+          <dgm:varLst>
+            <dgm:hierBranch val="init"/>
+          </dgm:varLst>
+          <dgm:choose name="Name5">
+            <dgm:if name="Name6" func="var" arg="hierBranch" op="equ" val="l">
+              <dgm:choose name="Name7">
+                <dgm:if name="Name8" axis="ch" ptType="asst" func="cnt" op="gte" val="1">
+                  <dgm:alg type="hierRoot">
+                    <dgm:param type="hierAlign" val="tR"/>
+                  </dgm:alg>
+                  <dgm:constrLst>
+                    <dgm:constr type="alignOff" val="0.65"/>
+                  </dgm:constrLst>
+                </dgm:if>
+                <dgm:else name="Name9">
+                  <dgm:alg type="hierRoot">
+                    <dgm:param type="hierAlign" val="tR"/>
+                  </dgm:alg>
+                  <dgm:constrLst>
+                    <dgm:constr type="alignOff" val="0.25"/>
+                  </dgm:constrLst>
+                </dgm:else>
+              </dgm:choose>
+            </dgm:if>
+            <dgm:if name="Name10" func="var" arg="hierBranch" op="equ" val="r">
+              <dgm:choose name="Name11">
+                <dgm:if name="Name12" axis="ch" ptType="asst" func="cnt" op="gte" val="1">
+                  <dgm:alg type="hierRoot">
+                    <dgm:param type="hierAlign" val="tL"/>
+                  </dgm:alg>
+                  <dgm:constrLst>
+                    <dgm:constr type="alignOff" val="0.65"/>
+                  </dgm:constrLst>
+                </dgm:if>
+                <dgm:else name="Name13">
+                  <dgm:alg type="hierRoot">
+                    <dgm:param type="hierAlign" val="tL"/>
+                  </dgm:alg>
+                  <dgm:constrLst>
+                    <dgm:constr type="alignOff" val="0.25"/>
+                  </dgm:constrLst>
+                </dgm:else>
+              </dgm:choose>
+            </dgm:if>
+            <dgm:if name="Name14" func="var" arg="hierBranch" op="equ" val="hang">
+              <dgm:alg type="hierRoot"/>
+              <dgm:constrLst>
+                <dgm:constr type="alignOff" val="0.65"/>
+              </dgm:constrLst>
+            </dgm:if>
+            <dgm:else name="Name15">
+              <dgm:alg type="hierRoot"/>
+              <dgm:constrLst>
+                <dgm:constr type="alignOff"/>
+                <dgm:constr type="bendDist" for="des" ptType="parTrans" refType="sp" fact="0.5"/>
+              </dgm:constrLst>
+            </dgm:else>
+          </dgm:choose>
+          <dgm:shape xmlns:r="http://schemas.openxmlformats.org/officeDocument/2006/relationships" r:blip="">
+            <dgm:adjLst/>
+          </dgm:shape>
+          <dgm:presOf/>
+          <dgm:ruleLst/>
+          <dgm:layoutNode name="rootComposite1">
+            <dgm:alg type="composite"/>
+            <dgm:shape xmlns:r="http://schemas.openxmlformats.org/officeDocument/2006/relationships" r:blip="">
+              <dgm:adjLst/>
+            </dgm:shape>
+            <dgm:presOf axis="self" ptType="node" cnt="1"/>
+            <dgm:choose name="Name16">
+              <dgm:if name="Name17" func="var" arg="hierBranch" op="equ" val="init">
+                <dgm:constrLst>
+                  <dgm:constr type="l" for="ch" forName="rootText1"/>
+                  <dgm:constr type="t" for="ch" forName="rootText1"/>
+                  <dgm:constr type="w" for="ch" forName="rootText1" refType="w"/>
+                  <dgm:constr type="h" for="ch" forName="rootText1" refType="h"/>
+                  <dgm:constr type="l" for="ch" forName="rootConnector1"/>
+                  <dgm:constr type="t" for="ch" forName="rootConnector1"/>
+                  <dgm:constr type="w" for="ch" forName="rootConnector1" refType="w" refFor="ch" refForName="rootText1" fact="0.2"/>
+                  <dgm:constr type="h" for="ch" forName="rootConnector1" refType="h" refFor="ch" refForName="rootText1"/>
+                </dgm:constrLst>
+              </dgm:if>
+              <dgm:if name="Name18" func="var" arg="hierBranch" op="equ" val="l">
+                <dgm:constrLst>
+                  <dgm:constr type="l" for="ch" forName="rootText1"/>
+                  <dgm:constr type="t" for="ch" forName="rootText1"/>
+                  <dgm:constr type="w" for="ch" forName="rootText1" refType="w"/>
+                  <dgm:constr type="h" for="ch" forName="rootText1" refType="h"/>
+                  <dgm:constr type="r" for="ch" forName="rootConnector1" refType="w"/>
+                  <dgm:constr type="t" for="ch" forName="rootConnector1"/>
+                  <dgm:constr type="w" for="ch" forName="rootConnector1" refType="w" refFor="ch" refForName="rootText1" fact="0.2"/>
+                  <dgm:constr type="h" for="ch" forName="rootConnector1" refType="h" refFor="ch" refForName="rootText1"/>
+                </dgm:constrLst>
+              </dgm:if>
+              <dgm:if name="Name19" func="var" arg="hierBranch" op="equ" val="r">
+                <dgm:constrLst>
+                  <dgm:constr type="l" for="ch" forName="rootText1"/>
+                  <dgm:constr type="t" for="ch" forName="rootText1"/>
+                  <dgm:constr type="w" for="ch" forName="rootText1" refType="w"/>
+                  <dgm:constr type="h" for="ch" forName="rootText1" refType="h"/>
+                  <dgm:constr type="l" for="ch" forName="rootConnector1"/>
+                  <dgm:constr type="t" for="ch" forName="rootConnector1"/>
+                  <dgm:constr type="w" for="ch" forName="rootConnector1" refType="w" refFor="ch" refForName="rootText1" fact="0.2"/>
+                  <dgm:constr type="h" for="ch" forName="rootConnector1" refType="h" refFor="ch" refForName="rootText1"/>
+                </dgm:constrLst>
+              </dgm:if>
+              <dgm:else name="Name20">
+                <dgm:constrLst>
+                  <dgm:constr type="l" for="ch" forName="rootText1"/>
+                  <dgm:constr type="t" for="ch" forName="rootText1"/>
+                  <dgm:constr type="w" for="ch" forName="rootText1" refType="w"/>
+                  <dgm:constr type="h" for="ch" forName="rootText1" refType="h"/>
+                  <dgm:constr type="r" for="ch" forName="rootConnector1" refType="w"/>
+                  <dgm:constr type="t" for="ch" forName="rootConnector1"/>
+                  <dgm:constr type="w" for="ch" forName="rootConnector1" refType="w" refFor="ch" refForName="rootText1" fact="0.2"/>
+                  <dgm:constr type="h" for="ch" forName="rootConnector1" refType="h" refFor="ch" refForName="rootText1"/>
+                </dgm:constrLst>
+              </dgm:else>
+            </dgm:choose>
+            <dgm:ruleLst/>
+            <dgm:layoutNode name="rootText1" styleLbl="node0">
+              <dgm:varLst>
+                <dgm:chPref val="3"/>
+              </dgm:varLst>
+              <dgm:alg type="tx"/>
+              <dgm:shape xmlns:r="http://schemas.openxmlformats.org/officeDocument/2006/relationships" type="rect" r:blip="">
+                <dgm:adjLst/>
+              </dgm:shape>
+              <dgm:presOf axis="self" ptType="node" cnt="1"/>
+              <dgm:constrLst>
+                <dgm:constr type="primFontSz" val="65"/>
+                <dgm:constr type="lMarg" refType="primFontSz" fact="0.05"/>
+                <dgm:constr type="rMarg" refType="primFontSz" fact="0.05"/>
+                <dgm:constr type="tMarg" refType="primFontSz" fact="0.05"/>
+                <dgm:constr type="bMarg" refType="primFontSz" fact="0.05"/>
+              </dgm:constrLst>
+              <dgm:ruleLst>
+                <dgm:rule type="primFontSz" val="5" fact="NaN" max="NaN"/>
+              </dgm:ruleLst>
+            </dgm:layoutNode>
+            <dgm:layoutNode name="rootConnector1" moveWith="rootText1">
+              <dgm:alg type="sp"/>
+              <dgm:shape xmlns:r="http://schemas.openxmlformats.org/officeDocument/2006/relationships" type="rect" r:blip="" hideGeom="1">
+                <dgm:adjLst/>
+              </dgm:shape>
+              <dgm:presOf axis="self" ptType="node" cnt="1"/>
+              <dgm:constrLst/>
+              <dgm:ruleLst/>
+            </dgm:layoutNode>
+          </dgm:layoutNode>
+          <dgm:layoutNode name="hierChild2">
+            <dgm:choose name="Name21">
+              <dgm:if name="Name22" func="var" arg="hierBranch" op="equ" val="l">
+                <dgm:alg type="hierChild">
+                  <dgm:param type="chAlign" val="r"/>
+                  <dgm:param type="linDir" val="fromT"/>
+                </dgm:alg>
+              </dgm:if>
+              <dgm:if name="Name23" func="var" arg="hierBranch" op="equ" val="r">
+                <dgm:alg type="hierChild">
+                  <dgm:param type="chAlign" val="l"/>
+                  <dgm:param type="linDir" val="fromT"/>
+                </dgm:alg>
+              </dgm:if>
+              <dgm:if name="Name24" func="var" arg="hierBranch" op="equ" val="hang">
+                <dgm:choose name="Name25">
+                  <dgm:if name="Name26" func="var" arg="dir" op="equ" val="norm">
+                    <dgm:alg type="hierChild">
+                      <dgm:param type="chAlign" val="l"/>
+                      <dgm:param type="linDir" val="fromL"/>
+                      <dgm:param type="secChAlign" val="t"/>
+                      <dgm:param type="secLinDir" val="fromT"/>
+                    </dgm:alg>
+                  </dgm:if>
+                  <dgm:else name="Name27">
+                    <dgm:alg type="hierChild">
+                      <dgm:param type="chAlign" val="l"/>
+                      <dgm:param type="linDir" val="fromR"/>
+                      <dgm:param type="secChAlign" val="t"/>
+                      <dgm:param type="secLinDir" val="fromT"/>
+                    </dgm:alg>
+                  </dgm:else>
+                </dgm:choose>
+              </dgm:if>
+              <dgm:else name="Name28">
+                <dgm:choose name="Name29">
+                  <dgm:if name="Name30" func="var" arg="dir" op="equ" val="norm">
+                    <dgm:alg type="hierChild"/>
+                  </dgm:if>
+                  <dgm:else name="Name31">
+                    <dgm:alg type="hierChild">
+                      <dgm:param type="linDir" val="fromR"/>
+                    </dgm:alg>
+                  </dgm:else>
+                </dgm:choose>
+              </dgm:else>
+            </dgm:choose>
+            <dgm:shape xmlns:r="http://schemas.openxmlformats.org/officeDocument/2006/relationships" r:blip="">
+              <dgm:adjLst/>
+            </dgm:shape>
+            <dgm:presOf/>
+            <dgm:constrLst/>
+            <dgm:ruleLst/>
+            <dgm:forEach name="rep2a" axis="ch" ptType="nonAsst">
+              <dgm:forEach name="Name32" axis="precedSib" ptType="parTrans" st="-1" cnt="1">
+                <dgm:choose name="Name33">
+                  <dgm:if name="Name34" func="var" arg="hierBranch" op="equ" val="std">
+                    <dgm:layoutNode name="Name35">
+                      <dgm:alg type="conn">
+                        <dgm:param type="connRout" val="bend"/>
+                        <dgm:param type="dim" val="1D"/>
+                        <dgm:param type="endSty" val="noArr"/>
+                        <dgm:param type="begPts" val="bCtr"/>
+                        <dgm:param type="endPts" val="tCtr"/>
+                        <dgm:param type="bendPt" val="end"/>
+                      </dgm:alg>
+                      <dgm:shape xmlns:r="http://schemas.openxmlformats.org/officeDocument/2006/relationships" type="conn" r:blip="" zOrderOff="-99999">
+                        <dgm:adjLst/>
+                      </dgm:shape>
+                      <dgm:presOf axis="self"/>
+                      <dgm:constrLst>
+                        <dgm:constr type="begPad"/>
+                        <dgm:constr type="endPad"/>
+                      </dgm:constrLst>
+                      <dgm:ruleLst/>
+                    </dgm:layoutNode>
+                  </dgm:if>
+                  <dgm:if name="Name36" func="var" arg="hierBranch" op="equ" val="init">
+                    <dgm:layoutNode name="Name37">
+                      <dgm:choose name="Name38">
+                        <dgm:if name="Name39" axis="self" func="depth" op="lte" val="2">
+                          <dgm:alg type="conn">
+                            <dgm:param type="connRout" val="bend"/>
+                            <dgm:param type="dim" val="1D"/>
+                            <dgm:param type="endSty" val="noArr"/>
+                            <dgm:param type="begPts" val="bCtr"/>
+                            <dgm:param type="endPts" val="tCtr"/>
+                            <dgm:param type="bendPt" val="end"/>
+                          </dgm:alg>
+                        </dgm:if>
+                        <dgm:else name="Name40">
+                          <dgm:choose name="Name41">
+                            <dgm:if name="Name42" axis="par des" func="maxDepth" op="lte" val="1">
+                              <dgm:choose name="Name43">
+                                <dgm:if name="Name44" axis="par ch" ptType="node asst" func="cnt" op="gte" val="1">
+                                  <dgm:alg type="conn">
+                                    <dgm:param type="connRout" val="bend"/>
+                                    <dgm:param type="dim" val="1D"/>
+                                    <dgm:param type="endSty" val="noArr"/>
+                                    <dgm:param type="begPts" val="bCtr"/>
+                                    <dgm:param type="endPts" val="midL midR"/>
+                                  </dgm:alg>
+                                </dgm:if>
+                                <dgm:else name="Name45">
+                                  <dgm:alg type="conn">
+                                    <dgm:param type="connRout" val="bend"/>
+                                    <dgm:param type="dim" val="1D"/>
+                                    <dgm:param type="endSty" val="noArr"/>
+                                    <dgm:param type="begPts" val="bCtr"/>
+                                    <dgm:param type="endPts" val="midL midR"/>
+                                    <dgm:param type="srcNode" val="rootConnector"/>
+                                  </dgm:alg>
+                                </dgm:else>
+                              </dgm:choose>
+                            </dgm:if>
+                            <dgm:else name="Name46">
+                              <dgm:alg type="conn">
+                                <dgm:param type="connRout" val="bend"/>
+                                <dgm:param type="dim" val="1D"/>
+                                <dgm:param type="endSty" val="noArr"/>
+                                <dgm:param type="begPts" val="bCtr"/>
+                                <dgm:param type="endPts" val="tCtr"/>
+                                <dgm:param type="bendPt" val="end"/>
+                              </dgm:alg>
+                            </dgm:else>
+                          </dgm:choose>
+                        </dgm:else>
+                      </dgm:choose>
+                      <dgm:shape xmlns:r="http://schemas.openxmlformats.org/officeDocument/2006/relationships" type="conn" r:blip="" zOrderOff="-99999">
+                        <dgm:adjLst/>
+                      </dgm:shape>
+                      <dgm:presOf axis="self"/>
+                      <dgm:constrLst>
+                        <dgm:constr type="begPad"/>
+                        <dgm:constr type="endPad"/>
+                      </dgm:constrLst>
+                      <dgm:ruleLst/>
+                    </dgm:layoutNode>
+                  </dgm:if>
+                  <dgm:if name="Name47" func="var" arg="hierBranch" op="equ" val="hang">
+                    <dgm:layoutNode name="Name48">
+                      <dgm:alg type="conn">
+                        <dgm:param type="connRout" val="bend"/>
+                        <dgm:param type="dim" val="1D"/>
+                        <dgm:param type="endSty" val="noArr"/>
+                        <dgm:param type="begPts" val="bCtr"/>
+                        <dgm:param type="endPts" val="midL midR"/>
+                      </dgm:alg>
+                      <dgm:shape xmlns:r="http://schemas.openxmlformats.org/officeDocument/2006/relationships" type="conn" r:blip="" zOrderOff="-99999">
+                        <dgm:adjLst/>
+                      </dgm:shape>
+                      <dgm:presOf axis="self"/>
+                      <dgm:constrLst>
+                        <dgm:constr type="begPad"/>
+                        <dgm:constr type="endPad"/>
+                      </dgm:constrLst>
+                      <dgm:ruleLst/>
+                    </dgm:layoutNode>
+                  </dgm:if>
+                  <dgm:else name="Name49">
+                    <dgm:layoutNode name="Name50">
+                      <dgm:choose name="Name51">
+                        <dgm:if name="Name52" axis="self" func="depth" op="lte" val="2">
+                          <dgm:choose name="Name53">
+                            <dgm:if name="Name54" axis="par ch" ptType="node asst" func="cnt" op="gte" val="1">
+                              <dgm:alg type="conn">
+                                <dgm:param type="connRout" val="bend"/>
+                                <dgm:param type="dim" val="1D"/>
+                                <dgm:param type="endSty" val="noArr"/>
+                                <dgm:param type="begPts" val="bCtr"/>
+                                <dgm:param type="endPts" val="midL midR"/>
+                              </dgm:alg>
+                            </dgm:if>
+                            <dgm:else name="Name55">
+                              <dgm:alg type="conn">
+                                <dgm:param type="connRout" val="bend"/>
+                                <dgm:param type="dim" val="1D"/>
+                                <dgm:param type="endSty" val="noArr"/>
+                                <dgm:param type="begPts" val="bCtr"/>
+                                <dgm:param type="endPts" val="midL midR"/>
+                                <dgm:param type="srcNode" val="rootConnector1"/>
+                              </dgm:alg>
+                            </dgm:else>
+                          </dgm:choose>
+                        </dgm:if>
+                        <dgm:else name="Name56">
+                          <dgm:choose name="Name57">
+                            <dgm:if name="Name58" axis="par ch" ptType="node asst" func="cnt" op="gte" val="1">
+                              <dgm:alg type="conn">
+                                <dgm:param type="connRout" val="bend"/>
+                                <dgm:param type="dim" val="1D"/>
+                                <dgm:param type="endSty" val="noArr"/>
+                                <dgm:param type="begPts" val="bCtr"/>
+                                <dgm:param type="endPts" val="midL midR"/>
+                              </dgm:alg>
+                            </dgm:if>
+                            <dgm:else name="Name59">
+                              <dgm:alg type="conn">
+                                <dgm:param type="connRout" val="bend"/>
+                                <dgm:param type="dim" val="1D"/>
+                                <dgm:param type="endSty" val="noArr"/>
+                                <dgm:param type="begPts" val="bCtr"/>
+                                <dgm:param type="endPts" val="midL midR"/>
+                                <dgm:param type="srcNode" val="rootConnector"/>
+                              </dgm:alg>
+                            </dgm:else>
+                          </dgm:choose>
+                        </dgm:else>
+                      </dgm:choose>
+                      <dgm:shape xmlns:r="http://schemas.openxmlformats.org/officeDocument/2006/relationships" type="conn" r:blip="" zOrderOff="-99999">
+                        <dgm:adjLst/>
+                      </dgm:shape>
+                      <dgm:presOf axis="self"/>
+                      <dgm:constrLst>
+                        <dgm:constr type="begPad"/>
+                        <dgm:constr type="endPad"/>
+                      </dgm:constrLst>
+                      <dgm:ruleLst/>
+                    </dgm:layoutNode>
+                  </dgm:else>
+                </dgm:choose>
+              </dgm:forEach>
+              <dgm:layoutNode name="hierRoot2">
+                <dgm:varLst>
+                  <dgm:hierBranch val="init"/>
+                </dgm:varLst>
+                <dgm:choose name="Name60">
+                  <dgm:if name="Name61" func="var" arg="hierBranch" op="equ" val="l">
+                    <dgm:choose name="Name62">
+                      <dgm:if name="Name63" axis="ch" ptType="asst" func="cnt" op="gte" val="1">
+                        <dgm:alg type="hierRoot">
+                          <dgm:param type="hierAlign" val="tR"/>
+                        </dgm:alg>
+                        <dgm:shape xmlns:r="http://schemas.openxmlformats.org/officeDocument/2006/relationships" r:blip="">
+                          <dgm:adjLst/>
+                        </dgm:shape>
+                        <dgm:presOf/>
+                        <dgm:constrLst>
+                          <dgm:constr type="alignOff" val="0.65"/>
+                        </dgm:constrLst>
+                      </dgm:if>
+                      <dgm:else name="Name64">
+                        <dgm:alg type="hierRoot">
+                          <dgm:param type="hierAlign" val="tR"/>
+                        </dgm:alg>
+                        <dgm:shape xmlns:r="http://schemas.openxmlformats.org/officeDocument/2006/relationships" r:blip="">
+                          <dgm:adjLst/>
+                        </dgm:shape>
+                        <dgm:presOf/>
+                        <dgm:constrLst>
+                          <dgm:constr type="alignOff" val="0.25"/>
+                        </dgm:constrLst>
+                      </dgm:else>
+                    </dgm:choose>
+                  </dgm:if>
+                  <dgm:if name="Name65" func="var" arg="hierBranch" op="equ" val="r">
+                    <dgm:choose name="Name66">
+                      <dgm:if name="Name67" axis="ch" ptType="asst" func="cnt" op="gte" val="1">
+                        <dgm:alg type="hierRoot">
+                          <dgm:param type="hierAlign" val="tL"/>
+                        </dgm:alg>
+                        <dgm:shape xmlns:r="http://schemas.openxmlformats.org/officeDocument/2006/relationships" r:blip="">
+                          <dgm:adjLst/>
+                        </dgm:shape>
+                        <dgm:presOf/>
+                        <dgm:constrLst>
+                          <dgm:constr type="alignOff" val="0.65"/>
+                        </dgm:constrLst>
+                      </dgm:if>
+                      <dgm:else name="Name68">
+                        <dgm:alg type="hierRoot">
+                          <dgm:param type="hierAlign" val="tL"/>
+                        </dgm:alg>
+                        <dgm:shape xmlns:r="http://schemas.openxmlformats.org/officeDocument/2006/relationships" r:blip="">
+                          <dgm:adjLst/>
+                        </dgm:shape>
+                        <dgm:presOf/>
+                        <dgm:constrLst>
+                          <dgm:constr type="alignOff" val="0.25"/>
+                        </dgm:constrLst>
+                      </dgm:else>
+                    </dgm:choose>
+                  </dgm:if>
+                  <dgm:if name="Name69" func="var" arg="hierBranch" op="equ" val="std">
+                    <dgm:alg type="hierRoot"/>
+                    <dgm:shape xmlns:r="http://schemas.openxmlformats.org/officeDocument/2006/relationships" r:blip="">
+                      <dgm:adjLst/>
+                    </dgm:shape>
+                    <dgm:presOf/>
+                    <dgm:constrLst>
+                      <dgm:constr type="alignOff"/>
+                      <dgm:constr type="bendDist" for="des" ptType="parTrans" refType="sp" fact="0.5"/>
+                    </dgm:constrLst>
+                  </dgm:if>
+                  <dgm:if name="Name70" func="var" arg="hierBranch" op="equ" val="init">
+                    <dgm:choose name="Name71">
+                      <dgm:if name="Name72" axis="des" func="maxDepth" op="lte" val="1">
+                        <dgm:choose name="Name73">
+                          <dgm:if name="Name74" axis="ch" ptType="asst" func="cnt" op="gte" val="1">
+                            <dgm:alg type="hierRoot">
+                              <dgm:param type="hierAlign" val="tL"/>
+                            </dgm:alg>
+                            <dgm:shape xmlns:r="http://schemas.openxmlformats.org/officeDocument/2006/relationships" r:blip="">
+                              <dgm:adjLst/>
+                            </dgm:shape>
+                            <dgm:presOf/>
+                            <dgm:constrLst>
+                              <dgm:constr type="alignOff" val="0.65"/>
+                            </dgm:constrLst>
+                          </dgm:if>
+                          <dgm:else name="Name75">
+                            <dgm:alg type="hierRoot">
+                              <dgm:param type="hierAlign" val="tL"/>
+                            </dgm:alg>
+                            <dgm:shape xmlns:r="http://schemas.openxmlformats.org/officeDocument/2006/relationships" r:blip="">
+                              <dgm:adjLst/>
+                            </dgm:shape>
+                            <dgm:presOf/>
+                            <dgm:constrLst>
+                              <dgm:constr type="alignOff" val="0.25"/>
+                            </dgm:constrLst>
+                          </dgm:else>
+                        </dgm:choose>
+                      </dgm:if>
+                      <dgm:else name="Name76">
+                        <dgm:alg type="hierRoot"/>
+                        <dgm:shape xmlns:r="http://schemas.openxmlformats.org/officeDocument/2006/relationships" r:blip="">
+                          <dgm:adjLst/>
+                        </dgm:shape>
+                        <dgm:presOf/>
+                        <dgm:constrLst>
+                          <dgm:constr type="alignOff"/>
+                          <dgm:constr type="bendDist" for="des" ptType="parTrans" refType="sp" fact="0.5"/>
+                        </dgm:constrLst>
+                      </dgm:else>
+                    </dgm:choose>
+                  </dgm:if>
+                  <dgm:else name="Name77">
+                    <dgm:alg type="hierRoot"/>
+                    <dgm:shape xmlns:r="http://schemas.openxmlformats.org/officeDocument/2006/relationships" r:blip="">
+                      <dgm:adjLst/>
+                    </dgm:shape>
+                    <dgm:presOf/>
+                    <dgm:constrLst>
+                      <dgm:constr type="alignOff" val="0.65"/>
+                    </dgm:constrLst>
+                  </dgm:else>
+                </dgm:choose>
+                <dgm:ruleLst/>
+                <dgm:layoutNode name="rootComposite">
+                  <dgm:alg type="composite"/>
+                  <dgm:shape xmlns:r="http://schemas.openxmlformats.org/officeDocument/2006/relationships" r:blip="">
+                    <dgm:adjLst/>
+                  </dgm:shape>
+                  <dgm:presOf axis="self" ptType="node" cnt="1"/>
+                  <dgm:choose name="Name78">
+                    <dgm:if name="Name79" func="var" arg="hierBranch" op="equ" val="init">
+                      <dgm:constrLst>
+                        <dgm:constr type="l" for="ch" forName="rootText"/>
+                        <dgm:constr type="t" for="ch" forName="rootText"/>
+                        <dgm:constr type="w" for="ch" forName="rootText" refType="w"/>
+                        <dgm:constr type="h" for="ch" forName="rootText" refType="h"/>
+                        <dgm:constr type="l" for="ch" forName="rootConnector"/>
+                        <dgm:constr type="t" for="ch" forName="rootConnector"/>
+                        <dgm:constr type="w" for="ch" forName="rootConnector" refType="w" refFor="ch" refForName="rootText" fact="0.2"/>
+                        <dgm:constr type="h" for="ch" forName="rootConnector" refType="h" refFor="ch" refForName="rootText"/>
+                      </dgm:constrLst>
+                    </dgm:if>
+                    <dgm:if name="Name80" func="var" arg="hierBranch" op="equ" val="l">
+                      <dgm:constrLst>
+                        <dgm:constr type="l" for="ch" forName="rootText"/>
+                        <dgm:constr type="t" for="ch" forName="rootText"/>
+                        <dgm:constr type="w" for="ch" forName="rootText" refType="w"/>
+                        <dgm:constr type="h" for="ch" forName="rootText" refType="h"/>
+                        <dgm:constr type="r" for="ch" forName="rootConnector" refType="w"/>
+                        <dgm:constr type="t" for="ch" forName="rootConnector"/>
+                        <dgm:constr type="w" for="ch" forName="rootConnector" refType="w" refFor="ch" refForName="rootText" fact="0.2"/>
+                        <dgm:constr type="h" for="ch" forName="rootConnector" refType="h" refFor="ch" refForName="rootText"/>
+                      </dgm:constrLst>
+                    </dgm:if>
+                    <dgm:if name="Name81" func="var" arg="hierBranch" op="equ" val="r">
+                      <dgm:constrLst>
+                        <dgm:constr type="l" for="ch" forName="rootText"/>
+                        <dgm:constr type="t" for="ch" forName="rootText"/>
+                        <dgm:constr type="w" for="ch" forName="rootText" refType="w"/>
+                        <dgm:constr type="h" for="ch" forName="rootText" refType="h"/>
+                        <dgm:constr type="l" for="ch" forName="rootConnector"/>
+                        <dgm:constr type="t" for="ch" forName="rootConnector"/>
+                        <dgm:constr type="w" for="ch" forName="rootConnector" refType="w" refFor="ch" refForName="rootText" fact="0.2"/>
+                        <dgm:constr type="h" for="ch" forName="rootConnector" refType="h" refFor="ch" refForName="rootText"/>
+                      </dgm:constrLst>
+                    </dgm:if>
+                    <dgm:else name="Name82">
+                      <dgm:constrLst>
+                        <dgm:constr type="l" for="ch" forName="rootText"/>
+                        <dgm:constr type="t" for="ch" forName="rootText"/>
+                        <dgm:constr type="w" for="ch" forName="rootText" refType="w"/>
+                        <dgm:constr type="h" for="ch" forName="rootText" refType="h"/>
+                        <dgm:constr type="r" for="ch" forName="rootConnector" refType="w"/>
+                        <dgm:constr type="t" for="ch" forName="rootConnector"/>
+                        <dgm:constr type="w" for="ch" forName="rootConnector" refType="w" refFor="ch" refForName="rootText" fact="0.2"/>
+                        <dgm:constr type="h" for="ch" forName="rootConnector" refType="h" refFor="ch" refForName="rootText"/>
+                      </dgm:constrLst>
+                    </dgm:else>
+                  </dgm:choose>
+                  <dgm:ruleLst/>
+                  <dgm:layoutNode name="rootText">
+                    <dgm:varLst>
+                      <dgm:chPref val="3"/>
+                    </dgm:varLst>
+                    <dgm:alg type="tx"/>
+                    <dgm:shape xmlns:r="http://schemas.openxmlformats.org/officeDocument/2006/relationships" type="rect" r:blip="">
+                      <dgm:adjLst/>
+                    </dgm:shape>
+                    <dgm:presOf axis="self" ptType="node" cnt="1"/>
+                    <dgm:constrLst>
+                      <dgm:constr type="primFontSz" val="65"/>
+                      <dgm:constr type="lMarg" refType="primFontSz" fact="0.05"/>
+                      <dgm:constr type="rMarg" refType="primFontSz" fact="0.05"/>
+                      <dgm:constr type="tMarg" refType="primFontSz" fact="0.05"/>
+                      <dgm:constr type="bMarg" refType="primFontSz" fact="0.05"/>
+                    </dgm:constrLst>
+                    <dgm:ruleLst>
+                      <dgm:rule type="primFontSz" val="5" fact="NaN" max="NaN"/>
+                    </dgm:ruleLst>
+                  </dgm:layoutNode>
+                  <dgm:layoutNode name="rootConnector" moveWith="rootText">
+                    <dgm:alg type="sp"/>
+                    <dgm:shape xmlns:r="http://schemas.openxmlformats.org/officeDocument/2006/relationships" type="rect" r:blip="" hideGeom="1">
+                      <dgm:adjLst/>
+                    </dgm:shape>
+                    <dgm:presOf axis="self" ptType="node" cnt="1"/>
+                    <dgm:constrLst/>
+                    <dgm:ruleLst/>
+                  </dgm:layoutNode>
+                </dgm:layoutNode>
+                <dgm:layoutNode name="hierChild4">
+                  <dgm:choose name="Name83">
+                    <dgm:if name="Name84" func="var" arg="hierBranch" op="equ" val="l">
+                      <dgm:alg type="hierChild">
+                        <dgm:param type="chAlign" val="r"/>
+                        <dgm:param type="linDir" val="fromT"/>
+                      </dgm:alg>
+                    </dgm:if>
+                    <dgm:if name="Name85" func="var" arg="hierBranch" op="equ" val="r">
+                      <dgm:alg type="hierChild">
+                        <dgm:param type="chAlign" val="l"/>
+                        <dgm:param type="linDir" val="fromT"/>
+                      </dgm:alg>
+                    </dgm:if>
+                    <dgm:if name="Name86" func="var" arg="hierBranch" op="equ" val="hang">
+                      <dgm:choose name="Name87">
+                        <dgm:if name="Name88" func="var" arg="dir" op="equ" val="norm">
+                          <dgm:alg type="hierChild">
+                            <dgm:param type="chAlign" val="l"/>
+                            <dgm:param type="linDir" val="fromL"/>
+                            <dgm:param type="secChAlign" val="t"/>
+                            <dgm:param type="secLinDir" val="fromT"/>
+                          </dgm:alg>
+                        </dgm:if>
+                        <dgm:else name="Name89">
+                          <dgm:alg type="hierChild">
+                            <dgm:param type="chAlign" val="l"/>
+                            <dgm:param type="linDir" val="fromR"/>
+                            <dgm:param type="secChAlign" val="t"/>
+                            <dgm:param type="secLinDir" val="fromT"/>
+                          </dgm:alg>
+                        </dgm:else>
+                      </dgm:choose>
+                    </dgm:if>
+                    <dgm:if name="Name90" func="var" arg="hierBranch" op="equ" val="std">
+                      <dgm:choose name="Name91">
+                        <dgm:if name="Name92" func="var" arg="dir" op="equ" val="norm">
+                          <dgm:alg type="hierChild"/>
+                        </dgm:if>
+                        <dgm:else name="Name93">
+                          <dgm:alg type="hierChild">
+                            <dgm:param type="linDir" val="fromR"/>
+                          </dgm:alg>
+                        </dgm:else>
+                      </dgm:choose>
+                    </dgm:if>
+                    <dgm:if name="Name94" func="var" arg="hierBranch" op="equ" val="init">
+                      <dgm:choose name="Name95">
+                        <dgm:if name="Name96" axis="des" func="maxDepth" op="lte" val="1">
+                          <dgm:alg type="hierChild">
+                            <dgm:param type="chAlign" val="l"/>
+                            <dgm:param type="linDir" val="fromT"/>
+                          </dgm:alg>
+                        </dgm:if>
+                        <dgm:else name="Name97">
+                          <dgm:choose name="Name98">
+                            <dgm:if name="Name99" func="var" arg="dir" op="equ" val="norm">
+                              <dgm:alg type="hierChild"/>
+                            </dgm:if>
+                            <dgm:else name="Name100">
+                              <dgm:alg type="hierChild">
+                                <dgm:param type="linDir" val="fromR"/>
+                              </dgm:alg>
+                            </dgm:else>
+                          </dgm:choose>
+                        </dgm:else>
+                      </dgm:choose>
+                    </dgm:if>
+                    <dgm:else name="Name101"/>
+                  </dgm:choose>
+                  <dgm:shape xmlns:r="http://schemas.openxmlformats.org/officeDocument/2006/relationships" r:blip="">
+                    <dgm:adjLst/>
+                  </dgm:shape>
+                  <dgm:presOf/>
+                  <dgm:constrLst/>
+                  <dgm:ruleLst/>
+                  <dgm:forEach name="Name102" ref="rep2a"/>
+                </dgm:layoutNode>
+                <dgm:layoutNode name="hierChild5">
+                  <dgm:choose name="Name103">
+                    <dgm:if name="Name104" func="var" arg="dir" op="equ" val="norm">
+                      <dgm:alg type="hierChild">
+                        <dgm:param type="chAlign" val="l"/>
+                        <dgm:param type="linDir" val="fromL"/>
+                        <dgm:param type="secChAlign" val="t"/>
+                        <dgm:param type="secLinDir" val="fromT"/>
+                      </dgm:alg>
+                    </dgm:if>
+                    <dgm:else name="Name105">
+                      <dgm:alg type="hierChild">
+                        <dgm:param type="chAlign" val="l"/>
+                        <dgm:param type="linDir" val="fromR"/>
+                        <dgm:param type="secChAlign" val="t"/>
+                        <dgm:param type="secLinDir" val="fromT"/>
+                      </dgm:alg>
+                    </dgm:else>
+                  </dgm:choose>
+                  <dgm:shape xmlns:r="http://schemas.openxmlformats.org/officeDocument/2006/relationships" r:blip="">
+                    <dgm:adjLst/>
+                  </dgm:shape>
+                  <dgm:presOf/>
+                  <dgm:constrLst/>
+                  <dgm:ruleLst/>
+                  <dgm:forEach name="Name106" ref="rep2b"/>
+                </dgm:layoutNode>
+              </dgm:layoutNode>
+            </dgm:forEach>
+          </dgm:layoutNode>
+          <dgm:layoutNode name="hierChild3">
+            <dgm:choose name="Name107">
+              <dgm:if name="Name108" func="var" arg="dir" op="equ" val="norm">
+                <dgm:alg type="hierChild">
+                  <dgm:param type="chAlign" val="l"/>
+                  <dgm:param type="linDir" val="fromL"/>
+                  <dgm:param type="secChAlign" val="t"/>
+                  <dgm:param type="secLinDir" val="fromT"/>
+                </dgm:alg>
+              </dgm:if>
+              <dgm:else name="Name109">
+                <dgm:alg type="hierChild">
+                  <dgm:param type="chAlign" val="l"/>
+                  <dgm:param type="linDir" val="fromR"/>
+                  <dgm:param type="secChAlign" val="t"/>
+                  <dgm:param type="secLinDir" val="fromT"/>
+                </dgm:alg>
+              </dgm:else>
+            </dgm:choose>
+            <dgm:shape xmlns:r="http://schemas.openxmlformats.org/officeDocument/2006/relationships" r:blip="">
+              <dgm:adjLst/>
+            </dgm:shape>
+            <dgm:presOf/>
+            <dgm:constrLst/>
+            <dgm:ruleLst/>
+            <dgm:forEach name="rep2b" axis="ch" ptType="asst">
+              <dgm:forEach name="Name110" axis="precedSib" ptType="parTrans" st="-1" cnt="1">
+                <dgm:layoutNode name="Name111">
+                  <dgm:alg type="conn">
+                    <dgm:param type="connRout" val="bend"/>
+                    <dgm:param type="dim" val="1D"/>
+                    <dgm:param type="endSty" val="noArr"/>
+                    <dgm:param type="begPts" val="bCtr"/>
+                    <dgm:param type="endPts" val="midL midR"/>
+                  </dgm:alg>
+                  <dgm:shape xmlns:r="http://schemas.openxmlformats.org/officeDocument/2006/relationships" type="conn" r:blip="" zOrderOff="-99999">
+                    <dgm:adjLst/>
+                  </dgm:shape>
+                  <dgm:presOf axis="self"/>
+                  <dgm:constrLst>
+                    <dgm:constr type="begPad"/>
+                    <dgm:constr type="endPad"/>
+                  </dgm:constrLst>
+                  <dgm:ruleLst/>
+                </dgm:layoutNode>
+              </dgm:forEach>
+              <dgm:layoutNode name="hierRoot3">
+                <dgm:varLst>
+                  <dgm:hierBranch val="init"/>
+                </dgm:varLst>
+                <dgm:choose name="Name112">
+                  <dgm:if name="Name113" func="var" arg="hierBranch" op="equ" val="l">
+                    <dgm:alg type="hierRoot">
+                      <dgm:param type="hierAlign" val="tR"/>
+                    </dgm:alg>
+                    <dgm:shape xmlns:r="http://schemas.openxmlformats.org/officeDocument/2006/relationships" r:blip="">
+                      <dgm:adjLst/>
+                    </dgm:shape>
+                    <dgm:presOf/>
+                    <dgm:constrLst>
+                      <dgm:constr type="alignOff" val="0.65"/>
+                    </dgm:constrLst>
+                  </dgm:if>
+                  <dgm:if name="Name114" func="var" arg="hierBranch" op="equ" val="r">
+                    <dgm:alg type="hierRoot">
+                      <dgm:param type="hierAlign" val="tL"/>
+                    </dgm:alg>
+                    <dgm:shape xmlns:r="http://schemas.openxmlformats.org/officeDocument/2006/relationships" r:blip="">
+                      <dgm:adjLst/>
+                    </dgm:shape>
+                    <dgm:presOf/>
+                    <dgm:constrLst>
+                      <dgm:constr type="alignOff" val="0.65"/>
+                    </dgm:constrLst>
+                  </dgm:if>
+                  <dgm:if name="Name115" func="var" arg="hierBranch" op="equ" val="hang">
+                    <dgm:alg type="hierRoot"/>
+                    <dgm:shape xmlns:r="http://schemas.openxmlformats.org/officeDocument/2006/relationships" r:blip="">
+                      <dgm:adjLst/>
+                    </dgm:shape>
+                    <dgm:presOf/>
+                    <dgm:constrLst>
+                      <dgm:constr type="alignOff" val="0.65"/>
+                    </dgm:constrLst>
+                  </dgm:if>
+                  <dgm:if name="Name116" func="var" arg="hierBranch" op="equ" val="std">
+                    <dgm:alg type="hierRoot"/>
+                    <dgm:shape xmlns:r="http://schemas.openxmlformats.org/officeDocument/2006/relationships" r:blip="">
+                      <dgm:adjLst/>
+                    </dgm:shape>
+                    <dgm:presOf/>
+                    <dgm:constrLst>
+                      <dgm:constr type="alignOff"/>
+                      <dgm:constr type="bendDist" for="des" ptType="parTrans" refType="sp" fact="0.5"/>
+                    </dgm:constrLst>
+                  </dgm:if>
+                  <dgm:if name="Name117" func="var" arg="hierBranch" op="equ" val="init">
+                    <dgm:choose name="Name118">
+                      <dgm:if name="Name119" axis="des" func="maxDepth" op="lte" val="1">
+                        <dgm:alg type="hierRoot">
+                          <dgm:param type="hierAlign" val="tL"/>
+                        </dgm:alg>
+                        <dgm:shape xmlns:r="http://schemas.openxmlformats.org/officeDocument/2006/relationships" r:blip="">
+                          <dgm:adjLst/>
+                        </dgm:shape>
+                        <dgm:presOf/>
+                        <dgm:constrLst>
+                          <dgm:constr type="alignOff" val="0.65"/>
+                        </dgm:constrLst>
+                      </dgm:if>
+                      <dgm:else name="Name120">
+                        <dgm:alg type="hierRoot"/>
+                        <dgm:shape xmlns:r="http://schemas.openxmlformats.org/officeDocument/2006/relationships" r:blip="">
+                          <dgm:adjLst/>
+                        </dgm:shape>
+                        <dgm:presOf/>
+                        <dgm:constrLst>
+                          <dgm:constr type="alignOff"/>
+                          <dgm:constr type="bendDist" for="des" ptType="parTrans" refType="sp" fact="0.5"/>
+                        </dgm:constrLst>
+                      </dgm:else>
+                    </dgm:choose>
+                  </dgm:if>
+                  <dgm:else name="Name121"/>
+                </dgm:choose>
+                <dgm:ruleLst/>
+                <dgm:layoutNode name="rootComposite3">
+                  <dgm:alg type="composite"/>
+                  <dgm:shape xmlns:r="http://schemas.openxmlformats.org/officeDocument/2006/relationships" r:blip="">
+                    <dgm:adjLst/>
+                  </dgm:shape>
+                  <dgm:presOf axis="self" ptType="node" cnt="1"/>
+                  <dgm:choose name="Name122">
+                    <dgm:if name="Name123" func="var" arg="hierBranch" op="equ" val="init">
+                      <dgm:constrLst>
+                        <dgm:constr type="l" for="ch" forName="rootText3"/>
+                        <dgm:constr type="t" for="ch" forName="rootText3"/>
+                        <dgm:constr type="w" for="ch" forName="rootText3" refType="w"/>
+                        <dgm:constr type="h" for="ch" forName="rootText3" refType="h"/>
+                        <dgm:constr type="l" for="ch" forName="rootConnector3"/>
+                        <dgm:constr type="t" for="ch" forName="rootConnector3"/>
+                        <dgm:constr type="w" for="ch" forName="rootConnector3" refType="w" refFor="ch" refForName="rootText3" fact="0.2"/>
+                        <dgm:constr type="h" for="ch" forName="rootConnector3" refType="h" refFor="ch" refForName="rootText3"/>
+                      </dgm:constrLst>
+                    </dgm:if>
+                    <dgm:if name="Name124" func="var" arg="hierBranch" op="equ" val="l">
+                      <dgm:constrLst>
+                        <dgm:constr type="l" for="ch" forName="rootText3"/>
+                        <dgm:constr type="t" for="ch" forName="rootText3"/>
+                        <dgm:constr type="w" for="ch" forName="rootText3" refType="w"/>
+                        <dgm:constr type="h" for="ch" forName="rootText3" refType="h"/>
+                        <dgm:constr type="r" for="ch" forName="rootConnector3" refType="w"/>
+                        <dgm:constr type="t" for="ch" forName="rootConnector3"/>
+                        <dgm:constr type="w" for="ch" forName="rootConnector3" refType="w" refFor="ch" refForName="rootText3" fact="0.2"/>
+                        <dgm:constr type="h" for="ch" forName="rootConnector3" refType="h" refFor="ch" refForName="rootText3"/>
+                      </dgm:constrLst>
+                    </dgm:if>
+                    <dgm:if name="Name125" func="var" arg="hierBranch" op="equ" val="r">
+                      <dgm:constrLst>
+                        <dgm:constr type="l" for="ch" forName="rootText3"/>
+                        <dgm:constr type="t" for="ch" forName="rootText3"/>
+                        <dgm:constr type="w" for="ch" forName="rootText3" refType="w"/>
+                        <dgm:constr type="h" for="ch" forName="rootText3" refType="h"/>
+                        <dgm:constr type="l" for="ch" forName="rootConnector3"/>
+                        <dgm:constr type="t" for="ch" forName="rootConnector3"/>
+                        <dgm:constr type="w" for="ch" forName="rootConnector3" refType="w" refFor="ch" refForName="rootText3" fact="0.2"/>
+                        <dgm:constr type="h" for="ch" forName="rootConnector3" refType="h" refFor="ch" refForName="rootText3"/>
+                      </dgm:constrLst>
+                    </dgm:if>
+                    <dgm:else name="Name126">
+                      <dgm:constrLst>
+                        <dgm:constr type="l" for="ch" forName="rootText3"/>
+                        <dgm:constr type="t" for="ch" forName="rootText3"/>
+                        <dgm:constr type="w" for="ch" forName="rootText3" refType="w"/>
+                        <dgm:constr type="h" for="ch" forName="rootText3" refType="h"/>
+                        <dgm:constr type="r" for="ch" forName="rootConnector3" refType="w"/>
+                        <dgm:constr type="t" for="ch" forName="rootConnector3"/>
+                        <dgm:constr type="w" for="ch" forName="rootConnector3" refType="w" refFor="ch" refForName="rootText3" fact="0.2"/>
+                        <dgm:constr type="h" for="ch" forName="rootConnector3" refType="h" refFor="ch" refForName="rootText3"/>
+                      </dgm:constrLst>
+                    </dgm:else>
+                  </dgm:choose>
+                  <dgm:ruleLst/>
+                  <dgm:layoutNode name="rootText3">
+                    <dgm:varLst>
+                      <dgm:chPref val="3"/>
+                    </dgm:varLst>
+                    <dgm:alg type="tx"/>
+                    <dgm:shape xmlns:r="http://schemas.openxmlformats.org/officeDocument/2006/relationships" type="rect" r:blip="">
+                      <dgm:adjLst/>
+                    </dgm:shape>
+                    <dgm:presOf axis="self" ptType="node" cnt="1"/>
+                    <dgm:constrLst>
+                      <dgm:constr type="primFontSz" val="65"/>
+                      <dgm:constr type="lMarg" refType="primFontSz" fact="0.05"/>
+                      <dgm:constr type="rMarg" refType="primFontSz" fact="0.05"/>
+                      <dgm:constr type="tMarg" refType="primFontSz" fact="0.05"/>
+                      <dgm:constr type="bMarg" refType="primFontSz" fact="0.05"/>
+                    </dgm:constrLst>
+                    <dgm:ruleLst>
+                      <dgm:rule type="primFontSz" val="5" fact="NaN" max="NaN"/>
+                    </dgm:ruleLst>
+                  </dgm:layoutNode>
+                  <dgm:layoutNode name="rootConnector3" moveWith="rootText1">
+                    <dgm:alg type="sp"/>
+                    <dgm:shape xmlns:r="http://schemas.openxmlformats.org/officeDocument/2006/relationships" type="rect" r:blip="" hideGeom="1">
+                      <dgm:adjLst/>
+                    </dgm:shape>
+                    <dgm:presOf axis="self" ptType="node" cnt="1"/>
+                    <dgm:constrLst/>
+                    <dgm:ruleLst/>
+                  </dgm:layoutNode>
+                </dgm:layoutNode>
+                <dgm:layoutNode name="hierChild6">
+                  <dgm:choose name="Name127">
+                    <dgm:if name="Name128" func="var" arg="hierBranch" op="equ" val="l">
+                      <dgm:alg type="hierChild">
+                        <dgm:param type="chAlign" val="r"/>
+                        <dgm:param type="linDir" val="fromT"/>
+                      </dgm:alg>
+                    </dgm:if>
+                    <dgm:if name="Name129" func="var" arg="hierBranch" op="equ" val="r">
+                      <dgm:alg type="hierChild">
+                        <dgm:param type="chAlign" val="l"/>
+                        <dgm:param type="linDir" val="fromT"/>
+                      </dgm:alg>
+                    </dgm:if>
+                    <dgm:if name="Name130" func="var" arg="hierBranch" op="equ" val="hang">
+                      <dgm:choose name="Name131">
+                        <dgm:if name="Name132" func="var" arg="dir" op="equ" val="norm">
+                          <dgm:alg type="hierChild">
+                            <dgm:param type="chAlign" val="l"/>
+                            <dgm:param type="linDir" val="fromL"/>
+                            <dgm:param type="secChAlign" val="t"/>
+                            <dgm:param type="secLinDir" val="fromT"/>
+                          </dgm:alg>
+                        </dgm:if>
+                        <dgm:else name="Name133">
+                          <dgm:alg type="hierChild">
+                            <dgm:param type="chAlign" val="l"/>
+                            <dgm:param type="linDir" val="fromR"/>
+                            <dgm:param type="secChAlign" val="t"/>
+                            <dgm:param type="secLinDir" val="fromT"/>
+                          </dgm:alg>
+                        </dgm:else>
+                      </dgm:choose>
+                    </dgm:if>
+                    <dgm:if name="Name134" func="var" arg="hierBranch" op="equ" val="std">
+                      <dgm:choose name="Name135">
+                        <dgm:if name="Name136" func="var" arg="dir" op="equ" val="norm">
+                          <dgm:alg type="hierChild"/>
+                        </dgm:if>
+                        <dgm:else name="Name137">
+                          <dgm:alg type="hierChild">
+                            <dgm:param type="linDir" val="fromR"/>
+                          </dgm:alg>
+                        </dgm:else>
+                      </dgm:choose>
+                    </dgm:if>
+                    <dgm:if name="Name138" func="var" arg="hierBranch" op="equ" val="init">
+                      <dgm:choose name="Name139">
+                        <dgm:if name="Name140" axis="des" func="maxDepth" op="lte" val="1">
+                          <dgm:alg type="hierChild">
+                            <dgm:param type="chAlign" val="l"/>
+                            <dgm:param type="linDir" val="fromT"/>
+                          </dgm:alg>
+                        </dgm:if>
+                        <dgm:else name="Name141">
+                          <dgm:alg type="hierChild"/>
+                        </dgm:else>
+                      </dgm:choose>
+                    </dgm:if>
+                    <dgm:else name="Name142"/>
+                  </dgm:choose>
+                  <dgm:shape xmlns:r="http://schemas.openxmlformats.org/officeDocument/2006/relationships" r:blip="">
+                    <dgm:adjLst/>
+                  </dgm:shape>
+                  <dgm:presOf/>
+                  <dgm:constrLst/>
+                  <dgm:ruleLst/>
+                  <dgm:forEach name="Name143" ref="rep2a"/>
+                </dgm:layoutNode>
+                <dgm:layoutNode name="hierChild7">
+                  <dgm:choose name="Name144">
+                    <dgm:if name="Name145" func="var" arg="dir" op="equ" val="norm">
+                      <dgm:alg type="hierChild">
+                        <dgm:param type="chAlign" val="l"/>
+                        <dgm:param type="linDir" val="fromL"/>
+                        <dgm:param type="secChAlign" val="t"/>
+                        <dgm:param type="secLinDir" val="fromT"/>
+                      </dgm:alg>
+                    </dgm:if>
+                    <dgm:else name="Name146">
+                      <dgm:alg type="hierChild">
+                        <dgm:param type="chAlign" val="l"/>
+                        <dgm:param type="linDir" val="fromR"/>
+                        <dgm:param type="secChAlign" val="t"/>
+                        <dgm:param type="secLinDir" val="fromT"/>
+                      </dgm:alg>
+                    </dgm:else>
+                  </dgm:choose>
+                  <dgm:shape xmlns:r="http://schemas.openxmlformats.org/officeDocument/2006/relationships" r:blip="">
+                    <dgm:adjLst/>
+                  </dgm:shape>
+                  <dgm:presOf/>
+                  <dgm:constrLst/>
+                  <dgm:ruleLst/>
+                  <dgm:forEach name="Name147" ref="rep2b"/>
+                </dgm:layoutNode>
+              </dgm:layoutNode>
+            </dgm:forEach>
+          </dgm:layoutNode>
+        </dgm:layoutNode>
+      </dgm:forEach>
+    </dgm:forEach>
+  </dgm:layoutNode>
+</dgm:layoutDef>
+</file>
+
+<file path=word/diagrams/quickStyle1.xml><?xml version="1.0" encoding="utf-8"?>
+<dgm:styleDef xmlns:dgm="http://schemas.openxmlformats.org/drawingml/2006/diagram" xmlns:a="http://schemas.openxmlformats.org/drawingml/2006/main" uniqueId="urn:microsoft.com/office/officeart/2005/8/quickstyle/simple1">
+  <dgm:title val=""/>
+  <dgm:desc val=""/>
+  <dgm:catLst>
+    <dgm:cat type="simple" pri="10100"/>
+  </dgm:catLst>
+  <dgm:scene3d>
+    <a:camera prst="orthographicFront"/>
+    <a:lightRig rig="threePt" dir="t"/>
+  </dgm:scene3d>
+  <dgm:styleLbl name="node0">
+    <dgm:scene3d>
+      <a:camera prst="orthographicFront"/>
+      <a:lightRig rig="threePt" dir="t"/>
+    </dgm:scene3d>
+    <dgm:sp3d/>
+    <dgm:txPr/>
+    <dgm:style>
+      <a:lnRef idx="2">
+        <a:scrgbClr r="0" g="0" b="0"/>
+      </a:lnRef>
+      <a:fillRef idx="1">
+        <a:scrgbClr r="0" g="0" b="0"/>
+      </a:fillRef>
+      <a:effectRef idx="0">
+        <a:scrgbClr r="0" g="0" b="0"/>
+      </a:effectRef>
+      <a:fontRef idx="minor">
+        <a:schemeClr val="lt1"/>
+      </a:fontRef>
+    </dgm:style>
+  </dgm:styleLbl>
+  <dgm:styleLbl name="lnNode1">
+    <dgm:scene3d>
+      <a:camera prst="orthographicFront"/>
+      <a:lightRig rig="threePt" dir="t"/>
+    </dgm:scene3d>
+    <dgm:sp3d/>
+    <dgm:txPr/>
+    <dgm:style>
+      <a:lnRef idx="2">
+        <a:scrgbClr r="0" g="0" b="0"/>
+      </a:lnRef>
+      <a:fillRef idx="1">
+        <a:scrgbClr r="0" g="0" b="0"/>
+      </a:fillRef>
+      <a:effectRef idx="0">
+        <a:scrgbClr r="0" g="0" b="0"/>
+      </a:effectRef>
+      <a:fontRef idx="minor">
+        <a:schemeClr val="lt1"/>
+      </a:fontRef>
+    </dgm:style>
+  </dgm:styleLbl>
+  <dgm:styleLbl name="vennNode1">
+    <dgm:scene3d>
+      <a:camera prst="orthographicFront"/>
+      <a:lightRig rig="threePt" dir="t"/>
+    </dgm:scene3d>
+    <dgm:sp3d/>
+    <dgm:txPr/>
+    <dgm:style>
+      <a:lnRef idx="2">
+        <a:scrgbClr r="0" g="0" b="0"/>
+      </a:lnRef>
+      <a:fillRef idx="1">
+        <a:scrgbClr r="0" g="0" b="0"/>
+      </a:fillRef>
+      <a:effectRef idx="0">
+        <a:scrgbClr r="0" g="0" b="0"/>
+      </a:effectRef>
+      <a:fontRef idx="minor">
+        <a:schemeClr val="tx1"/>
+      </a:fontRef>
+    </dgm:style>
+  </dgm:styleLbl>
+  <dgm:styleLbl name="alignNode1">
+    <dgm:scene3d>
+      <a:camera prst="orthographicFront"/>
+      <a:lightRig rig="threePt" dir="t"/>
+    </dgm:scene3d>
+    <dgm:sp3d/>
+    <dgm:txPr/>
+    <dgm:style>
+      <a:lnRef idx="2">
+        <a:scrgbClr r="0" g="0" b="0"/>
+      </a:lnRef>
+      <a:fillRef idx="1">
+        <a:scrgbClr r="0" g="0" b="0"/>
+      </a:fillRef>
+      <a:effectRef idx="0">
+        <a:scrgbClr r="0" g="0" b="0"/>
+      </a:effectRef>
+      <a:fontRef idx="minor">
+        <a:schemeClr val="lt1"/>
+      </a:fontRef>
+    </dgm:style>
+  </dgm:styleLbl>
+  <dgm:styleLbl name="node1">
+    <dgm:scene3d>
+      <a:camera prst="orthographicFront"/>
+      <a:lightRig rig="threePt" dir="t"/>
+    </dgm:scene3d>
+    <dgm:sp3d/>
+    <dgm:txPr/>
+    <dgm:style>
+      <a:lnRef idx="2">
+        <a:scrgbClr r="0" g="0" b="0"/>
+      </a:lnRef>
+      <a:fillRef idx="1">
+        <a:scrgbClr r="0" g="0" b="0"/>
+      </a:fillRef>
+      <a:effectRef idx="0">
+        <a:scrgbClr r="0" g="0" b="0"/>
+      </a:effectRef>
+      <a:fontRef idx="minor">
+        <a:schemeClr val="lt1"/>
+      </a:fontRef>
+    </dgm:style>
+  </dgm:styleLbl>
+  <dgm:styleLbl name="node2">
+    <dgm:scene3d>
+      <a:camera prst="orthographicFront"/>
+      <a:lightRig rig="threePt" dir="t"/>
+    </dgm:scene3d>
+    <dgm:sp3d/>
+    <dgm:txPr/>
+    <dgm:style>
+      <a:lnRef idx="2">
+        <a:scrgbClr r="0" g="0" b="0"/>
+      </a:lnRef>
+      <a:fillRef idx="1">
+        <a:scrgbClr r="0" g="0" b="0"/>
+      </a:fillRef>
+      <a:effectRef idx="0">
+        <a:scrgbClr r="0" g="0" b="0"/>
+      </a:effectRef>
+      <a:fontRef idx="minor">
+        <a:schemeClr val="lt1"/>
+      </a:fontRef>
+    </dgm:style>
+  </dgm:styleLbl>
+  <dgm:styleLbl name="node3">
+    <dgm:scene3d>
+      <a:camera prst="orthographicFront"/>
+      <a:lightRig rig="threePt" dir="t"/>
+    </dgm:scene3d>
+    <dgm:sp3d/>
+    <dgm:txPr/>
+    <dgm:style>
+      <a:lnRef idx="2">
+        <a:scrgbClr r="0" g="0" b="0"/>
+      </a:lnRef>
+      <a:fillRef idx="1">
+        <a:scrgbClr r="0" g="0" b="0"/>
+      </a:fillRef>
+      <a:effectRef idx="0">
+        <a:scrgbClr r="0" g="0" b="0"/>
+      </a:effectRef>
+      <a:fontRef idx="minor">
+        <a:schemeClr val="lt1"/>
+      </a:fontRef>
+    </dgm:style>
+  </dgm:styleLbl>
+  <dgm:styleLbl name="node4">
+    <dgm:scene3d>
+      <a:camera prst="orthographicFront"/>
+      <a:lightRig rig="threePt" dir="t"/>
+    </dgm:scene3d>
+    <dgm:sp3d/>
+    <dgm:txPr/>
+    <dgm:style>
+      <a:lnRef idx="2">
+        <a:scrgbClr r="0" g="0" b="0"/>
+      </a:lnRef>
+      <a:fillRef idx="1">
+        <a:scrgbClr r="0" g="0" b="0"/>
+      </a:fillRef>
+      <a:effectRef idx="0">
+        <a:scrgbClr r="0" g="0" b="0"/>
+      </a:effectRef>
+      <a:fontRef idx="minor">
+        <a:schemeClr val="lt1"/>
+      </a:fontRef>
+    </dgm:style>
+  </dgm:styleLbl>
+  <dgm:styleLbl name="fgImgPlace1">
+    <dgm:scene3d>
+      <a:camera prst="orthographicFront"/>
+      <a:lightRig rig="threePt" dir="t"/>
+    </dgm:scene3d>
+    <dgm:sp3d/>
+    <dgm:txPr/>
+    <dgm:style>
+      <a:lnRef idx="2">
+        <a:scrgbClr r="0" g="0" b="0"/>
+      </a:lnRef>
+      <a:fillRef idx="1">
+        <a:scrgbClr r="0" g="0" b="0"/>
+      </a:fillRef>
+      <a:effectRef idx="0">
+        <a:scrgbClr r="0" g="0" b="0"/>
+      </a:effectRef>
+      <a:fontRef idx="minor"/>
+    </dgm:style>
+  </dgm:styleLbl>
+  <dgm:styleLbl name="alignImgPlace1">
+    <dgm:scene3d>
+      <a:camera prst="orthographicFront"/>
+      <a:lightRig rig="threePt" dir="t"/>
+    </dgm:scene3d>
+    <dgm:sp3d/>
+    <dgm:txPr/>
+    <dgm:style>
+      <a:lnRef idx="2">
+        <a:scrgbClr r="0" g="0" b="0"/>
+      </a:lnRef>
+      <a:fillRef idx="1">
+        <a:scrgbClr r="0" g="0" b="0"/>
+      </a:fillRef>
+      <a:effectRef idx="0">
+        <a:scrgbClr r="0" g="0" b="0"/>
+      </a:effectRef>
+      <a:fontRef idx="minor"/>
+    </dgm:style>
+  </dgm:styleLbl>
+  <dgm:styleLbl name="bgImgPlace1">
+    <dgm:scene3d>
+      <a:camera prst="orthographicFront"/>
+      <a:lightRig rig="threePt" dir="t"/>
+    </dgm:scene3d>
+    <dgm:sp3d/>
+    <dgm:txPr/>
+    <dgm:style>
+      <a:lnRef idx="2">
+        <a:scrgbClr r="0" g="0" b="0"/>
+      </a:lnRef>
+      <a:fillRef idx="1">
+        <a:scrgbClr r="0" g="0" b="0"/>
+      </a:fillRef>
+      <a:effectRef idx="0">
+        <a:scrgbClr r="0" g="0" b="0"/>
+      </a:effectRef>
+      <a:fontRef idx="minor"/>
+    </dgm:style>
+  </dgm:styleLbl>
+  <dgm:styleLbl name="sibTrans2D1">
+    <dgm:scene3d>
+      <a:camera prst="orthographicFront"/>
+      <a:lightRig rig="threePt" dir="t"/>
+    </dgm:scene3d>
+    <dgm:sp3d/>
+    <dgm:txPr/>
+    <dgm:style>
+      <a:lnRef idx="0">
+        <a:scrgbClr r="0" g="0" b="0"/>
+      </a:lnRef>
+      <a:fillRef idx="1">
+        <a:scrgbClr r="0" g="0" b="0"/>
+      </a:fillRef>
+      <a:effectRef idx="0">
+        <a:scrgbClr r="0" g="0" b="0"/>
+      </a:effectRef>
+      <a:fontRef idx="minor">
+        <a:schemeClr val="lt1"/>
+      </a:fontRef>
+    </dgm:style>
+  </dgm:styleLbl>
+  <dgm:styleLbl name="fgSibTrans2D1">
+    <dgm:scene3d>
+      <a:camera prst="orthographicFront"/>
+      <a:lightRig rig="threePt" dir="t"/>
+    </dgm:scene3d>
+    <dgm:sp3d/>
+    <dgm:txPr/>
+    <dgm:style>
+      <a:lnRef idx="0">
+        <a:scrgbClr r="0" g="0" b="0"/>
+      </a:lnRef>
+      <a:fillRef idx="1">
+        <a:scrgbClr r="0" g="0" b="0"/>
+      </a:fillRef>
+      <a:effectRef idx="0">
+        <a:scrgbClr r="0" g="0" b="0"/>
+      </a:effectRef>
+      <a:fontRef idx="minor">
+        <a:schemeClr val="lt1"/>
+      </a:fontRef>
+    </dgm:style>
+  </dgm:styleLbl>
+  <dgm:styleLbl name="bgSibTrans2D1">
+    <dgm:scene3d>
+      <a:camera prst="orthographicFront"/>
+      <a:lightRig rig="threePt" dir="t"/>
+    </dgm:scene3d>
+    <dgm:sp3d/>
+    <dgm:txPr/>
+    <dgm:style>
+      <a:lnRef idx="0">
+        <a:scrgbClr r="0" g="0" b="0"/>
+      </a:lnRef>
+      <a:fillRef idx="1">
+        <a:scrgbClr r="0" g="0" b="0"/>
+      </a:fillRef>
+      <a:effectRef idx="0">
+        <a:scrgbClr r="0" g="0" b="0"/>
+      </a:effectRef>
+      <a:fontRef idx="minor">
+        <a:schemeClr val="lt1"/>
+      </a:fontRef>
+    </dgm:style>
+  </dgm:styleLbl>
+  <dgm:styleLbl name="sibTrans1D1">
+    <dgm:scene3d>
+      <a:camera prst="orthographicFront"/>
+      <a:lightRig rig="threePt" dir="t"/>
+    </dgm:scene3d>
+    <dgm:sp3d/>
+    <dgm:txPr/>
+    <dgm:style>
+      <a:lnRef idx="1">
+        <a:scrgbClr r="0" g="0" b="0"/>
+      </a:lnRef>
+      <a:fillRef idx="0">
+        <a:scrgbClr r="0" g="0" b="0"/>
+      </a:fillRef>
+      <a:effectRef idx="0">
+        <a:scrgbClr r="0" g="0" b="0"/>
+      </a:effectRef>
+      <a:fontRef idx="minor"/>
+    </dgm:style>
+  </dgm:styleLbl>
+  <dgm:styleLbl name="callout">
+    <dgm:scene3d>
+      <a:camera prst="orthographicFront"/>
+      <a:lightRig rig="threePt" dir="t"/>
+    </dgm:scene3d>
+    <dgm:sp3d/>
+    <dgm:txPr/>
+    <dgm:style>
+      <a:lnRef idx="2">
+        <a:scrgbClr r="0" g="0" b="0"/>
+      </a:lnRef>
+      <a:fillRef idx="1">
+        <a:scrgbClr r="0" g="0" b="0"/>
+      </a:fillRef>
+      <a:effectRef idx="0">
+        <a:scrgbClr r="0" g="0" b="0"/>
+      </a:effectRef>
+      <a:fontRef idx="minor"/>
+    </dgm:style>
+  </dgm:styleLbl>
+  <dgm:styleLbl name="asst0">
+    <dgm:scene3d>
+      <a:camera prst="orthographicFront"/>
+      <a:lightRig rig="threePt" dir="t"/>
+    </dgm:scene3d>
+    <dgm:sp3d/>
+    <dgm:txPr/>
+    <dgm:style>
+      <a:lnRef idx="2">
+        <a:scrgbClr r="0" g="0" b="0"/>
+      </a:lnRef>
+      <a:fillRef idx="1">
+        <a:scrgbClr r="0" g="0" b="0"/>
+      </a:fillRef>
+      <a:effectRef idx="0">
+        <a:scrgbClr r="0" g="0" b="0"/>
+      </a:effectRef>
+      <a:fontRef idx="minor">
+        <a:schemeClr val="lt1"/>
+      </a:fontRef>
+    </dgm:style>
+  </dgm:styleLbl>
+  <dgm:styleLbl name="asst1">
+    <dgm:scene3d>
+      <a:camera prst="orthographicFront"/>
+      <a:lightRig rig="threePt" dir="t"/>
+    </dgm:scene3d>
+    <dgm:sp3d/>
+    <dgm:txPr/>
+    <dgm:style>
+      <a:lnRef idx="2">
+        <a:scrgbClr r="0" g="0" b="0"/>
+      </a:lnRef>
+      <a:fillRef idx="1">
+        <a:scrgbClr r="0" g="0" b="0"/>
+      </a:fillRef>
+      <a:effectRef idx="0">
+        <a:scrgbClr r="0" g="0" b="0"/>
+      </a:effectRef>
+      <a:fontRef idx="minor">
+        <a:schemeClr val="lt1"/>
+      </a:fontRef>
+    </dgm:style>
+  </dgm:styleLbl>
+  <dgm:styleLbl name="asst2">
+    <dgm:scene3d>
+      <a:camera prst="orthographicFront"/>
+      <a:lightRig rig="threePt" dir="t"/>
+    </dgm:scene3d>
+    <dgm:sp3d/>
+    <dgm:txPr/>
+    <dgm:style>
+      <a:lnRef idx="2">
+        <a:scrgbClr r="0" g="0" b="0"/>
+      </a:lnRef>
+      <a:fillRef idx="1">
+        <a:scrgbClr r="0" g="0" b="0"/>
+      </a:fillRef>
+      <a:effectRef idx="0">
+        <a:scrgbClr r="0" g="0" b="0"/>
+      </a:effectRef>
+      <a:fontRef idx="minor">
+        <a:schemeClr val="lt1"/>
+      </a:fontRef>
+    </dgm:style>
+  </dgm:styleLbl>
+  <dgm:styleLbl name="asst3">
+    <dgm:scene3d>
+      <a:camera prst="orthographicFront"/>
+      <a:lightRig rig="threePt" dir="t"/>
+    </dgm:scene3d>
+    <dgm:sp3d/>
+    <dgm:txPr/>
+    <dgm:style>
+      <a:lnRef idx="2">
+        <a:scrgbClr r="0" g="0" b="0"/>
+      </a:lnRef>
+      <a:fillRef idx="1">
+        <a:scrgbClr r="0" g="0" b="0"/>
+      </a:fillRef>
+      <a:effectRef idx="0">
+        <a:scrgbClr r="0" g="0" b="0"/>
+      </a:effectRef>
+      <a:fontRef idx="minor">
+        <a:schemeClr val="lt1"/>
+      </a:fontRef>
+    </dgm:style>
+  </dgm:styleLbl>
+  <dgm:styleLbl name="asst4">
+    <dgm:scene3d>
+      <a:camera prst="orthographicFront"/>
+      <a:lightRig rig="threePt" dir="t"/>
+    </dgm:scene3d>
+    <dgm:sp3d/>
+    <dgm:txPr/>
+    <dgm:style>
+      <a:lnRef idx="2">
+        <a:scrgbClr r="0" g="0" b="0"/>
+      </a:lnRef>
+      <a:fillRef idx="1">
+        <a:scrgbClr r="0" g="0" b="0"/>
+      </a:fillRef>
+      <a:effectRef idx="0">
+        <a:scrgbClr r="0" g="0" b="0"/>
+      </a:effectRef>
+      <a:fontRef idx="minor">
+        <a:schemeClr val="lt1"/>
+      </a:fontRef>
+    </dgm:style>
+  </dgm:styleLbl>
+  <dgm:styleLbl name="parChTrans2D1">
+    <dgm:scene3d>
+      <a:camera prst="orthographicFront"/>
+      <a:lightRig rig="threePt" dir="t"/>
+    </dgm:scene3d>
+    <dgm:sp3d/>
+    <dgm:txPr/>
+    <dgm:style>
+      <a:lnRef idx="2">
+        <a:scrgbClr r="0" g="0" b="0"/>
+      </a:lnRef>
+      <a:fillRef idx="1">
+        <a:scrgbClr r="0" g="0" b="0"/>
+      </a:fillRef>
+      <a:effectRef idx="0">
+        <a:scrgbClr r="0" g="0" b="0"/>
+      </a:effectRef>
+      <a:fontRef idx="minor">
+        <a:schemeClr val="lt1"/>
+      </a:fontRef>
+    </dgm:style>
+  </dgm:styleLbl>
+  <dgm:styleLbl name="parChTrans2D2">
+    <dgm:scene3d>
+      <a:camera prst="orthographicFront"/>
+      <a:lightRig rig="threePt" dir="t"/>
+    </dgm:scene3d>
+    <dgm:sp3d/>
+    <dgm:txPr/>
+    <dgm:style>
+      <a:lnRef idx="2">
+        <a:scrgbClr r="0" g="0" b="0"/>
+      </a:lnRef>
+      <a:fillRef idx="1">
+        <a:scrgbClr r="0" g="0" b="0"/>
+      </a:fillRef>
+      <a:effectRef idx="0">
+        <a:scrgbClr r="0" g="0" b="0"/>
+      </a:effectRef>
+      <a:fontRef idx="minor">
+        <a:schemeClr val="lt1"/>
+      </a:fontRef>
+    </dgm:style>
+  </dgm:styleLbl>
+  <dgm:styleLbl name="parChTrans2D3">
+    <dgm:scene3d>
+      <a:camera prst="orthographicFront"/>
+      <a:lightRig rig="threePt" dir="t"/>
+    </dgm:scene3d>
+    <dgm:sp3d/>
+    <dgm:txPr/>
+    <dgm:style>
+      <a:lnRef idx="2">
+        <a:scrgbClr r="0" g="0" b="0"/>
+      </a:lnRef>
+      <a:fillRef idx="1">
+        <a:scrgbClr r="0" g="0" b="0"/>
+      </a:fillRef>
+      <a:effectRef idx="0">
+        <a:scrgbClr r="0" g="0" b="0"/>
+      </a:effectRef>
+      <a:fontRef idx="minor">
+        <a:schemeClr val="lt1"/>
+      </a:fontRef>
+    </dgm:style>
+  </dgm:styleLbl>
+  <dgm:styleLbl name="parChTrans2D4">
+    <dgm:scene3d>
+      <a:camera prst="orthographicFront"/>
+      <a:lightRig rig="threePt" dir="t"/>
+    </dgm:scene3d>
+    <dgm:sp3d/>
+    <dgm:txPr/>
+    <dgm:style>
+      <a:lnRef idx="2">
+        <a:scrgbClr r="0" g="0" b="0"/>
+      </a:lnRef>
+      <a:fillRef idx="1">
+        <a:scrgbClr r="0" g="0" b="0"/>
+      </a:fillRef>
+      <a:effectRef idx="0">
+        <a:scrgbClr r="0" g="0" b="0"/>
+      </a:effectRef>
+      <a:fontRef idx="minor">
+        <a:schemeClr val="lt1"/>
+      </a:fontRef>
+    </dgm:style>
+  </dgm:styleLbl>
+  <dgm:styleLbl name="parChTrans1D1">
+    <dgm:scene3d>
+      <a:camera prst="orthographicFront"/>
+      <a:lightRig rig="threePt" dir="t"/>
+    </dgm:scene3d>
+    <dgm:sp3d/>
+    <dgm:txPr/>
+    <dgm:style>
+      <a:lnRef idx="2">
+        <a:scrgbClr r="0" g="0" b="0"/>
+      </a:lnRef>
+      <a:fillRef idx="0">
+        <a:scrgbClr r="0" g="0" b="0"/>
+      </a:fillRef>
+      <a:effectRef idx="0">
+        <a:scrgbClr r="0" g="0" b="0"/>
+      </a:effectRef>
+      <a:fontRef idx="minor"/>
+    </dgm:style>
+  </dgm:styleLbl>
+  <dgm:styleLbl name="parChTrans1D2">
+    <dgm:scene3d>
+      <a:camera prst="orthographicFront"/>
+      <a:lightRig rig="threePt" dir="t"/>
+    </dgm:scene3d>
+    <dgm:sp3d/>
+    <dgm:txPr/>
+    <dgm:style>
+      <a:lnRef idx="2">
+        <a:scrgbClr r="0" g="0" b="0"/>
+      </a:lnRef>
+      <a:fillRef idx="0">
+        <a:scrgbClr r="0" g="0" b="0"/>
+      </a:fillRef>
+      <a:effectRef idx="0">
+        <a:scrgbClr r="0" g="0" b="0"/>
+      </a:effectRef>
+      <a:fontRef idx="minor"/>
+    </dgm:style>
+  </dgm:styleLbl>
+  <dgm:styleLbl name="parChTrans1D3">
+    <dgm:scene3d>
+      <a:camera prst="orthographicFront"/>
+      <a:lightRig rig="threePt" dir="t"/>
+    </dgm:scene3d>
+    <dgm:sp3d/>
+    <dgm:txPr/>
+    <dgm:style>
+      <a:lnRef idx="2">
+        <a:scrgbClr r="0" g="0" b="0"/>
+      </a:lnRef>
+      <a:fillRef idx="0">
+        <a:scrgbClr r="0" g="0" b="0"/>
+      </a:fillRef>
+      <a:effectRef idx="0">
+        <a:scrgbClr r="0" g="0" b="0"/>
+      </a:effectRef>
+      <a:fontRef idx="minor"/>
+    </dgm:style>
+  </dgm:styleLbl>
+  <dgm:styleLbl name="parChTrans1D4">
+    <dgm:scene3d>
+      <a:camera prst="orthographicFront"/>
+      <a:lightRig rig="threePt" dir="t"/>
+    </dgm:scene3d>
+    <dgm:sp3d/>
+    <dgm:txPr/>
+    <dgm:style>
+      <a:lnRef idx="2">
+        <a:scrgbClr r="0" g="0" b="0"/>
+      </a:lnRef>
+      <a:fillRef idx="0">
+        <a:scrgbClr r="0" g="0" b="0"/>
+      </a:fillRef>
+      <a:effectRef idx="0">
+        <a:scrgbClr r="0" g="0" b="0"/>
+      </a:effectRef>
+      <a:fontRef idx="minor"/>
+    </dgm:style>
+  </dgm:styleLbl>
+  <dgm:styleLbl name="fgAcc1">
+    <dgm:scene3d>
+      <a:camera prst="orthographicFront"/>
+      <a:lightRig rig="threePt" dir="t"/>
+    </dgm:scene3d>
+    <dgm:sp3d/>
+    <dgm:txPr/>
+    <dgm:style>
+      <a:lnRef idx="2">
+        <a:scrgbClr r="0" g="0" b="0"/>
+      </a:lnRef>
+      <a:fillRef idx="1">
+        <a:scrgbClr r="0" g="0" b="0"/>
+      </a:fillRef>
+      <a:effectRef idx="0">
+        <a:scrgbClr r="0" g="0" b="0"/>
+      </a:effectRef>
+      <a:fontRef idx="minor"/>
+    </dgm:style>
+  </dgm:styleLbl>
+  <dgm:styleLbl name="conFgAcc1">
+    <dgm:scene3d>
+      <a:camera prst="orthographicFront"/>
+      <a:lightRig rig="threePt" dir="t"/>
+    </dgm:scene3d>
+    <dgm:sp3d/>
+    <dgm:txPr/>
+    <dgm:style>
+      <a:lnRef idx="2">
+        <a:scrgbClr r="0" g="0" b="0"/>
+      </a:lnRef>
+      <a:fillRef idx="1">
+        <a:scrgbClr r="0" g="0" b="0"/>
+      </a:fillRef>
+      <a:effectRef idx="0">
+        <a:scrgbClr r="0" g="0" b="0"/>
+      </a:effectRef>
+      <a:fontRef idx="minor"/>
+    </dgm:style>
+  </dgm:styleLbl>
+  <dgm:styleLbl name="alignAcc1">
+    <dgm:scene3d>
+      <a:camera prst="orthographicFront"/>
+      <a:lightRig rig="threePt" dir="t"/>
+    </dgm:scene3d>
+    <dgm:sp3d/>
+    <dgm:txPr/>
+    <dgm:style>
+      <a:lnRef idx="2">
+        <a:scrgbClr r="0" g="0" b="0"/>
+      </a:lnRef>
+      <a:fillRef idx="1">
+        <a:scrgbClr r="0" g="0" b="0"/>
+      </a:fillRef>
+      <a:effectRef idx="0">
+        <a:scrgbClr r="0" g="0" b="0"/>
+      </a:effectRef>
+      <a:fontRef idx="minor"/>
+    </dgm:style>
+  </dgm:styleLbl>
+  <dgm:styleLbl name="trAlignAcc1">
+    <dgm:scene3d>
+      <a:camera prst="orthographicFront"/>
+      <a:lightRig rig="threePt" dir="t"/>
+    </dgm:scene3d>
+    <dgm:sp3d/>
+    <dgm:txPr/>
+    <dgm:style>
+      <a:lnRef idx="1">
+        <a:scrgbClr r="0" g="0" b="0"/>
+      </a:lnRef>
+      <a:fillRef idx="1">
+        <a:scrgbClr r="0" g="0" b="0"/>
+      </a:fillRef>
+      <a:effectRef idx="0">
+        <a:scrgbClr r="0" g="0" b="0"/>
+      </a:effectRef>
+      <a:fontRef idx="minor"/>
+    </dgm:style>
+  </dgm:styleLbl>
+  <dgm:styleLbl name="bgAcc1">
+    <dgm:scene3d>
+      <a:camera prst="orthographicFront"/>
+      <a:lightRig rig="threePt" dir="t"/>
+    </dgm:scene3d>
+    <dgm:sp3d/>
+    <dgm:txPr/>
+    <dgm:style>
+      <a:lnRef idx="2">
+        <a:scrgbClr r="0" g="0" b="0"/>
+      </a:lnRef>
+      <a:fillRef idx="1">
+        <a:scrgbClr r="0" g="0" b="0"/>
+      </a:fillRef>
+      <a:effectRef idx="0">
+        <a:scrgbClr r="0" g="0" b="0"/>
+      </a:effectRef>
+      <a:fontRef idx="minor"/>
+    </dgm:style>
+  </dgm:styleLbl>
+  <dgm:styleLbl name="solidFgAcc1">
+    <dgm:scene3d>
+      <a:camera prst="orthographicFront"/>
+      <a:lightRig rig="threePt" dir="t"/>
+    </dgm:scene3d>
+    <dgm:sp3d/>
+    <dgm:txPr/>
+    <dgm:style>
+      <a:lnRef idx="2">
+        <a:scrgbClr r="0" g="0" b="0"/>
+      </a:lnRef>
+      <a:fillRef idx="1">
+        <a:scrgbClr r="0" g="0" b="0"/>
+      </a:fillRef>
+      <a:effectRef idx="0">
+        <a:scrgbClr r="0" g="0" b="0"/>
+      </a:effectRef>
+      <a:fontRef idx="minor"/>
+    </dgm:style>
+  </dgm:styleLbl>
+  <dgm:styleLbl name="solidAlignAcc1">
+    <dgm:scene3d>
+      <a:camera prst="orthographicFront"/>
+      <a:lightRig rig="threePt" dir="t"/>
+    </dgm:scene3d>
+    <dgm:sp3d/>
+    <dgm:txPr/>
+    <dgm:style>
+      <a:lnRef idx="2">
+        <a:scrgbClr r="0" g="0" b="0"/>
+      </a:lnRef>
+      <a:fillRef idx="1">
+        <a:scrgbClr r="0" g="0" b="0"/>
+      </a:fillRef>
+      <a:effectRef idx="0">
+        <a:scrgbClr r="0" g="0" b="0"/>
+      </a:effectRef>
+      <a:fontRef idx="minor"/>
+    </dgm:style>
+  </dgm:styleLbl>
+  <dgm:styleLbl name="solidBgAcc1">
+    <dgm:scene3d>
+      <a:camera prst="orthographicFront"/>
+      <a:lightRig rig="threePt" dir="t"/>
+    </dgm:scene3d>
+    <dgm:sp3d/>
+    <dgm:txPr/>
+    <dgm:style>
+      <a:lnRef idx="2">
+        <a:scrgbClr r="0" g="0" b="0"/>
+      </a:lnRef>
+      <a:fillRef idx="1">
+        <a:scrgbClr r="0" g="0" b="0"/>
+      </a:fillRef>
+      <a:effectRef idx="0">
+        <a:scrgbClr r="0" g="0" b="0"/>
+      </a:effectRef>
+      <a:fontRef idx="minor"/>
+    </dgm:style>
+  </dgm:styleLbl>
+  <dgm:styleLbl name="fgAccFollowNode1">
+    <dgm:scene3d>
+      <a:camera prst="orthographicFront"/>
+      <a:lightRig rig="threePt" dir="t"/>
+    </dgm:scene3d>
+    <dgm:sp3d/>
+    <dgm:txPr/>
+    <dgm:style>
+      <a:lnRef idx="2">
+        <a:scrgbClr r="0" g="0" b="0"/>
+      </a:lnRef>
+      <a:fillRef idx="1">
+        <a:scrgbClr r="0" g="0" b="0"/>
+      </a:fillRef>
+      <a:effectRef idx="0">
+        <a:scrgbClr r="0" g="0" b="0"/>
+      </a:effectRef>
+      <a:fontRef idx="minor"/>
+    </dgm:style>
+  </dgm:styleLbl>
+  <dgm:styleLbl name="alignAccFollowNode1">
+    <dgm:scene3d>
+      <a:camera prst="orthographicFront"/>
+      <a:lightRig rig="threePt" dir="t"/>
+    </dgm:scene3d>
+    <dgm:sp3d/>
+    <dgm:txPr/>
+    <dgm:style>
+      <a:lnRef idx="2">
+        <a:scrgbClr r="0" g="0" b="0"/>
+      </a:lnRef>
+      <a:fillRef idx="1">
+        <a:scrgbClr r="0" g="0" b="0"/>
+      </a:fillRef>
+      <a:effectRef idx="0">
+        <a:scrgbClr r="0" g="0" b="0"/>
+      </a:effectRef>
+      <a:fontRef idx="minor"/>
+    </dgm:style>
+  </dgm:styleLbl>
+  <dgm:styleLbl name="bgAccFollowNode1">
+    <dgm:scene3d>
+      <a:camera prst="orthographicFront"/>
+      <a:lightRig rig="threePt" dir="t"/>
+    </dgm:scene3d>
+    <dgm:sp3d/>
+    <dgm:txPr/>
+    <dgm:style>
+      <a:lnRef idx="2">
+        <a:scrgbClr r="0" g="0" b="0"/>
+      </a:lnRef>
+      <a:fillRef idx="1">
+        <a:scrgbClr r="0" g="0" b="0"/>
+      </a:fillRef>
+      <a:effectRef idx="0">
+        <a:scrgbClr r="0" g="0" b="0"/>
+      </a:effectRef>
+      <a:fontRef idx="minor"/>
+    </dgm:style>
+  </dgm:styleLbl>
+  <dgm:styleLbl name="fgAcc0">
+    <dgm:scene3d>
+      <a:camera prst="orthographicFront"/>
+      <a:lightRig rig="threePt" dir="t"/>
+    </dgm:scene3d>
+    <dgm:sp3d/>
+    <dgm:txPr/>
+    <dgm:style>
+      <a:lnRef idx="2">
+        <a:scrgbClr r="0" g="0" b="0"/>
+      </a:lnRef>
+      <a:fillRef idx="1">
+        <a:scrgbClr r="0" g="0" b="0"/>
+      </a:fillRef>
+      <a:effectRef idx="0">
+        <a:scrgbClr r="0" g="0" b="0"/>
+      </a:effectRef>
+      <a:fontRef idx="minor"/>
+    </dgm:style>
+  </dgm:styleLbl>
+  <dgm:styleLbl name="fgAcc2">
+    <dgm:scene3d>
+      <a:camera prst="orthographicFront"/>
+      <a:lightRig rig="threePt" dir="t"/>
+    </dgm:scene3d>
+    <dgm:sp3d/>
+    <dgm:txPr/>
+    <dgm:style>
+      <a:lnRef idx="2">
+        <a:scrgbClr r="0" g="0" b="0"/>
+      </a:lnRef>
+      <a:fillRef idx="1">
+        <a:scrgbClr r="0" g="0" b="0"/>
+      </a:fillRef>
+      <a:effectRef idx="0">
+        <a:scrgbClr r="0" g="0" b="0"/>
+      </a:effectRef>
+      <a:fontRef idx="minor"/>
+    </dgm:style>
+  </dgm:styleLbl>
+  <dgm:styleLbl name="fgAcc3">
+    <dgm:scene3d>
+      <a:camera prst="orthographicFront"/>
+      <a:lightRig rig="threePt" dir="t"/>
+    </dgm:scene3d>
+    <dgm:sp3d/>
+    <dgm:txPr/>
+    <dgm:style>
+      <a:lnRef idx="2">
+        <a:scrgbClr r="0" g="0" b="0"/>
+      </a:lnRef>
+      <a:fillRef idx="1">
+        <a:scrgbClr r="0" g="0" b="0"/>
+      </a:fillRef>
+      <a:effectRef idx="0">
+        <a:scrgbClr r="0" g="0" b="0"/>
+      </a:effectRef>
+      <a:fontRef idx="minor"/>
+    </dgm:style>
+  </dgm:styleLbl>
+  <dgm:styleLbl name="fgAcc4">
+    <dgm:scene3d>
+      <a:camera prst="orthographicFront"/>
+      <a:lightRig rig="threePt" dir="t"/>
+    </dgm:scene3d>
+    <dgm:sp3d/>
+    <dgm:txPr/>
+    <dgm:style>
+      <a:lnRef idx="2">
+        <a:scrgbClr r="0" g="0" b="0"/>
+      </a:lnRef>
+      <a:fillRef idx="1">
+        <a:scrgbClr r="0" g="0" b="0"/>
+      </a:fillRef>
+      <a:effectRef idx="0">
+        <a:scrgbClr r="0" g="0" b="0"/>
+      </a:effectRef>
+      <a:fontRef idx="minor"/>
+    </dgm:style>
+  </dgm:styleLbl>
+  <dgm:styleLbl name="bgShp">
+    <dgm:scene3d>
+      <a:camera prst="orthographicFront"/>
+      <a:lightRig rig="threePt" dir="t"/>
+    </dgm:scene3d>
+    <dgm:sp3d/>
+    <dgm:txPr/>
+    <dgm:style>
+      <a:lnRef idx="0">
+        <a:scrgbClr r="0" g="0" b="0"/>
+      </a:lnRef>
+      <a:fillRef idx="1">
+        <a:scrgbClr r="0" g="0" b="0"/>
+      </a:fillRef>
+      <a:effectRef idx="0">
+        <a:scrgbClr r="0" g="0" b="0"/>
+      </a:effectRef>
+      <a:fontRef idx="minor"/>
+    </dgm:style>
+  </dgm:styleLbl>
+  <dgm:styleLbl name="dkBgShp">
+    <dgm:scene3d>
+      <a:camera prst="orthographicFront"/>
+      <a:lightRig rig="threePt" dir="t"/>
+    </dgm:scene3d>
+    <dgm:sp3d/>
+    <dgm:txPr/>
+    <dgm:style>
+      <a:lnRef idx="0">
+        <a:scrgbClr r="0" g="0" b="0"/>
+      </a:lnRef>
+      <a:fillRef idx="1">
+        <a:scrgbClr r="0" g="0" b="0"/>
+      </a:fillRef>
+      <a:effectRef idx="0">
+        <a:scrgbClr r="0" g="0" b="0"/>
+      </a:effectRef>
+      <a:fontRef idx="minor"/>
+    </dgm:style>
+  </dgm:styleLbl>
+  <dgm:styleLbl name="trBgShp">
+    <dgm:scene3d>
+      <a:camera prst="orthographicFront"/>
+      <a:lightRig rig="threePt" dir="t"/>
+    </dgm:scene3d>
+    <dgm:sp3d/>
+    <dgm:txPr/>
+    <dgm:style>
+      <a:lnRef idx="0">
+        <a:scrgbClr r="0" g="0" b="0"/>
+      </a:lnRef>
+      <a:fillRef idx="1">
+        <a:scrgbClr r="0" g="0" b="0"/>
+      </a:fillRef>
+      <a:effectRef idx="0">
+        <a:scrgbClr r="0" g="0" b="0"/>
+      </a:effectRef>
+      <a:fontRef idx="minor"/>
+    </dgm:style>
+  </dgm:styleLbl>
+  <dgm:styleLbl name="fgShp">
+    <dgm:scene3d>
+      <a:camera prst="orthographicFront"/>
+      <a:lightRig rig="threePt" dir="t"/>
+    </dgm:scene3d>
+    <dgm:sp3d/>
+    <dgm:txPr/>
+    <dgm:style>
+      <a:lnRef idx="2">
+        <a:scrgbClr r="0" g="0" b="0"/>
+      </a:lnRef>
+      <a:fillRef idx="1">
+        <a:scrgbClr r="0" g="0" b="0"/>
+      </a:fillRef>
+      <a:effectRef idx="0">
+        <a:scrgbClr r="0" g="0" b="0"/>
+      </a:effectRef>
+      <a:fontRef idx="minor"/>
+    </dgm:style>
+  </dgm:styleLbl>
+  <dgm:styleLbl name="revTx">
+    <dgm:scene3d>
+      <a:camera prst="orthographicFront"/>
+      <a:lightRig rig="threePt" dir="t"/>
+    </dgm:scene3d>
+    <dgm:sp3d/>
+    <dgm:txPr/>
+    <dgm:style>
+      <a:lnRef idx="0">
+        <a:scrgbClr r="0" g="0" b="0"/>
+      </a:lnRef>
+      <a:fillRef idx="0">
+        <a:scrgbClr r="0" g="0" b="0"/>
+      </a:fillRef>
+      <a:effectRef idx="0">
+        <a:scrgbClr r="0" g="0" b="0"/>
+      </a:effectRef>
+      <a:fontRef idx="minor"/>
+    </dgm:style>
+  </dgm:styleLbl>
+</dgm:styleDef>
 </file>
 
 <file path=word/theme/theme1.xml><?xml version="1.0" encoding="utf-8"?>
@@ -1555,4 +6999,16 @@
     </a:ext>
   </a:extLst>
 </a:theme>
+</file>
+
+<file path=customXml/item1.xml><?xml version="1.0" encoding="utf-8"?>
+<b:Sources xmlns:b="http://schemas.openxmlformats.org/officeDocument/2006/bibliography" xmlns="http://schemas.openxmlformats.org/officeDocument/2006/bibliography" SelectedStyle="\APASixthEditionOfficeOnline.xsl" StyleName="APA" Version="6"/>
+</file>
+
+<file path=customXml/itemProps1.xml><?xml version="1.0" encoding="utf-8"?>
+<ds:datastoreItem xmlns:ds="http://schemas.openxmlformats.org/officeDocument/2006/customXml" ds:itemID="{30DA4B45-2D2F-4305-9FCA-15E8DB080145}">
+  <ds:schemaRefs>
+    <ds:schemaRef ds:uri="http://schemas.openxmlformats.org/officeDocument/2006/bibliography"/>
+  </ds:schemaRefs>
+</ds:datastoreItem>
 </file>